--- a/Files/2-nd course/4-th semester/Information theory/Laboratory work/Lab #1/Vlad/БПИ2402_ГордовВТ_Лабораторная1_Отчет.docx
+++ b/Files/2-nd course/4-th semester/Information theory/Laboratory work/Lab #1/Vlad/БПИ2402_ГордовВТ_Лабораторная1_Отчет.docx
@@ -178,7 +178,7 @@
     </w:p>
     <w:p>
       <w:pPr>
-        <w:pStyle w:val="aff4"/>
+        <w:pStyle w:val="aff5"/>
         <w:ind w:left="0" w:firstLine="0"/>
         <w:rPr>
           <w:szCs w:val="28"/>
@@ -187,7 +187,7 @@
     </w:p>
     <w:p>
       <w:pPr>
-        <w:pStyle w:val="aff4"/>
+        <w:pStyle w:val="aff5"/>
         <w:ind w:left="0" w:firstLine="0"/>
         <w:rPr>
           <w:szCs w:val="28"/>
@@ -196,7 +196,7 @@
     </w:p>
     <w:p>
       <w:pPr>
-        <w:pStyle w:val="aff4"/>
+        <w:pStyle w:val="aff5"/>
         <w:ind w:left="0" w:firstLine="0"/>
         <w:rPr>
           <w:szCs w:val="28"/>
@@ -205,7 +205,7 @@
     </w:p>
     <w:p>
       <w:pPr>
-        <w:pStyle w:val="aff4"/>
+        <w:pStyle w:val="aff5"/>
         <w:ind w:left="0" w:firstLine="0"/>
         <w:rPr>
           <w:szCs w:val="28"/>
@@ -214,7 +214,7 @@
     </w:p>
     <w:p>
       <w:pPr>
-        <w:pStyle w:val="aff4"/>
+        <w:pStyle w:val="aff5"/>
         <w:ind w:left="0" w:firstLine="0"/>
         <w:rPr>
           <w:szCs w:val="28"/>
@@ -223,7 +223,7 @@
     </w:p>
     <w:p>
       <w:pPr>
-        <w:pStyle w:val="aff4"/>
+        <w:pStyle w:val="aff5"/>
         <w:ind w:left="0" w:firstLine="0"/>
         <w:rPr>
           <w:szCs w:val="28"/>
@@ -232,7 +232,7 @@
     </w:p>
     <w:p>
       <w:pPr>
-        <w:pStyle w:val="aff4"/>
+        <w:pStyle w:val="aff5"/>
         <w:ind w:left="0" w:firstLine="0"/>
         <w:rPr>
           <w:szCs w:val="28"/>
@@ -241,7 +241,7 @@
     </w:p>
     <w:p>
       <w:pPr>
-        <w:pStyle w:val="aff4"/>
+        <w:pStyle w:val="aff5"/>
         <w:ind w:left="0" w:firstLine="0"/>
         <w:jc w:val="center"/>
         <w:rPr>
@@ -259,7 +259,7 @@
     </w:p>
     <w:p>
       <w:pPr>
-        <w:pStyle w:val="aff4"/>
+        <w:pStyle w:val="aff5"/>
         <w:tabs>
           <w:tab w:val="left" w:pos="9639"/>
         </w:tabs>
@@ -278,7 +278,7 @@
     </w:p>
     <w:p>
       <w:pPr>
-        <w:pStyle w:val="aff4"/>
+        <w:pStyle w:val="aff5"/>
         <w:tabs>
           <w:tab w:val="left" w:pos="9639"/>
         </w:tabs>
@@ -292,7 +292,7 @@
     </w:p>
     <w:tbl>
       <w:tblPr>
-        <w:tblStyle w:val="aff8"/>
+        <w:tblStyle w:val="aff9"/>
         <w:tblW w:w="0" w:type="auto"/>
         <w:tblBorders>
           <w:top w:val="none" w:sz="0" w:space="0" w:color="auto"/>
@@ -317,7 +317,7 @@
           </w:tcPr>
           <w:p>
             <w:pPr>
-              <w:pStyle w:val="aff4"/>
+              <w:pStyle w:val="aff5"/>
               <w:tabs>
                 <w:tab w:val="left" w:pos="9639"/>
               </w:tabs>
@@ -340,7 +340,7 @@
     </w:tbl>
     <w:p>
       <w:pPr>
-        <w:pStyle w:val="aff4"/>
+        <w:pStyle w:val="aff5"/>
         <w:spacing w:before="120"/>
         <w:ind w:left="0" w:firstLine="0"/>
         <w:rPr>
@@ -350,7 +350,7 @@
     </w:p>
     <w:p>
       <w:pPr>
-        <w:pStyle w:val="aff4"/>
+        <w:pStyle w:val="aff5"/>
         <w:spacing w:before="120"/>
         <w:ind w:left="0" w:firstLine="0"/>
         <w:rPr>
@@ -360,7 +360,7 @@
     </w:p>
     <w:p>
       <w:pPr>
-        <w:pStyle w:val="aff4"/>
+        <w:pStyle w:val="aff5"/>
         <w:ind w:left="0" w:firstLine="0"/>
         <w:rPr>
           <w:szCs w:val="28"/>
@@ -369,7 +369,7 @@
     </w:p>
     <w:p>
       <w:pPr>
-        <w:pStyle w:val="aff4"/>
+        <w:pStyle w:val="aff5"/>
         <w:ind w:left="0" w:firstLine="0"/>
         <w:rPr>
           <w:szCs w:val="28"/>
@@ -378,7 +378,7 @@
     </w:p>
     <w:p>
       <w:pPr>
-        <w:pStyle w:val="aff4"/>
+        <w:pStyle w:val="aff5"/>
         <w:ind w:left="0" w:firstLine="0"/>
         <w:rPr>
           <w:szCs w:val="28"/>
@@ -387,7 +387,7 @@
     </w:p>
     <w:p>
       <w:pPr>
-        <w:pStyle w:val="aff4"/>
+        <w:pStyle w:val="aff5"/>
         <w:tabs>
           <w:tab w:val="left" w:pos="2268"/>
           <w:tab w:val="left" w:pos="4395"/>
@@ -484,7 +484,7 @@
     </w:p>
     <w:p>
       <w:pPr>
-        <w:pStyle w:val="aff4"/>
+        <w:pStyle w:val="aff5"/>
         <w:tabs>
           <w:tab w:val="left" w:pos="1276"/>
           <w:tab w:val="left" w:pos="5245"/>
@@ -523,7 +523,7 @@
     </w:p>
     <w:p>
       <w:pPr>
-        <w:pStyle w:val="aff4"/>
+        <w:pStyle w:val="aff5"/>
         <w:ind w:left="0" w:firstLine="0"/>
         <w:rPr>
           <w:szCs w:val="28"/>
@@ -532,7 +532,7 @@
     </w:p>
     <w:p>
       <w:pPr>
-        <w:pStyle w:val="aff4"/>
+        <w:pStyle w:val="aff5"/>
         <w:tabs>
           <w:tab w:val="left" w:pos="4820"/>
           <w:tab w:val="left" w:pos="4962"/>
@@ -659,7 +659,7 @@
     </w:p>
     <w:p>
       <w:pPr>
-        <w:pStyle w:val="aff4"/>
+        <w:pStyle w:val="aff5"/>
         <w:tabs>
           <w:tab w:val="left" w:pos="1701"/>
           <w:tab w:val="left" w:pos="5245"/>
@@ -699,7 +699,7 @@
     </w:p>
     <w:p>
       <w:pPr>
-        <w:pStyle w:val="aff4"/>
+        <w:pStyle w:val="aff5"/>
         <w:ind w:left="0" w:firstLine="0"/>
         <w:rPr>
           <w:szCs w:val="28"/>
@@ -708,7 +708,7 @@
     </w:p>
     <w:p>
       <w:pPr>
-        <w:pStyle w:val="aff4"/>
+        <w:pStyle w:val="aff5"/>
         <w:spacing w:after="0" w:line="276" w:lineRule="auto"/>
         <w:ind w:left="0" w:firstLine="0"/>
         <w:rPr>
@@ -718,7 +718,7 @@
     </w:p>
     <w:p>
       <w:pPr>
-        <w:pStyle w:val="aff4"/>
+        <w:pStyle w:val="aff5"/>
         <w:spacing w:after="0" w:line="276" w:lineRule="auto"/>
         <w:ind w:left="0" w:firstLine="0"/>
         <w:rPr>
@@ -728,7 +728,7 @@
     </w:p>
     <w:p>
       <w:pPr>
-        <w:pStyle w:val="aff4"/>
+        <w:pStyle w:val="aff5"/>
         <w:spacing w:after="0" w:line="276" w:lineRule="auto"/>
         <w:ind w:left="0" w:firstLine="0"/>
         <w:rPr>
@@ -738,7 +738,7 @@
     </w:p>
     <w:p>
       <w:pPr>
-        <w:pStyle w:val="aff4"/>
+        <w:pStyle w:val="aff5"/>
         <w:spacing w:after="0" w:line="276" w:lineRule="auto"/>
         <w:ind w:left="0" w:firstLine="0"/>
         <w:rPr>
@@ -748,7 +748,7 @@
     </w:p>
     <w:p>
       <w:pPr>
-        <w:pStyle w:val="aff4"/>
+        <w:pStyle w:val="aff5"/>
         <w:spacing w:after="0"/>
         <w:ind w:left="0" w:firstLine="0"/>
         <w:jc w:val="center"/>
@@ -818,13 +818,7 @@
     </w:p>
     <w:p>
       <w:r>
-        <w:t>Закрепить теоретические знания и получить</w:t>
-      </w:r>
-      <w:r>
-        <w:t xml:space="preserve"> </w:t>
-      </w:r>
-      <w:r>
-        <w:t>практические навыки при вычислении энтропии.</w:t>
+        <w:t>Закрепить теоретические знания и получить практические навыки при вычислении энтропии.</w:t>
       </w:r>
     </w:p>
     <w:p>
@@ -848,14 +842,7 @@
           <w:i/>
           <w:iCs/>
         </w:rPr>
-        <w:t>η</w:t>
-      </w:r>
-      <w:r>
-        <w:rPr>
-          <w:i/>
-          <w:iCs/>
-        </w:rPr>
-        <w:t>(</w:t>
+        <w:t>η(</w:t>
       </w:r>
       <w:r>
         <w:rPr>
@@ -1003,12 +990,6 @@
         <w:gridCol w:w="1128"/>
       </w:tblGrid>
       <w:tr>
-        <w:tblPrEx>
-          <w:tblCellMar>
-            <w:top w:w="0" w:type="dxa"/>
-            <w:bottom w:w="0" w:type="dxa"/>
-          </w:tblCellMar>
-        </w:tblPrEx>
         <w:trPr>
           <w:trHeight w:val="247"/>
           <w:jc w:val="center"/>
@@ -1232,12 +1213,6 @@
         </w:tc>
       </w:tr>
       <w:tr>
-        <w:tblPrEx>
-          <w:tblCellMar>
-            <w:top w:w="0" w:type="dxa"/>
-            <w:bottom w:w="0" w:type="dxa"/>
-          </w:tblCellMar>
-        </w:tblPrEx>
         <w:trPr>
           <w:trHeight w:val="247"/>
           <w:jc w:val="center"/>
@@ -1458,12 +1433,6 @@
         </w:tc>
       </w:tr>
       <w:tr>
-        <w:tblPrEx>
-          <w:tblCellMar>
-            <w:top w:w="0" w:type="dxa"/>
-            <w:bottom w:w="0" w:type="dxa"/>
-          </w:tblCellMar>
-        </w:tblPrEx>
         <w:trPr>
           <w:trHeight w:val="109"/>
           <w:jc w:val="center"/>
@@ -1684,12 +1653,6 @@
         </w:tc>
       </w:tr>
       <w:tr>
-        <w:tblPrEx>
-          <w:tblCellMar>
-            <w:top w:w="0" w:type="dxa"/>
-            <w:bottom w:w="0" w:type="dxa"/>
-          </w:tblCellMar>
-        </w:tblPrEx>
         <w:trPr>
           <w:trHeight w:val="109"/>
           <w:jc w:val="center"/>
@@ -1910,12 +1873,6 @@
         </w:tc>
       </w:tr>
       <w:tr>
-        <w:tblPrEx>
-          <w:tblCellMar>
-            <w:top w:w="0" w:type="dxa"/>
-            <w:bottom w:w="0" w:type="dxa"/>
-          </w:tblCellMar>
-        </w:tblPrEx>
         <w:trPr>
           <w:trHeight w:val="109"/>
           <w:jc w:val="center"/>
@@ -2136,12 +2093,6 @@
         </w:tc>
       </w:tr>
       <w:tr>
-        <w:tblPrEx>
-          <w:tblCellMar>
-            <w:top w:w="0" w:type="dxa"/>
-            <w:bottom w:w="0" w:type="dxa"/>
-          </w:tblCellMar>
-        </w:tblPrEx>
         <w:trPr>
           <w:trHeight w:val="109"/>
           <w:jc w:val="center"/>
@@ -2362,12 +2313,6 @@
         </w:tc>
       </w:tr>
       <w:tr>
-        <w:tblPrEx>
-          <w:tblCellMar>
-            <w:top w:w="0" w:type="dxa"/>
-            <w:bottom w:w="0" w:type="dxa"/>
-          </w:tblCellMar>
-        </w:tblPrEx>
         <w:trPr>
           <w:trHeight w:val="109"/>
           <w:jc w:val="center"/>
@@ -2588,12 +2533,6 @@
         </w:tc>
       </w:tr>
       <w:tr>
-        <w:tblPrEx>
-          <w:tblCellMar>
-            <w:top w:w="0" w:type="dxa"/>
-            <w:bottom w:w="0" w:type="dxa"/>
-          </w:tblCellMar>
-        </w:tblPrEx>
         <w:trPr>
           <w:trHeight w:val="109"/>
           <w:jc w:val="center"/>
@@ -2814,12 +2753,6 @@
         </w:tc>
       </w:tr>
       <w:tr>
-        <w:tblPrEx>
-          <w:tblCellMar>
-            <w:top w:w="0" w:type="dxa"/>
-            <w:bottom w:w="0" w:type="dxa"/>
-          </w:tblCellMar>
-        </w:tblPrEx>
         <w:trPr>
           <w:trHeight w:val="109"/>
           <w:jc w:val="center"/>
@@ -3176,39 +3109,39 @@
         <w:ind w:firstLine="0"/>
       </w:pPr>
       <w:r>
+        <w:t xml:space="preserve">- Куда вы меня ведете? - интересуюсь у охранника. Лысина не оборачивается, но </w:t>
+      </w:r>
+    </w:p>
+    <w:p>
+      <w:pPr>
+        <w:ind w:firstLine="0"/>
+      </w:pPr>
+      <w:r>
+        <w:t>отвечает:</w:t>
+      </w:r>
+    </w:p>
+    <w:p>
+      <w:pPr>
+        <w:ind w:firstLine="0"/>
+      </w:pPr>
+      <w:r>
+        <w:t>- К директору корпорации.</w:t>
+      </w:r>
+    </w:p>
+    <w:p>
+      <w:pPr>
+        <w:ind w:firstLine="0"/>
+      </w:pPr>
+      <w:r>
+        <w:t xml:space="preserve">Имени он не называет, но и без того сказано многое. "Аль-Кабар" - </w:t>
+      </w:r>
+    </w:p>
+    <w:p>
+      <w:pPr>
+        <w:ind w:firstLine="0"/>
+      </w:pPr>
+      <w:r>
         <w:lastRenderedPageBreak/>
-        <w:t xml:space="preserve">- Куда вы меня ведете? - интересуюсь у охранника. Лысина не оборачивается, но </w:t>
-      </w:r>
-    </w:p>
-    <w:p>
-      <w:pPr>
-        <w:ind w:firstLine="0"/>
-      </w:pPr>
-      <w:r>
-        <w:t>отвечает:</w:t>
-      </w:r>
-    </w:p>
-    <w:p>
-      <w:pPr>
-        <w:ind w:firstLine="0"/>
-      </w:pPr>
-      <w:r>
-        <w:t>- К директору корпорации.</w:t>
-      </w:r>
-    </w:p>
-    <w:p>
-      <w:pPr>
-        <w:ind w:firstLine="0"/>
-      </w:pPr>
-      <w:r>
-        <w:t xml:space="preserve">Имени он не называет, но и без того сказано многое. "Аль-Кабар" - </w:t>
-      </w:r>
-    </w:p>
-    <w:p>
-      <w:pPr>
-        <w:ind w:firstLine="0"/>
-      </w:pPr>
-      <w:r>
         <w:t xml:space="preserve">транснациональная корпорация, специализирующаяся на производстве лекарств, </w:t>
       </w:r>
     </w:p>
@@ -3393,15 +3326,7 @@
         <w:ind w:firstLine="0"/>
       </w:pPr>
       <w:r>
-        <w:t>- Отслежен первый роутер, - сообщает "</w:t>
-      </w:r>
-      <w:proofErr w:type="spellStart"/>
-      <w:r>
-        <w:t>Виндоус</w:t>
-      </w:r>
-      <w:proofErr w:type="spellEnd"/>
-      <w:r>
-        <w:t>-Хоум".</w:t>
+        <w:t>- Отслежен первый роутер, - сообщает "Виндоус-Хоум".</w:t>
       </w:r>
     </w:p>
     <w:p>
@@ -3465,39 +3390,39 @@
         <w:ind w:firstLine="0"/>
       </w:pPr>
       <w:r>
+        <w:t xml:space="preserve">- Когда полгода назад мы создали мост, это преследовало лишь одну цель, господин </w:t>
+      </w:r>
+    </w:p>
+    <w:p>
+      <w:pPr>
+        <w:ind w:firstLine="0"/>
+      </w:pPr>
+      <w:r>
+        <w:t xml:space="preserve">дайвер. Обнаружить вас. Человек, находящийся в виртуальности, не смог бы его </w:t>
+      </w:r>
+    </w:p>
+    <w:p>
+      <w:pPr>
+        <w:ind w:firstLine="0"/>
+      </w:pPr>
+      <w:r>
+        <w:t>преодолеть, - Урман скупо улыбается. - Я первый раз вижу настоящего дайвера.</w:t>
+      </w:r>
+    </w:p>
+    <w:p>
+      <w:pPr>
+        <w:ind w:firstLine="0"/>
+      </w:pPr>
+      <w:r>
+        <w:t>Один-ноль... не в мою пользу.</w:t>
+      </w:r>
+    </w:p>
+    <w:p>
+      <w:pPr>
+        <w:ind w:firstLine="0"/>
+      </w:pPr>
+      <w:r>
         <w:lastRenderedPageBreak/>
-        <w:t xml:space="preserve">- Когда полгода назад мы создали мост, это преследовало лишь одну цель, господин </w:t>
-      </w:r>
-    </w:p>
-    <w:p>
-      <w:pPr>
-        <w:ind w:firstLine="0"/>
-      </w:pPr>
-      <w:r>
-        <w:t xml:space="preserve">дайвер. Обнаружить вас. Человек, находящийся в виртуальности, не смог бы его </w:t>
-      </w:r>
-    </w:p>
-    <w:p>
-      <w:pPr>
-        <w:ind w:firstLine="0"/>
-      </w:pPr>
-      <w:r>
-        <w:t>преодолеть, - Урман скупо улыбается. - Я первый раз вижу настоящего дайвера.</w:t>
-      </w:r>
-    </w:p>
-    <w:p>
-      <w:pPr>
-        <w:ind w:firstLine="0"/>
-      </w:pPr>
-      <w:r>
-        <w:t>Один-ноль... не в мою пользу.</w:t>
-      </w:r>
-    </w:p>
-    <w:p>
-      <w:pPr>
-        <w:ind w:firstLine="0"/>
-      </w:pPr>
-      <w:r>
         <w:t>- А я первый раз вижу настоящего мультимиллионера.</w:t>
       </w:r>
     </w:p>
@@ -3505,29 +3430,16 @@
       <w:pPr>
         <w:ind w:firstLine="0"/>
       </w:pPr>
-      <w:proofErr w:type="gramStart"/>
-      <w:r>
-        <w:t>- Вот</w:t>
-      </w:r>
-      <w:proofErr w:type="gramEnd"/>
-      <w:r>
-        <w:t xml:space="preserve"> видите, наша встреча уже принесла первые плоды.</w:t>
-      </w:r>
-    </w:p>
-    <w:p>
-      <w:pPr>
-        <w:ind w:firstLine="0"/>
-      </w:pPr>
-      <w:r>
-        <w:t>"</w:t>
-      </w:r>
-      <w:proofErr w:type="spellStart"/>
-      <w:r>
-        <w:t>Виндоус</w:t>
-      </w:r>
-      <w:proofErr w:type="spellEnd"/>
-      <w:r>
-        <w:t>-Хоум" шепчет:</w:t>
+      <w:r>
+        <w:t>- Вот видите, наша встреча уже принесла первые плоды.</w:t>
+      </w:r>
+    </w:p>
+    <w:p>
+      <w:pPr>
+        <w:ind w:firstLine="0"/>
+      </w:pPr>
+      <w:r>
+        <w:t>"Виндоус-Хоум" шепчет:</w:t>
       </w:r>
     </w:p>
     <w:p>
@@ -3694,13 +3606,8 @@
       <w:pPr>
         <w:ind w:firstLine="0"/>
       </w:pPr>
-      <w:proofErr w:type="gramStart"/>
-      <w:r>
-        <w:t>- Вот</w:t>
-      </w:r>
-      <w:proofErr w:type="gramEnd"/>
-      <w:r>
-        <w:t>. Отдать вам меч?</w:t>
+      <w:r>
+        <w:t>- Вот. Отдать вам меч?</w:t>
       </w:r>
     </w:p>
     <w:p>
@@ -3796,39 +3703,39 @@
         <w:ind w:firstLine="0"/>
       </w:pPr>
       <w:r>
+        <w:t xml:space="preserve">начинает мутнеть, сгущаться. Миг - и возникает маленькое деревце, усыпанное </w:t>
+      </w:r>
+    </w:p>
+    <w:p>
+      <w:pPr>
+        <w:ind w:firstLine="0"/>
+      </w:pPr>
+      <w:r>
+        <w:t xml:space="preserve">плодами. - Полагаю, что наибольший интерес вызывает вон то, маленькое зеленое </w:t>
+      </w:r>
+    </w:p>
+    <w:p>
+      <w:pPr>
+        <w:ind w:firstLine="0"/>
+      </w:pPr>
+      <w:r>
+        <w:t>яблочко на нижней ветке.</w:t>
+      </w:r>
+    </w:p>
+    <w:p>
+      <w:pPr>
+        <w:ind w:firstLine="0"/>
+      </w:pPr>
+      <w:r>
+        <w:t>Я смотрю на вожделенный плод. Он мелкий, незрелый и червивый.</w:t>
+      </w:r>
+    </w:p>
+    <w:p>
+      <w:pPr>
+        <w:ind w:firstLine="0"/>
+      </w:pPr>
+      <w:r>
         <w:lastRenderedPageBreak/>
-        <w:t xml:space="preserve">начинает мутнеть, сгущаться. Миг - и возникает маленькое деревце, усыпанное </w:t>
-      </w:r>
-    </w:p>
-    <w:p>
-      <w:pPr>
-        <w:ind w:firstLine="0"/>
-      </w:pPr>
-      <w:r>
-        <w:t xml:space="preserve">плодами. - Полагаю, что наибольший интерес вызывает вон то, маленькое зеленое </w:t>
-      </w:r>
-    </w:p>
-    <w:p>
-      <w:pPr>
-        <w:ind w:firstLine="0"/>
-      </w:pPr>
-      <w:r>
-        <w:t>яблочко на нижней ветке.</w:t>
-      </w:r>
-    </w:p>
-    <w:p>
-      <w:pPr>
-        <w:ind w:firstLine="0"/>
-      </w:pPr>
-      <w:r>
-        <w:t>Я смотрю на вожделенный плод. Он мелкий, незрелый и червивый.</w:t>
-      </w:r>
-    </w:p>
-    <w:p>
-      <w:pPr>
-        <w:ind w:firstLine="0"/>
-      </w:pPr>
-      <w:r>
         <w:t xml:space="preserve">- Как вы думаете, дайвер, сколько могли бы заплатить наши конкуренты за этот </w:t>
       </w:r>
     </w:p>
@@ -3900,13 +3807,8 @@
       <w:pPr>
         <w:ind w:firstLine="0"/>
       </w:pPr>
-      <w:proofErr w:type="gramStart"/>
-      <w:r>
-        <w:t>- Это</w:t>
-      </w:r>
-      <w:proofErr w:type="gramEnd"/>
-      <w:r>
-        <w:t xml:space="preserve"> что, лекарство от рака? - спрашиваю я.</w:t>
+      <w:r>
+        <w:t>- Это что, лекарство от рака? - спрашиваю я.</w:t>
       </w:r>
     </w:p>
     <w:p>
@@ -4021,7 +3923,7 @@
     <w:p/>
     <w:p>
       <w:pPr>
-        <w:pStyle w:val="af4"/>
+        <w:pStyle w:val="afffc"/>
       </w:pPr>
       <w:r>
         <w:t xml:space="preserve">Таблица </w:t>
@@ -4051,8 +3953,12 @@
     <w:bookmarkStart w:id="3" w:name="_MON_1833381454"/>
     <w:bookmarkEnd w:id="3"/>
     <w:p>
-      <w:r>
-        <w:object w:dxaOrig="6970" w:dyaOrig="12633" w14:anchorId="5ED90457">
+      <w:pPr>
+        <w:ind w:firstLine="0"/>
+        <w:jc w:val="left"/>
+      </w:pPr>
+      <w:r>
+        <w:object w:dxaOrig="8956" w:dyaOrig="9482" w14:anchorId="5ED90457">
           <v:shapetype id="_x0000_t75" coordsize="21600,21600" o:spt="75" o:preferrelative="t" path="m@4@5l@4@11@9@11@9@5xe" filled="f" stroked="f">
             <v:stroke joinstyle="miter"/>
             <v:formulas>
@@ -4072,34 +3978,51 @@
             <v:path o:extrusionok="f" gradientshapeok="t" o:connecttype="rect"/>
             <o:lock v:ext="edit" aspectratio="t"/>
           </v:shapetype>
-          <v:shape id="_x0000_i1268" type="#_x0000_t75" style="width:349pt;height:517pt" o:ole="">
+          <v:shape id="_x0000_i1093" type="#_x0000_t75" style="width:448pt;height:388pt" o:ole="">
             <v:imagedata r:id="rId10" o:title=""/>
           </v:shape>
-          <o:OLEObject Type="Embed" ProgID="Excel.Sheet.12" ShapeID="_x0000_i1268" DrawAspect="Content" ObjectID="_1833389145" r:id="rId11"/>
+          <o:OLEObject Type="Embed" ProgID="Excel.Sheet.12" ShapeID="_x0000_i1093" DrawAspect="Content" ObjectID="_1833391857" r:id="rId11"/>
         </w:object>
       </w:r>
     </w:p>
     <w:p>
       <w:pPr>
         <w:ind w:firstLine="0"/>
-        <w:jc w:val="left"/>
-      </w:pPr>
-      <w:r>
-        <w:br w:type="page"/>
-      </w:r>
-    </w:p>
-    <w:p>
-      <w:pPr>
-        <w:pStyle w:val="2"/>
-      </w:pPr>
-      <w:r>
-        <w:lastRenderedPageBreak/>
-        <w:t>Задание 2</w:t>
-      </w:r>
-    </w:p>
-    <w:p>
-      <w:r>
-        <w:t xml:space="preserve">Рассчитываем значение энтропии системы </w:t>
+      </w:pPr>
+    </w:p>
+    <w:p>
+      <w:pPr>
+        <w:rPr>
+          <w:b/>
+          <w:bCs/>
+        </w:rPr>
+      </w:pPr>
+      <w:r>
+        <w:rPr>
+          <w:b/>
+          <w:bCs/>
+        </w:rPr>
+        <w:t>Выводы</w:t>
+      </w:r>
+    </w:p>
+    <w:p/>
+    <w:p>
+      <w:r>
+        <w:t>В ходе выполнения задания была получена таблица значений вспомогательной функции</w:t>
+      </w:r>
+      <w:r>
+        <w:rPr>
+          <w:i/>
+          <w:iCs/>
+        </w:rPr>
+        <w:t xml:space="preserve"> </w:t>
+      </w:r>
+      <w:r>
+        <w:rPr>
+          <w:i/>
+          <w:iCs/>
+        </w:rPr>
+        <w:t>η(</w:t>
       </w:r>
       <w:r>
         <w:rPr>
@@ -4107,14 +4030,40 @@
           <w:iCs/>
           <w:lang w:val="en-US"/>
         </w:rPr>
-        <w:t>H</w:t>
+        <w:t>p</w:t>
       </w:r>
       <w:r>
         <w:rPr>
           <w:i/>
           <w:iCs/>
         </w:rPr>
-        <w:t>(</w:t>
+        <w:t xml:space="preserve">). </w:t>
+      </w:r>
+      <w:r>
+        <w:t>Значения показывают вклад каждого отдельного состояния в суммарную энтропию системы. Нелинейность функции подтверждает необходимость использования логарифмических вычислений для оценки количества информации и энтропии.</w:t>
+      </w:r>
+    </w:p>
+    <w:p>
+      <w:pPr>
+        <w:ind w:firstLine="0"/>
+        <w:jc w:val="left"/>
+      </w:pPr>
+      <w:r>
+        <w:br w:type="page"/>
+      </w:r>
+    </w:p>
+    <w:p>
+      <w:pPr>
+        <w:pStyle w:val="2"/>
+      </w:pPr>
+      <w:r>
+        <w:lastRenderedPageBreak/>
+        <w:t>Задание 2</w:t>
+      </w:r>
+    </w:p>
+    <w:p>
+      <w:r>
+        <w:t xml:space="preserve">Рассчитываем значение энтропии системы </w:t>
       </w:r>
       <w:r>
         <w:rPr>
@@ -4122,19 +4071,34 @@
           <w:iCs/>
           <w:lang w:val="en-US"/>
         </w:rPr>
-        <w:t>p</w:t>
+        <w:t>H</w:t>
       </w:r>
       <w:r>
         <w:rPr>
           <w:i/>
           <w:iCs/>
         </w:rPr>
-        <w:t>)</w:t>
+        <w:t>(</w:t>
       </w:r>
       <w:r>
         <w:rPr>
           <w:i/>
           <w:iCs/>
+          <w:lang w:val="en-US"/>
+        </w:rPr>
+        <w:t>p</w:t>
+      </w:r>
+      <w:r>
+        <w:rPr>
+          <w:i/>
+          <w:iCs/>
+        </w:rPr>
+        <w:t>)</w:t>
+      </w:r>
+      <w:r>
+        <w:rPr>
+          <w:i/>
+          <w:iCs/>
         </w:rPr>
         <w:t xml:space="preserve"> </w:t>
       </w:r>
@@ -4145,7 +4109,7 @@
     <w:p/>
     <w:p>
       <w:pPr>
-        <w:pStyle w:val="af4"/>
+        <w:pStyle w:val="afffc"/>
       </w:pPr>
       <w:r>
         <w:t xml:space="preserve">Таблица </w:t>
@@ -4175,20 +4139,26 @@
     <w:bookmarkStart w:id="4" w:name="_MON_1833381634"/>
     <w:bookmarkEnd w:id="4"/>
     <w:p>
+      <w:pPr>
+        <w:ind w:firstLine="0"/>
+      </w:pPr>
       <w:r>
         <w:object w:dxaOrig="9101" w:dyaOrig="9506" w14:anchorId="29649F62">
-          <v:shape id="_x0000_i1269" type="#_x0000_t75" style="width:418pt;height:572pt" o:ole="">
+          <v:shape id="_x0000_i1100" type="#_x0000_t75" style="width:418pt;height:572pt" o:ole="">
             <v:imagedata r:id="rId12" o:title=""/>
           </v:shape>
-          <o:OLEObject Type="Embed" ProgID="Excel.Sheet.12" ShapeID="_x0000_i1269" DrawAspect="Content" ObjectID="_1833389146" r:id="rId13"/>
+          <o:OLEObject Type="Embed" ProgID="Excel.Sheet.12" ShapeID="_x0000_i1100" DrawAspect="Content" ObjectID="_1833391858" r:id="rId13"/>
         </w:object>
       </w:r>
     </w:p>
     <w:p>
       <w:pPr>
-        <w:pStyle w:val="af5"/>
-      </w:pPr>
-      <w:r>
+        <w:pStyle w:val="af6"/>
+      </w:pPr>
+      <w:r>
+        <w:rPr>
+          <w:noProof/>
+        </w:rPr>
         <w:lastRenderedPageBreak/>
         <w:drawing>
           <wp:inline distT="0" distB="0" distL="0" distR="0" wp14:anchorId="76619509" wp14:editId="6C047410">
@@ -4240,6 +4210,22 @@
         <w:t xml:space="preserve"> — График энтропии системы</w:t>
       </w:r>
     </w:p>
+    <w:p/>
+    <w:p>
+      <w:r>
+        <w:rPr>
+          <w:b/>
+          <w:bCs/>
+        </w:rPr>
+        <w:t>Выводы</w:t>
+      </w:r>
+    </w:p>
+    <w:p/>
+    <w:p>
+      <w:r>
+        <w:t>В ходы выполнения задания были получены значения энтропии для каждого случая (набора вероятностей), а также общей энтропии системы. Полученные результаты подтверждают фундаментальное свойство энтропии: она достигает своего максимума при наибольшей неопределённости, т.е. при равновероятности всех возможных исходов.</w:t>
+      </w:r>
+    </w:p>
     <w:p>
       <w:pPr>
         <w:ind w:firstLine="0"/>
@@ -4329,7 +4315,7 @@
     <w:p/>
     <w:p>
       <w:pPr>
-        <w:pStyle w:val="af4"/>
+        <w:pStyle w:val="afffc"/>
       </w:pPr>
       <w:r>
         <w:t xml:space="preserve">Таблица </w:t>
@@ -4344,9 +4330,6 @@
         <w:fldChar w:fldCharType="separate"/>
       </w:r>
       <w:r>
-        <w:rPr>
-          <w:noProof/>
-        </w:rPr>
         <w:t>3</w:t>
       </w:r>
       <w:r>
@@ -4359,13 +4342,46 @@
     <w:bookmarkStart w:id="5" w:name="_MON_1833382565"/>
     <w:bookmarkEnd w:id="5"/>
     <w:p>
-      <w:r>
-        <w:object w:dxaOrig="8469" w:dyaOrig="10091" w14:anchorId="54FACFC2">
-          <v:shape id="_x0000_i1270" type="#_x0000_t75" style="width:396pt;height:524pt" o:ole="">
+      <w:pPr>
+        <w:ind w:firstLine="0"/>
+      </w:pPr>
+      <w:r>
+        <w:object w:dxaOrig="8184" w:dyaOrig="9276" w14:anchorId="54FACFC2">
+          <v:shape id="_x0000_i1126" type="#_x0000_t75" style="width:413pt;height:435pt" o:ole="">
             <v:imagedata r:id="rId15" o:title=""/>
           </v:shape>
-          <o:OLEObject Type="Embed" ProgID="Excel.Sheet.12" ShapeID="_x0000_i1270" DrawAspect="Content" ObjectID="_1833389147" r:id="rId16"/>
+          <o:OLEObject Type="Embed" ProgID="Excel.Sheet.12" ShapeID="_x0000_i1126" DrawAspect="Content" ObjectID="_1833391859" r:id="rId16"/>
         </w:object>
+      </w:r>
+    </w:p>
+    <w:p>
+      <w:pPr>
+        <w:ind w:firstLine="0"/>
+      </w:pPr>
+    </w:p>
+    <w:p>
+      <w:pPr>
+        <w:rPr>
+          <w:b/>
+          <w:bCs/>
+        </w:rPr>
+      </w:pPr>
+      <w:r>
+        <w:rPr>
+          <w:b/>
+          <w:bCs/>
+        </w:rPr>
+        <w:t>Выводы</w:t>
+      </w:r>
+    </w:p>
+    <w:p>
+      <w:pPr>
+        <w:ind w:firstLine="0"/>
+      </w:pPr>
+    </w:p>
+    <w:p>
+      <w:r>
+        <w:t>В ходы выполнения задания было рассчитано значение энтропии однобуквенного выражения для данного 32-буквенного алфавита, равно 4,349 бит/символ. Это значение меньше максимально возможного в 5 бит/сим, что объясняется неравномерностью распределения частот букв в языке.</w:t>
       </w:r>
     </w:p>
     <w:p>
@@ -4387,6 +4403,11 @@
       </w:r>
     </w:p>
     <w:p>
+      <w:pPr>
+        <w:rPr>
+          <w:lang w:val="en-US"/>
+        </w:rPr>
+      </w:pPr>
       <w:r>
         <w:t xml:space="preserve">Для выполнения задания было создано консольное приложение, написанное на языке </w:t>
       </w:r>
@@ -4397,13 +4418,72 @@
         <w:t>Python</w:t>
       </w:r>
       <w:r>
-        <w:t>. Исходный код программы представлен ниже.</w:t>
-      </w:r>
-    </w:p>
-    <w:p/>
-    <w:p>
-      <w:r>
-        <w:t xml:space="preserve">Файл </w:t>
+        <w:t>. Исходный</w:t>
+      </w:r>
+      <w:r>
+        <w:rPr>
+          <w:lang w:val="en-US"/>
+        </w:rPr>
+        <w:t xml:space="preserve"> </w:t>
+      </w:r>
+      <w:r>
+        <w:t>код</w:t>
+      </w:r>
+      <w:r>
+        <w:rPr>
+          <w:lang w:val="en-US"/>
+        </w:rPr>
+        <w:t xml:space="preserve"> </w:t>
+      </w:r>
+      <w:r>
+        <w:t>программы</w:t>
+      </w:r>
+      <w:r>
+        <w:rPr>
+          <w:lang w:val="en-US"/>
+        </w:rPr>
+        <w:t xml:space="preserve"> </w:t>
+      </w:r>
+      <w:r>
+        <w:t>представлен</w:t>
+      </w:r>
+      <w:r>
+        <w:rPr>
+          <w:lang w:val="en-US"/>
+        </w:rPr>
+        <w:t xml:space="preserve"> </w:t>
+      </w:r>
+      <w:r>
+        <w:t>ниже</w:t>
+      </w:r>
+      <w:r>
+        <w:rPr>
+          <w:lang w:val="en-US"/>
+        </w:rPr>
+        <w:t>.</w:t>
+      </w:r>
+    </w:p>
+    <w:p>
+      <w:pPr>
+        <w:rPr>
+          <w:lang w:val="en-US"/>
+        </w:rPr>
+      </w:pPr>
+    </w:p>
+    <w:p>
+      <w:pPr>
+        <w:rPr>
+          <w:lang w:val="en-US"/>
+        </w:rPr>
+      </w:pPr>
+      <w:r>
+        <w:t>Файл</w:t>
+      </w:r>
+      <w:r>
+        <w:rPr>
+          <w:lang w:val="en-US"/>
+        </w:rPr>
+        <w:t xml:space="preserve"> </w:t>
       </w:r>
       <w:r>
         <w:rPr>
@@ -4417,6 +4497,7 @@
         <w:rPr>
           <w:b/>
           <w:bCs/>
+          <w:lang w:val="en-US"/>
         </w:rPr>
         <w:t>.</w:t>
       </w:r>
@@ -4429,7 +4510,13 @@
         <w:t>py</w:t>
       </w:r>
     </w:p>
-    <w:p/>
+    <w:p>
+      <w:pPr>
+        <w:rPr>
+          <w:lang w:val="en-US"/>
+        </w:rPr>
+      </w:pPr>
+    </w:p>
     <w:p>
       <w:pPr>
         <w:shd w:val="clear" w:color="auto" w:fill="FFFFFF"/>
@@ -4579,7 +4666,6 @@
         </w:rPr>
         <w:t xml:space="preserve"> </w:t>
       </w:r>
-      <w:proofErr w:type="spellStart"/>
       <w:r>
         <w:rPr>
           <w:rFonts w:ascii="Consolas" w:hAnsi="Consolas"/>
@@ -4590,7 +4676,6 @@
         </w:rPr>
         <w:t>TextEntropyAnalyzer</w:t>
       </w:r>
-      <w:proofErr w:type="spellEnd"/>
       <w:r>
         <w:rPr>
           <w:rFonts w:ascii="Consolas" w:hAnsi="Consolas"/>
@@ -4764,29 +4849,7 @@
           <w:szCs w:val="21"/>
           <w:lang w:val="en-US" w:eastAsia="ru-RU"/>
         </w:rPr>
-        <w:t xml:space="preserve"> __</w:t>
-      </w:r>
-      <w:proofErr w:type="spellStart"/>
-      <w:r>
-        <w:rPr>
-          <w:rFonts w:ascii="Consolas" w:hAnsi="Consolas"/>
-          <w:color w:val="000000"/>
-          <w:sz w:val="21"/>
-          <w:szCs w:val="21"/>
-          <w:lang w:val="en-US" w:eastAsia="ru-RU"/>
-        </w:rPr>
-        <w:t>init</w:t>
-      </w:r>
-      <w:proofErr w:type="spellEnd"/>
-      <w:r>
-        <w:rPr>
-          <w:rFonts w:ascii="Consolas" w:hAnsi="Consolas"/>
-          <w:color w:val="000000"/>
-          <w:sz w:val="21"/>
-          <w:szCs w:val="21"/>
-          <w:lang w:val="en-US" w:eastAsia="ru-RU"/>
-        </w:rPr>
-        <w:t>__(</w:t>
+        <w:t xml:space="preserve"> __init__(</w:t>
       </w:r>
       <w:r>
         <w:rPr>
@@ -4851,29 +4914,7 @@
           <w:szCs w:val="21"/>
           <w:lang w:val="en-US" w:eastAsia="ru-RU"/>
         </w:rPr>
-        <w:t>._</w:t>
-      </w:r>
-      <w:proofErr w:type="spellStart"/>
-      <w:r>
-        <w:rPr>
-          <w:rFonts w:ascii="Consolas" w:hAnsi="Consolas"/>
-          <w:color w:val="000000"/>
-          <w:sz w:val="21"/>
-          <w:szCs w:val="21"/>
-          <w:lang w:val="en-US" w:eastAsia="ru-RU"/>
-        </w:rPr>
-        <w:t>filepath</w:t>
-      </w:r>
-      <w:proofErr w:type="spellEnd"/>
-      <w:r>
-        <w:rPr>
-          <w:rFonts w:ascii="Consolas" w:hAnsi="Consolas"/>
-          <w:color w:val="000000"/>
-          <w:sz w:val="21"/>
-          <w:szCs w:val="21"/>
-          <w:lang w:val="en-US" w:eastAsia="ru-RU"/>
-        </w:rPr>
-        <w:t xml:space="preserve"> = </w:t>
+        <w:t xml:space="preserve">._filepath = </w:t>
       </w:r>
       <w:r>
         <w:rPr>
@@ -4980,7 +5021,6 @@
         </w:rPr>
         <w:t xml:space="preserve">        </w:t>
       </w:r>
-      <w:proofErr w:type="spellStart"/>
       <w:r>
         <w:rPr>
           <w:rFonts w:ascii="Consolas" w:hAnsi="Consolas"/>
@@ -4991,38 +5031,15 @@
         </w:rPr>
         <w:t>self</w:t>
       </w:r>
-      <w:proofErr w:type="spellEnd"/>
-      <w:r>
-        <w:rPr>
-          <w:rFonts w:ascii="Consolas" w:hAnsi="Consolas"/>
-          <w:color w:val="000000"/>
-          <w:sz w:val="21"/>
-          <w:szCs w:val="21"/>
-          <w:lang w:eastAsia="ru-RU"/>
-        </w:rPr>
-        <w:t>._</w:t>
-      </w:r>
-      <w:proofErr w:type="spellStart"/>
-      <w:r>
-        <w:rPr>
-          <w:rFonts w:ascii="Consolas" w:hAnsi="Consolas"/>
-          <w:color w:val="000000"/>
-          <w:sz w:val="21"/>
-          <w:szCs w:val="21"/>
-          <w:lang w:eastAsia="ru-RU"/>
-        </w:rPr>
-        <w:t>text</w:t>
-      </w:r>
-      <w:proofErr w:type="spellEnd"/>
-      <w:r>
-        <w:rPr>
-          <w:rFonts w:ascii="Consolas" w:hAnsi="Consolas"/>
-          <w:color w:val="000000"/>
-          <w:sz w:val="21"/>
-          <w:szCs w:val="21"/>
-          <w:lang w:eastAsia="ru-RU"/>
-        </w:rPr>
-        <w:t xml:space="preserve"> = </w:t>
+      <w:r>
+        <w:rPr>
+          <w:rFonts w:ascii="Consolas" w:hAnsi="Consolas"/>
+          <w:color w:val="000000"/>
+          <w:sz w:val="21"/>
+          <w:szCs w:val="21"/>
+          <w:lang w:eastAsia="ru-RU"/>
+        </w:rPr>
+        <w:t xml:space="preserve">._text = </w:t>
       </w:r>
       <w:r>
         <w:rPr>
@@ -5104,7 +5121,6 @@
         </w:rPr>
         <w:t xml:space="preserve">        </w:t>
       </w:r>
-      <w:proofErr w:type="spellStart"/>
       <w:r>
         <w:rPr>
           <w:rFonts w:ascii="Consolas" w:hAnsi="Consolas"/>
@@ -5115,38 +5131,15 @@
         </w:rPr>
         <w:t>self</w:t>
       </w:r>
-      <w:proofErr w:type="spellEnd"/>
-      <w:r>
-        <w:rPr>
-          <w:rFonts w:ascii="Consolas" w:hAnsi="Consolas"/>
-          <w:color w:val="000000"/>
-          <w:sz w:val="21"/>
-          <w:szCs w:val="21"/>
-          <w:lang w:eastAsia="ru-RU"/>
-        </w:rPr>
-        <w:t>._</w:t>
-      </w:r>
-      <w:proofErr w:type="spellStart"/>
-      <w:r>
-        <w:rPr>
-          <w:rFonts w:ascii="Consolas" w:hAnsi="Consolas"/>
-          <w:color w:val="000000"/>
-          <w:sz w:val="21"/>
-          <w:szCs w:val="21"/>
-          <w:lang w:eastAsia="ru-RU"/>
-        </w:rPr>
-        <w:t>char_counts</w:t>
-      </w:r>
-      <w:proofErr w:type="spellEnd"/>
-      <w:r>
-        <w:rPr>
-          <w:rFonts w:ascii="Consolas" w:hAnsi="Consolas"/>
-          <w:color w:val="000000"/>
-          <w:sz w:val="21"/>
-          <w:szCs w:val="21"/>
-          <w:lang w:eastAsia="ru-RU"/>
-        </w:rPr>
-        <w:t xml:space="preserve"> = </w:t>
+      <w:r>
+        <w:rPr>
+          <w:rFonts w:ascii="Consolas" w:hAnsi="Consolas"/>
+          <w:color w:val="000000"/>
+          <w:sz w:val="21"/>
+          <w:szCs w:val="21"/>
+          <w:lang w:eastAsia="ru-RU"/>
+        </w:rPr>
+        <w:t xml:space="preserve">._char_counts = </w:t>
       </w:r>
       <w:r>
         <w:rPr>
@@ -5203,7 +5196,6 @@
         </w:rPr>
         <w:t xml:space="preserve">        </w:t>
       </w:r>
-      <w:proofErr w:type="spellStart"/>
       <w:r>
         <w:rPr>
           <w:rFonts w:ascii="Consolas" w:hAnsi="Consolas"/>
@@ -5214,38 +5206,15 @@
         </w:rPr>
         <w:t>self</w:t>
       </w:r>
-      <w:proofErr w:type="spellEnd"/>
-      <w:r>
-        <w:rPr>
-          <w:rFonts w:ascii="Consolas" w:hAnsi="Consolas"/>
-          <w:color w:val="000000"/>
-          <w:sz w:val="21"/>
-          <w:szCs w:val="21"/>
-          <w:lang w:eastAsia="ru-RU"/>
-        </w:rPr>
-        <w:t>._</w:t>
-      </w:r>
-      <w:proofErr w:type="spellStart"/>
-      <w:r>
-        <w:rPr>
-          <w:rFonts w:ascii="Consolas" w:hAnsi="Consolas"/>
-          <w:color w:val="000000"/>
-          <w:sz w:val="21"/>
-          <w:szCs w:val="21"/>
-          <w:lang w:eastAsia="ru-RU"/>
-        </w:rPr>
-        <w:t>letters_probabilities</w:t>
-      </w:r>
-      <w:proofErr w:type="spellEnd"/>
-      <w:r>
-        <w:rPr>
-          <w:rFonts w:ascii="Consolas" w:hAnsi="Consolas"/>
-          <w:color w:val="000000"/>
-          <w:sz w:val="21"/>
-          <w:szCs w:val="21"/>
-          <w:lang w:eastAsia="ru-RU"/>
-        </w:rPr>
-        <w:t xml:space="preserve"> = {} </w:t>
+      <w:r>
+        <w:rPr>
+          <w:rFonts w:ascii="Consolas" w:hAnsi="Consolas"/>
+          <w:color w:val="000000"/>
+          <w:sz w:val="21"/>
+          <w:szCs w:val="21"/>
+          <w:lang w:eastAsia="ru-RU"/>
+        </w:rPr>
+        <w:t xml:space="preserve">._letters_probabilities = {} </w:t>
       </w:r>
       <w:r>
         <w:rPr>
@@ -5307,7 +5276,6 @@
         </w:rPr>
         <w:t xml:space="preserve">        </w:t>
       </w:r>
-      <w:proofErr w:type="spellStart"/>
       <w:r>
         <w:rPr>
           <w:rFonts w:ascii="Consolas" w:hAnsi="Consolas"/>
@@ -5318,38 +5286,15 @@
         </w:rPr>
         <w:t>self</w:t>
       </w:r>
-      <w:proofErr w:type="spellEnd"/>
-      <w:r>
-        <w:rPr>
-          <w:rFonts w:ascii="Consolas" w:hAnsi="Consolas"/>
-          <w:color w:val="000000"/>
-          <w:sz w:val="21"/>
-          <w:szCs w:val="21"/>
-          <w:lang w:eastAsia="ru-RU"/>
-        </w:rPr>
-        <w:t>._</w:t>
-      </w:r>
-      <w:proofErr w:type="spellStart"/>
-      <w:r>
-        <w:rPr>
-          <w:rFonts w:ascii="Consolas" w:hAnsi="Consolas"/>
-          <w:color w:val="000000"/>
-          <w:sz w:val="21"/>
-          <w:szCs w:val="21"/>
-          <w:lang w:eastAsia="ru-RU"/>
-        </w:rPr>
-        <w:t>total_chars</w:t>
-      </w:r>
-      <w:proofErr w:type="spellEnd"/>
-      <w:r>
-        <w:rPr>
-          <w:rFonts w:ascii="Consolas" w:hAnsi="Consolas"/>
-          <w:color w:val="000000"/>
-          <w:sz w:val="21"/>
-          <w:szCs w:val="21"/>
-          <w:lang w:eastAsia="ru-RU"/>
-        </w:rPr>
-        <w:t xml:space="preserve"> = </w:t>
+      <w:r>
+        <w:rPr>
+          <w:rFonts w:ascii="Consolas" w:hAnsi="Consolas"/>
+          <w:color w:val="000000"/>
+          <w:sz w:val="21"/>
+          <w:szCs w:val="21"/>
+          <w:lang w:eastAsia="ru-RU"/>
+        </w:rPr>
+        <w:t xml:space="preserve">._total_chars = </w:t>
       </w:r>
       <w:r>
         <w:rPr>
@@ -5406,7 +5351,6 @@
         </w:rPr>
         <w:t xml:space="preserve">        </w:t>
       </w:r>
-      <w:proofErr w:type="spellStart"/>
       <w:r>
         <w:rPr>
           <w:rFonts w:ascii="Consolas" w:hAnsi="Consolas"/>
@@ -5417,38 +5361,15 @@
         </w:rPr>
         <w:t>self</w:t>
       </w:r>
-      <w:proofErr w:type="spellEnd"/>
-      <w:r>
-        <w:rPr>
-          <w:rFonts w:ascii="Consolas" w:hAnsi="Consolas"/>
-          <w:color w:val="000000"/>
-          <w:sz w:val="21"/>
-          <w:szCs w:val="21"/>
-          <w:lang w:eastAsia="ru-RU"/>
-        </w:rPr>
-        <w:t>._</w:t>
-      </w:r>
-      <w:proofErr w:type="spellStart"/>
-      <w:r>
-        <w:rPr>
-          <w:rFonts w:ascii="Consolas" w:hAnsi="Consolas"/>
-          <w:color w:val="000000"/>
-          <w:sz w:val="21"/>
-          <w:szCs w:val="21"/>
-          <w:lang w:eastAsia="ru-RU"/>
-        </w:rPr>
-        <w:t>entropy</w:t>
-      </w:r>
-      <w:proofErr w:type="spellEnd"/>
-      <w:r>
-        <w:rPr>
-          <w:rFonts w:ascii="Consolas" w:hAnsi="Consolas"/>
-          <w:color w:val="000000"/>
-          <w:sz w:val="21"/>
-          <w:szCs w:val="21"/>
-          <w:lang w:eastAsia="ru-RU"/>
-        </w:rPr>
-        <w:t xml:space="preserve"> = </w:t>
+      <w:r>
+        <w:rPr>
+          <w:rFonts w:ascii="Consolas" w:hAnsi="Consolas"/>
+          <w:color w:val="000000"/>
+          <w:sz w:val="21"/>
+          <w:szCs w:val="21"/>
+          <w:lang w:eastAsia="ru-RU"/>
+        </w:rPr>
+        <w:t xml:space="preserve">._entropy = </w:t>
       </w:r>
       <w:r>
         <w:rPr>
@@ -5530,7 +5451,6 @@
         </w:rPr>
         <w:t xml:space="preserve">        </w:t>
       </w:r>
-      <w:proofErr w:type="spellStart"/>
       <w:r>
         <w:rPr>
           <w:rFonts w:ascii="Consolas" w:hAnsi="Consolas"/>
@@ -5541,38 +5461,15 @@
         </w:rPr>
         <w:t>self</w:t>
       </w:r>
-      <w:proofErr w:type="spellEnd"/>
-      <w:r>
-        <w:rPr>
-          <w:rFonts w:ascii="Consolas" w:hAnsi="Consolas"/>
-          <w:color w:val="000000"/>
-          <w:sz w:val="21"/>
-          <w:szCs w:val="21"/>
-          <w:lang w:eastAsia="ru-RU"/>
-        </w:rPr>
-        <w:t>._</w:t>
-      </w:r>
-      <w:proofErr w:type="spellStart"/>
-      <w:r>
-        <w:rPr>
-          <w:rFonts w:ascii="Consolas" w:hAnsi="Consolas"/>
-          <w:color w:val="000000"/>
-          <w:sz w:val="21"/>
-          <w:szCs w:val="21"/>
-          <w:lang w:eastAsia="ru-RU"/>
-        </w:rPr>
-        <w:t>is_analyzed</w:t>
-      </w:r>
-      <w:proofErr w:type="spellEnd"/>
-      <w:r>
-        <w:rPr>
-          <w:rFonts w:ascii="Consolas" w:hAnsi="Consolas"/>
-          <w:color w:val="000000"/>
-          <w:sz w:val="21"/>
-          <w:szCs w:val="21"/>
-          <w:lang w:eastAsia="ru-RU"/>
-        </w:rPr>
-        <w:t xml:space="preserve"> = False </w:t>
+      <w:r>
+        <w:rPr>
+          <w:rFonts w:ascii="Consolas" w:hAnsi="Consolas"/>
+          <w:color w:val="000000"/>
+          <w:sz w:val="21"/>
+          <w:szCs w:val="21"/>
+          <w:lang w:eastAsia="ru-RU"/>
+        </w:rPr>
+        <w:t xml:space="preserve">._is_analyzed = False </w:t>
       </w:r>
       <w:r>
         <w:rPr>
@@ -5652,29 +5549,7 @@
           <w:szCs w:val="21"/>
           <w:lang w:val="en-US" w:eastAsia="ru-RU"/>
         </w:rPr>
-        <w:t xml:space="preserve"> </w:t>
-      </w:r>
-      <w:proofErr w:type="spellStart"/>
-      <w:r>
-        <w:rPr>
-          <w:rFonts w:ascii="Consolas" w:hAnsi="Consolas"/>
-          <w:color w:val="000000"/>
-          <w:sz w:val="21"/>
-          <w:szCs w:val="21"/>
-          <w:lang w:val="en-US" w:eastAsia="ru-RU"/>
-        </w:rPr>
-        <w:t>load_file</w:t>
-      </w:r>
-      <w:proofErr w:type="spellEnd"/>
-      <w:r>
-        <w:rPr>
-          <w:rFonts w:ascii="Consolas" w:hAnsi="Consolas"/>
-          <w:color w:val="000000"/>
-          <w:sz w:val="21"/>
-          <w:szCs w:val="21"/>
-          <w:lang w:val="en-US" w:eastAsia="ru-RU"/>
-        </w:rPr>
-        <w:t>(</w:t>
+        <w:t xml:space="preserve"> load_file(</w:t>
       </w:r>
       <w:r>
         <w:rPr>
@@ -5696,7 +5571,6 @@
         </w:rPr>
         <w:t xml:space="preserve">, </w:t>
       </w:r>
-      <w:proofErr w:type="spellStart"/>
       <w:r>
         <w:rPr>
           <w:rFonts w:ascii="Consolas" w:hAnsi="Consolas"/>
@@ -5707,7 +5581,6 @@
         </w:rPr>
         <w:t>filepath</w:t>
       </w:r>
-      <w:proofErr w:type="spellEnd"/>
       <w:r>
         <w:rPr>
           <w:rFonts w:ascii="Consolas" w:hAnsi="Consolas"/>
@@ -5791,29 +5664,7 @@
           <w:szCs w:val="21"/>
           <w:lang w:eastAsia="ru-RU"/>
         </w:rPr>
-        <w:t xml:space="preserve">        </w:t>
-      </w:r>
-      <w:proofErr w:type="spellStart"/>
-      <w:r>
-        <w:rPr>
-          <w:rFonts w:ascii="Consolas" w:hAnsi="Consolas"/>
-          <w:color w:val="A31515"/>
-          <w:sz w:val="21"/>
-          <w:szCs w:val="21"/>
-          <w:lang w:eastAsia="ru-RU"/>
-        </w:rPr>
-        <w:t>Args</w:t>
-      </w:r>
-      <w:proofErr w:type="spellEnd"/>
-      <w:r>
-        <w:rPr>
-          <w:rFonts w:ascii="Consolas" w:hAnsi="Consolas"/>
-          <w:color w:val="A31515"/>
-          <w:sz w:val="21"/>
-          <w:szCs w:val="21"/>
-          <w:lang w:eastAsia="ru-RU"/>
-        </w:rPr>
-        <w:t>:</w:t>
+        <w:t>        Args:</w:t>
       </w:r>
     </w:p>
     <w:p>
@@ -5840,7 +5691,6 @@
         </w:rPr>
         <w:t xml:space="preserve">            </w:t>
       </w:r>
-      <w:proofErr w:type="spellStart"/>
       <w:r>
         <w:rPr>
           <w:rFonts w:ascii="Consolas" w:hAnsi="Consolas"/>
@@ -5849,18 +5699,7 @@
           <w:szCs w:val="21"/>
           <w:lang w:val="en-US" w:eastAsia="ru-RU"/>
         </w:rPr>
-        <w:t>filepath</w:t>
-      </w:r>
-      <w:proofErr w:type="spellEnd"/>
-      <w:r>
-        <w:rPr>
-          <w:rFonts w:ascii="Consolas" w:hAnsi="Consolas"/>
-          <w:color w:val="A31515"/>
-          <w:sz w:val="21"/>
-          <w:szCs w:val="21"/>
-          <w:lang w:val="en-US" w:eastAsia="ru-RU"/>
-        </w:rPr>
-        <w:t xml:space="preserve"> (string): </w:t>
+        <w:t xml:space="preserve">filepath (string): </w:t>
       </w:r>
       <w:r>
         <w:rPr>
@@ -6102,7 +5941,6 @@
         </w:rPr>
         <w:t xml:space="preserve"> open(</w:t>
       </w:r>
-      <w:proofErr w:type="spellStart"/>
       <w:r>
         <w:rPr>
           <w:rFonts w:ascii="Consolas" w:hAnsi="Consolas"/>
@@ -6113,7 +5951,6 @@
         </w:rPr>
         <w:t>filepath</w:t>
       </w:r>
-      <w:proofErr w:type="spellEnd"/>
       <w:r>
         <w:rPr>
           <w:rFonts w:ascii="Consolas" w:hAnsi="Consolas"/>
@@ -6229,7 +6066,6 @@
         </w:rPr>
         <w:t xml:space="preserve">                </w:t>
       </w:r>
-      <w:proofErr w:type="spellStart"/>
       <w:r>
         <w:rPr>
           <w:rFonts w:ascii="Consolas" w:hAnsi="Consolas"/>
@@ -6248,40 +6084,7 @@
           <w:szCs w:val="21"/>
           <w:lang w:val="en-US" w:eastAsia="ru-RU"/>
         </w:rPr>
-        <w:t>._text</w:t>
-      </w:r>
-      <w:proofErr w:type="spellEnd"/>
-      <w:r>
-        <w:rPr>
-          <w:rFonts w:ascii="Consolas" w:hAnsi="Consolas"/>
-          <w:color w:val="000000"/>
-          <w:sz w:val="21"/>
-          <w:szCs w:val="21"/>
-          <w:lang w:val="en-US" w:eastAsia="ru-RU"/>
-        </w:rPr>
-        <w:t xml:space="preserve"> = </w:t>
-      </w:r>
-      <w:proofErr w:type="spellStart"/>
-      <w:r>
-        <w:rPr>
-          <w:rFonts w:ascii="Consolas" w:hAnsi="Consolas"/>
-          <w:color w:val="000000"/>
-          <w:sz w:val="21"/>
-          <w:szCs w:val="21"/>
-          <w:lang w:val="en-US" w:eastAsia="ru-RU"/>
-        </w:rPr>
-        <w:t>file.read</w:t>
-      </w:r>
-      <w:proofErr w:type="spellEnd"/>
-      <w:r>
-        <w:rPr>
-          <w:rFonts w:ascii="Consolas" w:hAnsi="Consolas"/>
-          <w:color w:val="000000"/>
-          <w:sz w:val="21"/>
-          <w:szCs w:val="21"/>
-          <w:lang w:val="en-US" w:eastAsia="ru-RU"/>
-        </w:rPr>
-        <w:t>()</w:t>
+        <w:t>._text = file.read()</w:t>
       </w:r>
     </w:p>
     <w:p>
@@ -6351,42 +6154,18 @@
           <w:szCs w:val="21"/>
           <w:lang w:val="en-US" w:eastAsia="ru-RU"/>
         </w:rPr>
-        <w:t>._</w:t>
-      </w:r>
-      <w:proofErr w:type="spellStart"/>
-      <w:r>
-        <w:rPr>
-          <w:rFonts w:ascii="Consolas" w:hAnsi="Consolas"/>
-          <w:color w:val="000000"/>
+        <w:t xml:space="preserve">._filepath = </w:t>
+      </w:r>
+      <w:r>
+        <w:rPr>
+          <w:rFonts w:ascii="Consolas" w:hAnsi="Consolas"/>
+          <w:color w:val="808080"/>
           <w:sz w:val="21"/>
           <w:szCs w:val="21"/>
           <w:lang w:val="en-US" w:eastAsia="ru-RU"/>
         </w:rPr>
         <w:t>filepath</w:t>
       </w:r>
-      <w:proofErr w:type="spellEnd"/>
-      <w:r>
-        <w:rPr>
-          <w:rFonts w:ascii="Consolas" w:hAnsi="Consolas"/>
-          <w:color w:val="000000"/>
-          <w:sz w:val="21"/>
-          <w:szCs w:val="21"/>
-          <w:lang w:val="en-US" w:eastAsia="ru-RU"/>
-        </w:rPr>
-        <w:t xml:space="preserve"> = </w:t>
-      </w:r>
-      <w:proofErr w:type="spellStart"/>
-      <w:r>
-        <w:rPr>
-          <w:rFonts w:ascii="Consolas" w:hAnsi="Consolas"/>
-          <w:color w:val="808080"/>
-          <w:sz w:val="21"/>
-          <w:szCs w:val="21"/>
-          <w:lang w:val="en-US" w:eastAsia="ru-RU"/>
-        </w:rPr>
-        <w:t>filepath</w:t>
-      </w:r>
-      <w:proofErr w:type="spellEnd"/>
     </w:p>
     <w:p>
       <w:pPr>
@@ -6430,29 +6209,7 @@
           <w:szCs w:val="21"/>
           <w:lang w:val="en-US" w:eastAsia="ru-RU"/>
         </w:rPr>
-        <w:t>._</w:t>
-      </w:r>
-      <w:proofErr w:type="spellStart"/>
-      <w:r>
-        <w:rPr>
-          <w:rFonts w:ascii="Consolas" w:hAnsi="Consolas"/>
-          <w:color w:val="000000"/>
-          <w:sz w:val="21"/>
-          <w:szCs w:val="21"/>
-          <w:lang w:val="en-US" w:eastAsia="ru-RU"/>
-        </w:rPr>
-        <w:t>is_analyzed</w:t>
-      </w:r>
-      <w:proofErr w:type="spellEnd"/>
-      <w:r>
-        <w:rPr>
-          <w:rFonts w:ascii="Consolas" w:hAnsi="Consolas"/>
-          <w:color w:val="000000"/>
-          <w:sz w:val="21"/>
-          <w:szCs w:val="21"/>
-          <w:lang w:val="en-US" w:eastAsia="ru-RU"/>
-        </w:rPr>
-        <w:t xml:space="preserve"> = False</w:t>
+        <w:t>._is_analyzed = False</w:t>
       </w:r>
     </w:p>
     <w:p>
@@ -6544,7 +6301,6 @@
         </w:rPr>
         <w:t xml:space="preserve"> </w:t>
       </w:r>
-      <w:proofErr w:type="spellStart"/>
       <w:r>
         <w:rPr>
           <w:rFonts w:ascii="Consolas" w:hAnsi="Consolas"/>
@@ -6555,7 +6311,6 @@
         </w:rPr>
         <w:t>FileNotFoundError</w:t>
       </w:r>
-      <w:proofErr w:type="spellEnd"/>
       <w:r>
         <w:rPr>
           <w:rFonts w:ascii="Consolas" w:hAnsi="Consolas"/>
@@ -6611,7 +6366,6 @@
         </w:rPr>
         <w:t xml:space="preserve"> </w:t>
       </w:r>
-      <w:proofErr w:type="spellStart"/>
       <w:r>
         <w:rPr>
           <w:rFonts w:ascii="Consolas" w:hAnsi="Consolas"/>
@@ -6622,7 +6376,6 @@
         </w:rPr>
         <w:t>FileNotFoundError</w:t>
       </w:r>
-      <w:proofErr w:type="spellEnd"/>
       <w:r>
         <w:rPr>
           <w:rFonts w:ascii="Consolas" w:hAnsi="Consolas"/>
@@ -6683,7 +6436,6 @@
         </w:rPr>
         <w:t>{</w:t>
       </w:r>
-      <w:proofErr w:type="spellStart"/>
       <w:r>
         <w:rPr>
           <w:rFonts w:ascii="Consolas" w:hAnsi="Consolas"/>
@@ -6694,7 +6446,6 @@
         </w:rPr>
         <w:t>filepath</w:t>
       </w:r>
-      <w:proofErr w:type="spellEnd"/>
       <w:r>
         <w:rPr>
           <w:rFonts w:ascii="Consolas" w:hAnsi="Consolas"/>
@@ -6895,7 +6646,6 @@
         </w:rPr>
         <w:t xml:space="preserve"> </w:t>
       </w:r>
-      <w:proofErr w:type="spellStart"/>
       <w:r>
         <w:rPr>
           <w:rFonts w:ascii="Consolas" w:hAnsi="Consolas"/>
@@ -6906,7 +6656,6 @@
         </w:rPr>
         <w:t>IOError</w:t>
       </w:r>
-      <w:proofErr w:type="spellEnd"/>
       <w:r>
         <w:rPr>
           <w:rFonts w:ascii="Consolas" w:hAnsi="Consolas"/>
@@ -7117,7 +6866,6 @@
         </w:rPr>
         <w:t xml:space="preserve">    </w:t>
       </w:r>
-      <w:proofErr w:type="spellStart"/>
       <w:r>
         <w:rPr>
           <w:rFonts w:ascii="Consolas" w:hAnsi="Consolas"/>
@@ -7128,40 +6876,16 @@
         </w:rPr>
         <w:t>def</w:t>
       </w:r>
-      <w:proofErr w:type="spellEnd"/>
-      <w:r>
-        <w:rPr>
-          <w:rFonts w:ascii="Consolas" w:hAnsi="Consolas"/>
-          <w:color w:val="000000"/>
-          <w:sz w:val="21"/>
-          <w:szCs w:val="21"/>
-          <w:lang w:eastAsia="ru-RU"/>
-        </w:rPr>
-        <w:t xml:space="preserve"> </w:t>
-      </w:r>
-      <w:proofErr w:type="spellStart"/>
-      <w:r>
-        <w:rPr>
-          <w:rFonts w:ascii="Consolas" w:hAnsi="Consolas"/>
-          <w:color w:val="000000"/>
-          <w:sz w:val="21"/>
-          <w:szCs w:val="21"/>
-          <w:lang w:eastAsia="ru-RU"/>
-        </w:rPr>
-        <w:t>analyze</w:t>
-      </w:r>
-      <w:proofErr w:type="spellEnd"/>
-      <w:r>
-        <w:rPr>
-          <w:rFonts w:ascii="Consolas" w:hAnsi="Consolas"/>
-          <w:color w:val="000000"/>
-          <w:sz w:val="21"/>
-          <w:szCs w:val="21"/>
-          <w:lang w:eastAsia="ru-RU"/>
-        </w:rPr>
-        <w:t>(</w:t>
-      </w:r>
-      <w:proofErr w:type="spellStart"/>
+      <w:r>
+        <w:rPr>
+          <w:rFonts w:ascii="Consolas" w:hAnsi="Consolas"/>
+          <w:color w:val="000000"/>
+          <w:sz w:val="21"/>
+          <w:szCs w:val="21"/>
+          <w:lang w:eastAsia="ru-RU"/>
+        </w:rPr>
+        <w:t xml:space="preserve"> analyze(</w:t>
+      </w:r>
       <w:r>
         <w:rPr>
           <w:rFonts w:ascii="Consolas" w:hAnsi="Consolas"/>
@@ -7172,7 +6896,6 @@
         </w:rPr>
         <w:t>self</w:t>
       </w:r>
-      <w:proofErr w:type="spellEnd"/>
       <w:r>
         <w:rPr>
           <w:rFonts w:ascii="Consolas" w:hAnsi="Consolas"/>
@@ -7464,7 +7187,6 @@
         </w:rPr>
         <w:t xml:space="preserve"> </w:t>
       </w:r>
-      <w:proofErr w:type="spellStart"/>
       <w:r>
         <w:rPr>
           <w:rFonts w:ascii="Consolas" w:hAnsi="Consolas"/>
@@ -7483,18 +7205,7 @@
           <w:szCs w:val="21"/>
           <w:lang w:val="en-US" w:eastAsia="ru-RU"/>
         </w:rPr>
-        <w:t>._text</w:t>
-      </w:r>
-      <w:proofErr w:type="spellEnd"/>
-      <w:r>
-        <w:rPr>
-          <w:rFonts w:ascii="Consolas" w:hAnsi="Consolas"/>
-          <w:color w:val="000000"/>
-          <w:sz w:val="21"/>
-          <w:szCs w:val="21"/>
-          <w:lang w:val="en-US" w:eastAsia="ru-RU"/>
-        </w:rPr>
-        <w:t>:</w:t>
+        <w:t>._text:</w:t>
       </w:r>
     </w:p>
     <w:p>
@@ -7521,7 +7232,6 @@
         </w:rPr>
         <w:t xml:space="preserve">            </w:t>
       </w:r>
-      <w:proofErr w:type="spellStart"/>
       <w:r>
         <w:rPr>
           <w:rFonts w:ascii="Consolas" w:hAnsi="Consolas"/>
@@ -7532,7 +7242,6 @@
         </w:rPr>
         <w:t>raise</w:t>
       </w:r>
-      <w:proofErr w:type="spellEnd"/>
       <w:r>
         <w:rPr>
           <w:rFonts w:ascii="Consolas" w:hAnsi="Consolas"/>
@@ -7543,7 +7252,6 @@
         </w:rPr>
         <w:t xml:space="preserve"> </w:t>
       </w:r>
-      <w:proofErr w:type="spellStart"/>
       <w:r>
         <w:rPr>
           <w:rFonts w:ascii="Consolas" w:hAnsi="Consolas"/>
@@ -7554,7 +7262,6 @@
         </w:rPr>
         <w:t>ValueError</w:t>
       </w:r>
-      <w:proofErr w:type="spellEnd"/>
       <w:r>
         <w:rPr>
           <w:rFonts w:ascii="Consolas" w:hAnsi="Consolas"/>
@@ -7698,29 +7405,7 @@
           <w:szCs w:val="21"/>
           <w:lang w:val="en-US" w:eastAsia="ru-RU"/>
         </w:rPr>
-        <w:t xml:space="preserve">        </w:t>
-      </w:r>
-      <w:proofErr w:type="spellStart"/>
-      <w:r>
-        <w:rPr>
-          <w:rFonts w:ascii="Consolas" w:hAnsi="Consolas"/>
-          <w:color w:val="000000"/>
-          <w:sz w:val="21"/>
-          <w:szCs w:val="21"/>
-          <w:lang w:val="en-US" w:eastAsia="ru-RU"/>
-        </w:rPr>
-        <w:t>clear_text</w:t>
-      </w:r>
-      <w:proofErr w:type="spellEnd"/>
-      <w:r>
-        <w:rPr>
-          <w:rFonts w:ascii="Consolas" w:hAnsi="Consolas"/>
-          <w:color w:val="000000"/>
-          <w:sz w:val="21"/>
-          <w:szCs w:val="21"/>
-          <w:lang w:val="en-US" w:eastAsia="ru-RU"/>
-        </w:rPr>
-        <w:t xml:space="preserve"> = </w:t>
+        <w:t xml:space="preserve">        clear_text = </w:t>
       </w:r>
       <w:r>
         <w:rPr>
@@ -7740,29 +7425,7 @@
           <w:szCs w:val="21"/>
           <w:lang w:val="en-US" w:eastAsia="ru-RU"/>
         </w:rPr>
-        <w:t>._</w:t>
-      </w:r>
-      <w:proofErr w:type="spellStart"/>
-      <w:r>
-        <w:rPr>
-          <w:rFonts w:ascii="Consolas" w:hAnsi="Consolas"/>
-          <w:color w:val="000000"/>
-          <w:sz w:val="21"/>
-          <w:szCs w:val="21"/>
-          <w:lang w:val="en-US" w:eastAsia="ru-RU"/>
-        </w:rPr>
-        <w:t>text.lower</w:t>
-      </w:r>
-      <w:proofErr w:type="spellEnd"/>
-      <w:r>
-        <w:rPr>
-          <w:rFonts w:ascii="Consolas" w:hAnsi="Consolas"/>
-          <w:color w:val="000000"/>
-          <w:sz w:val="21"/>
-          <w:szCs w:val="21"/>
-          <w:lang w:val="en-US" w:eastAsia="ru-RU"/>
-        </w:rPr>
-        <w:t>()</w:t>
+        <w:t>._text.lower()</w:t>
       </w:r>
     </w:p>
     <w:p>
@@ -7807,73 +7470,7 @@
           <w:szCs w:val="21"/>
           <w:lang w:val="en-US" w:eastAsia="ru-RU"/>
         </w:rPr>
-        <w:t>._</w:t>
-      </w:r>
-      <w:proofErr w:type="spellStart"/>
-      <w:r>
-        <w:rPr>
-          <w:rFonts w:ascii="Consolas" w:hAnsi="Consolas"/>
-          <w:color w:val="000000"/>
-          <w:sz w:val="21"/>
-          <w:szCs w:val="21"/>
-          <w:lang w:val="en-US" w:eastAsia="ru-RU"/>
-        </w:rPr>
-        <w:t>total_chars</w:t>
-      </w:r>
-      <w:proofErr w:type="spellEnd"/>
-      <w:r>
-        <w:rPr>
-          <w:rFonts w:ascii="Consolas" w:hAnsi="Consolas"/>
-          <w:color w:val="000000"/>
-          <w:sz w:val="21"/>
-          <w:szCs w:val="21"/>
-          <w:lang w:val="en-US" w:eastAsia="ru-RU"/>
-        </w:rPr>
-        <w:t xml:space="preserve"> = </w:t>
-      </w:r>
-      <w:proofErr w:type="spellStart"/>
-      <w:r>
-        <w:rPr>
-          <w:rFonts w:ascii="Consolas" w:hAnsi="Consolas"/>
-          <w:color w:val="000000"/>
-          <w:sz w:val="21"/>
-          <w:szCs w:val="21"/>
-          <w:lang w:val="en-US" w:eastAsia="ru-RU"/>
-        </w:rPr>
-        <w:t>len</w:t>
-      </w:r>
-      <w:proofErr w:type="spellEnd"/>
-      <w:r>
-        <w:rPr>
-          <w:rFonts w:ascii="Consolas" w:hAnsi="Consolas"/>
-          <w:color w:val="000000"/>
-          <w:sz w:val="21"/>
-          <w:szCs w:val="21"/>
-          <w:lang w:val="en-US" w:eastAsia="ru-RU"/>
-        </w:rPr>
-        <w:t>(</w:t>
-      </w:r>
-      <w:proofErr w:type="spellStart"/>
-      <w:r>
-        <w:rPr>
-          <w:rFonts w:ascii="Consolas" w:hAnsi="Consolas"/>
-          <w:color w:val="000000"/>
-          <w:sz w:val="21"/>
-          <w:szCs w:val="21"/>
-          <w:lang w:val="en-US" w:eastAsia="ru-RU"/>
-        </w:rPr>
-        <w:t>clear_text</w:t>
-      </w:r>
-      <w:proofErr w:type="spellEnd"/>
-      <w:r>
-        <w:rPr>
-          <w:rFonts w:ascii="Consolas" w:hAnsi="Consolas"/>
-          <w:color w:val="000000"/>
-          <w:sz w:val="21"/>
-          <w:szCs w:val="21"/>
-          <w:lang w:val="en-US" w:eastAsia="ru-RU"/>
-        </w:rPr>
-        <w:t>)</w:t>
+        <w:t>._total_chars = len(clear_text)</w:t>
       </w:r>
     </w:p>
     <w:p>
@@ -7918,29 +7515,7 @@
           <w:szCs w:val="21"/>
           <w:lang w:val="en-US" w:eastAsia="ru-RU"/>
         </w:rPr>
-        <w:t>._</w:t>
-      </w:r>
-      <w:proofErr w:type="spellStart"/>
-      <w:r>
-        <w:rPr>
-          <w:rFonts w:ascii="Consolas" w:hAnsi="Consolas"/>
-          <w:color w:val="000000"/>
-          <w:sz w:val="21"/>
-          <w:szCs w:val="21"/>
-          <w:lang w:val="en-US" w:eastAsia="ru-RU"/>
-        </w:rPr>
-        <w:t>char_counts</w:t>
-      </w:r>
-      <w:proofErr w:type="spellEnd"/>
-      <w:r>
-        <w:rPr>
-          <w:rFonts w:ascii="Consolas" w:hAnsi="Consolas"/>
-          <w:color w:val="000000"/>
-          <w:sz w:val="21"/>
-          <w:szCs w:val="21"/>
-          <w:lang w:val="en-US" w:eastAsia="ru-RU"/>
-        </w:rPr>
-        <w:t xml:space="preserve"> = </w:t>
+        <w:t xml:space="preserve">._char_counts = </w:t>
       </w:r>
       <w:r>
         <w:rPr>
@@ -7960,29 +7535,7 @@
           <w:szCs w:val="21"/>
           <w:lang w:val="en-US" w:eastAsia="ru-RU"/>
         </w:rPr>
-        <w:t>(</w:t>
-      </w:r>
-      <w:proofErr w:type="spellStart"/>
-      <w:r>
-        <w:rPr>
-          <w:rFonts w:ascii="Consolas" w:hAnsi="Consolas"/>
-          <w:color w:val="000000"/>
-          <w:sz w:val="21"/>
-          <w:szCs w:val="21"/>
-          <w:lang w:val="en-US" w:eastAsia="ru-RU"/>
-        </w:rPr>
-        <w:t>clear_text</w:t>
-      </w:r>
-      <w:proofErr w:type="spellEnd"/>
-      <w:r>
-        <w:rPr>
-          <w:rFonts w:ascii="Consolas" w:hAnsi="Consolas"/>
-          <w:color w:val="000000"/>
-          <w:sz w:val="21"/>
-          <w:szCs w:val="21"/>
-          <w:lang w:val="en-US" w:eastAsia="ru-RU"/>
-        </w:rPr>
-        <w:t>)</w:t>
+        <w:t>(clear_text)</w:t>
       </w:r>
     </w:p>
     <w:p>
@@ -8027,29 +7580,7 @@
           <w:szCs w:val="21"/>
           <w:lang w:val="en-US" w:eastAsia="ru-RU"/>
         </w:rPr>
-        <w:t>._</w:t>
-      </w:r>
-      <w:proofErr w:type="spellStart"/>
-      <w:r>
-        <w:rPr>
-          <w:rFonts w:ascii="Consolas" w:hAnsi="Consolas"/>
-          <w:color w:val="000000"/>
-          <w:sz w:val="21"/>
-          <w:szCs w:val="21"/>
-          <w:lang w:val="en-US" w:eastAsia="ru-RU"/>
-        </w:rPr>
-        <w:t>letters_probabilities</w:t>
-      </w:r>
-      <w:proofErr w:type="spellEnd"/>
-      <w:r>
-        <w:rPr>
-          <w:rFonts w:ascii="Consolas" w:hAnsi="Consolas"/>
-          <w:color w:val="000000"/>
-          <w:sz w:val="21"/>
-          <w:szCs w:val="21"/>
-          <w:lang w:val="en-US" w:eastAsia="ru-RU"/>
-        </w:rPr>
-        <w:t xml:space="preserve"> = {}</w:t>
+        <w:t>._letters_probabilities = {}</w:t>
       </w:r>
     </w:p>
     <w:p>
@@ -8101,7 +7632,6 @@
         </w:rPr>
         <w:t xml:space="preserve"># </w:t>
       </w:r>
-      <w:proofErr w:type="spellStart"/>
       <w:r>
         <w:rPr>
           <w:rFonts w:ascii="Consolas" w:hAnsi="Consolas"/>
@@ -8112,7 +7642,6 @@
         </w:rPr>
         <w:t>Рассчёт</w:t>
       </w:r>
-      <w:proofErr w:type="spellEnd"/>
       <w:r>
         <w:rPr>
           <w:rFonts w:ascii="Consolas" w:hAnsi="Consolas"/>
@@ -8156,29 +7685,7 @@
           <w:szCs w:val="21"/>
           <w:lang w:val="en-US" w:eastAsia="ru-RU"/>
         </w:rPr>
-        <w:t xml:space="preserve">        </w:t>
-      </w:r>
-      <w:proofErr w:type="spellStart"/>
-      <w:r>
-        <w:rPr>
-          <w:rFonts w:ascii="Consolas" w:hAnsi="Consolas"/>
-          <w:color w:val="000000"/>
-          <w:sz w:val="21"/>
-          <w:szCs w:val="21"/>
-          <w:lang w:val="en-US" w:eastAsia="ru-RU"/>
-        </w:rPr>
-        <w:t>entropy_sum</w:t>
-      </w:r>
-      <w:proofErr w:type="spellEnd"/>
-      <w:r>
-        <w:rPr>
-          <w:rFonts w:ascii="Consolas" w:hAnsi="Consolas"/>
-          <w:color w:val="000000"/>
-          <w:sz w:val="21"/>
-          <w:szCs w:val="21"/>
-          <w:lang w:val="en-US" w:eastAsia="ru-RU"/>
-        </w:rPr>
-        <w:t xml:space="preserve"> = </w:t>
+        <w:t xml:space="preserve">        entropy_sum = </w:t>
       </w:r>
       <w:r>
         <w:rPr>
@@ -8323,29 +7830,7 @@
           <w:szCs w:val="21"/>
           <w:lang w:val="en-US" w:eastAsia="ru-RU"/>
         </w:rPr>
-        <w:t>._</w:t>
-      </w:r>
-      <w:proofErr w:type="spellStart"/>
-      <w:r>
-        <w:rPr>
-          <w:rFonts w:ascii="Consolas" w:hAnsi="Consolas"/>
-          <w:color w:val="000000"/>
-          <w:sz w:val="21"/>
-          <w:szCs w:val="21"/>
-          <w:lang w:val="en-US" w:eastAsia="ru-RU"/>
-        </w:rPr>
-        <w:t>char_counts.items</w:t>
-      </w:r>
-      <w:proofErr w:type="spellEnd"/>
-      <w:r>
-        <w:rPr>
-          <w:rFonts w:ascii="Consolas" w:hAnsi="Consolas"/>
-          <w:color w:val="000000"/>
-          <w:sz w:val="21"/>
-          <w:szCs w:val="21"/>
-          <w:lang w:val="en-US" w:eastAsia="ru-RU"/>
-        </w:rPr>
-        <w:t>():</w:t>
+        <w:t>._char_counts.items():</w:t>
       </w:r>
     </w:p>
     <w:p>
@@ -8390,29 +7875,7 @@
           <w:szCs w:val="21"/>
           <w:lang w:val="en-US" w:eastAsia="ru-RU"/>
         </w:rPr>
-        <w:t>._</w:t>
-      </w:r>
-      <w:proofErr w:type="spellStart"/>
-      <w:r>
-        <w:rPr>
-          <w:rFonts w:ascii="Consolas" w:hAnsi="Consolas"/>
-          <w:color w:val="000000"/>
-          <w:sz w:val="21"/>
-          <w:szCs w:val="21"/>
-          <w:lang w:val="en-US" w:eastAsia="ru-RU"/>
-        </w:rPr>
-        <w:t>total_chars</w:t>
-      </w:r>
-      <w:proofErr w:type="spellEnd"/>
-      <w:r>
-        <w:rPr>
-          <w:rFonts w:ascii="Consolas" w:hAnsi="Consolas"/>
-          <w:color w:val="000000"/>
-          <w:sz w:val="21"/>
-          <w:szCs w:val="21"/>
-          <w:lang w:val="en-US" w:eastAsia="ru-RU"/>
-        </w:rPr>
-        <w:t xml:space="preserve"> </w:t>
+        <w:t xml:space="preserve">._total_chars </w:t>
       </w:r>
       <w:r>
         <w:rPr>
@@ -8497,29 +7960,7 @@
           <w:szCs w:val="21"/>
           <w:lang w:val="en-US" w:eastAsia="ru-RU"/>
         </w:rPr>
-        <w:t>._</w:t>
-      </w:r>
-      <w:proofErr w:type="spellStart"/>
-      <w:r>
-        <w:rPr>
-          <w:rFonts w:ascii="Consolas" w:hAnsi="Consolas"/>
-          <w:color w:val="000000"/>
-          <w:sz w:val="21"/>
-          <w:szCs w:val="21"/>
-          <w:lang w:val="en-US" w:eastAsia="ru-RU"/>
-        </w:rPr>
-        <w:t>letters_probabilities</w:t>
-      </w:r>
-      <w:proofErr w:type="spellEnd"/>
-      <w:r>
-        <w:rPr>
-          <w:rFonts w:ascii="Consolas" w:hAnsi="Consolas"/>
-          <w:color w:val="000000"/>
-          <w:sz w:val="21"/>
-          <w:szCs w:val="21"/>
-          <w:lang w:val="en-US" w:eastAsia="ru-RU"/>
-        </w:rPr>
-        <w:t>[char] = p</w:t>
+        <w:t>._letters_probabilities[char] = p</w:t>
       </w:r>
     </w:p>
     <w:p>
@@ -8569,29 +8010,7 @@
           <w:szCs w:val="21"/>
           <w:lang w:val="en-US" w:eastAsia="ru-RU"/>
         </w:rPr>
-        <w:t xml:space="preserve">            </w:t>
-      </w:r>
-      <w:proofErr w:type="spellStart"/>
-      <w:r>
-        <w:rPr>
-          <w:rFonts w:ascii="Consolas" w:hAnsi="Consolas"/>
-          <w:color w:val="000000"/>
-          <w:sz w:val="21"/>
-          <w:szCs w:val="21"/>
-          <w:lang w:val="en-US" w:eastAsia="ru-RU"/>
-        </w:rPr>
-        <w:t>entropy_sum</w:t>
-      </w:r>
-      <w:proofErr w:type="spellEnd"/>
-      <w:r>
-        <w:rPr>
-          <w:rFonts w:ascii="Consolas" w:hAnsi="Consolas"/>
-          <w:color w:val="000000"/>
-          <w:sz w:val="21"/>
-          <w:szCs w:val="21"/>
-          <w:lang w:val="en-US" w:eastAsia="ru-RU"/>
-        </w:rPr>
-        <w:t xml:space="preserve"> += -(p * math.log2(p)) </w:t>
+        <w:t xml:space="preserve">            entropy_sum += -(p * math.log2(p)) </w:t>
       </w:r>
       <w:r>
         <w:rPr>
@@ -8683,7 +8102,6 @@
         </w:rPr>
         <w:t xml:space="preserve">        </w:t>
       </w:r>
-      <w:proofErr w:type="spellStart"/>
       <w:r>
         <w:rPr>
           <w:rFonts w:ascii="Consolas" w:hAnsi="Consolas"/>
@@ -8702,31 +8120,8 @@
           <w:szCs w:val="21"/>
           <w:lang w:val="en-US" w:eastAsia="ru-RU"/>
         </w:rPr>
-        <w:t>._entropy</w:t>
-      </w:r>
-      <w:proofErr w:type="spellEnd"/>
-      <w:r>
-        <w:rPr>
-          <w:rFonts w:ascii="Consolas" w:hAnsi="Consolas"/>
-          <w:color w:val="000000"/>
-          <w:sz w:val="21"/>
-          <w:szCs w:val="21"/>
-          <w:lang w:val="en-US" w:eastAsia="ru-RU"/>
-        </w:rPr>
-        <w:t xml:space="preserve"> = </w:t>
-      </w:r>
-      <w:proofErr w:type="spellStart"/>
-      <w:r>
-        <w:rPr>
-          <w:rFonts w:ascii="Consolas" w:hAnsi="Consolas"/>
-          <w:color w:val="000000"/>
-          <w:sz w:val="21"/>
-          <w:szCs w:val="21"/>
-          <w:lang w:val="en-US" w:eastAsia="ru-RU"/>
-        </w:rPr>
-        <w:t>entropy_sum</w:t>
-      </w:r>
-      <w:proofErr w:type="spellEnd"/>
+        <w:t>._entropy = entropy_sum</w:t>
+      </w:r>
     </w:p>
     <w:p>
       <w:pPr>
@@ -8770,29 +8165,7 @@
           <w:szCs w:val="21"/>
           <w:lang w:val="en-US" w:eastAsia="ru-RU"/>
         </w:rPr>
-        <w:t>._</w:t>
-      </w:r>
-      <w:proofErr w:type="spellStart"/>
-      <w:r>
-        <w:rPr>
-          <w:rFonts w:ascii="Consolas" w:hAnsi="Consolas"/>
-          <w:color w:val="000000"/>
-          <w:sz w:val="21"/>
-          <w:szCs w:val="21"/>
-          <w:lang w:val="en-US" w:eastAsia="ru-RU"/>
-        </w:rPr>
-        <w:t>is_analyzed</w:t>
-      </w:r>
-      <w:proofErr w:type="spellEnd"/>
-      <w:r>
-        <w:rPr>
-          <w:rFonts w:ascii="Consolas" w:hAnsi="Consolas"/>
-          <w:color w:val="000000"/>
-          <w:sz w:val="21"/>
-          <w:szCs w:val="21"/>
-          <w:lang w:val="en-US" w:eastAsia="ru-RU"/>
-        </w:rPr>
-        <w:t xml:space="preserve"> = True</w:t>
+        <w:t>._is_analyzed = True</w:t>
       </w:r>
     </w:p>
     <w:p>
@@ -8897,29 +8270,7 @@
           <w:szCs w:val="21"/>
           <w:lang w:val="en-US" w:eastAsia="ru-RU"/>
         </w:rPr>
-        <w:t xml:space="preserve"> </w:t>
-      </w:r>
-      <w:proofErr w:type="spellStart"/>
-      <w:r>
-        <w:rPr>
-          <w:rFonts w:ascii="Consolas" w:hAnsi="Consolas"/>
-          <w:color w:val="000000"/>
-          <w:sz w:val="21"/>
-          <w:szCs w:val="21"/>
-          <w:lang w:val="en-US" w:eastAsia="ru-RU"/>
-        </w:rPr>
-        <w:t>print_probability_table</w:t>
-      </w:r>
-      <w:proofErr w:type="spellEnd"/>
-      <w:r>
-        <w:rPr>
-          <w:rFonts w:ascii="Consolas" w:hAnsi="Consolas"/>
-          <w:color w:val="000000"/>
-          <w:sz w:val="21"/>
-          <w:szCs w:val="21"/>
-          <w:lang w:val="en-US" w:eastAsia="ru-RU"/>
-        </w:rPr>
-        <w:t>(</w:t>
+        <w:t xml:space="preserve"> print_probability_table(</w:t>
       </w:r>
       <w:r>
         <w:rPr>
@@ -9034,29 +8385,7 @@
           <w:szCs w:val="21"/>
           <w:lang w:eastAsia="ru-RU"/>
         </w:rPr>
-        <w:t xml:space="preserve">        </w:t>
-      </w:r>
-      <w:proofErr w:type="spellStart"/>
-      <w:r>
-        <w:rPr>
-          <w:rFonts w:ascii="Consolas" w:hAnsi="Consolas"/>
-          <w:color w:val="A31515"/>
-          <w:sz w:val="21"/>
-          <w:szCs w:val="21"/>
-          <w:lang w:eastAsia="ru-RU"/>
-        </w:rPr>
-        <w:t>Args</w:t>
-      </w:r>
-      <w:proofErr w:type="spellEnd"/>
-      <w:r>
-        <w:rPr>
-          <w:rFonts w:ascii="Consolas" w:hAnsi="Consolas"/>
-          <w:color w:val="A31515"/>
-          <w:sz w:val="21"/>
-          <w:szCs w:val="21"/>
-          <w:lang w:eastAsia="ru-RU"/>
-        </w:rPr>
-        <w:t>:</w:t>
+        <w:t>        Args:</w:t>
       </w:r>
     </w:p>
     <w:p>
@@ -9081,51 +8410,7 @@
           <w:szCs w:val="21"/>
           <w:lang w:eastAsia="ru-RU"/>
         </w:rPr>
-        <w:t xml:space="preserve">            </w:t>
-      </w:r>
-      <w:proofErr w:type="spellStart"/>
-      <w:r>
-        <w:rPr>
-          <w:rFonts w:ascii="Consolas" w:hAnsi="Consolas"/>
-          <w:color w:val="A31515"/>
-          <w:sz w:val="21"/>
-          <w:szCs w:val="21"/>
-          <w:lang w:eastAsia="ru-RU"/>
-        </w:rPr>
-        <w:t>limit</w:t>
-      </w:r>
-      <w:proofErr w:type="spellEnd"/>
-      <w:r>
-        <w:rPr>
-          <w:rFonts w:ascii="Consolas" w:hAnsi="Consolas"/>
-          <w:color w:val="A31515"/>
-          <w:sz w:val="21"/>
-          <w:szCs w:val="21"/>
-          <w:lang w:eastAsia="ru-RU"/>
-        </w:rPr>
-        <w:t xml:space="preserve"> (</w:t>
-      </w:r>
-      <w:proofErr w:type="spellStart"/>
-      <w:r>
-        <w:rPr>
-          <w:rFonts w:ascii="Consolas" w:hAnsi="Consolas"/>
-          <w:color w:val="A31515"/>
-          <w:sz w:val="21"/>
-          <w:szCs w:val="21"/>
-          <w:lang w:eastAsia="ru-RU"/>
-        </w:rPr>
-        <w:t>int</w:t>
-      </w:r>
-      <w:proofErr w:type="spellEnd"/>
-      <w:r>
-        <w:rPr>
-          <w:rFonts w:ascii="Consolas" w:hAnsi="Consolas"/>
-          <w:color w:val="A31515"/>
-          <w:sz w:val="21"/>
-          <w:szCs w:val="21"/>
-          <w:lang w:eastAsia="ru-RU"/>
-        </w:rPr>
-        <w:t xml:space="preserve">, опционально): Количество строк для вывода. </w:t>
+        <w:t xml:space="preserve">            limit (int, опционально): Количество строк для вывода. </w:t>
       </w:r>
       <w:r>
         <w:rPr>
@@ -9310,29 +8595,7 @@
           <w:szCs w:val="21"/>
           <w:lang w:val="en-US" w:eastAsia="ru-RU"/>
         </w:rPr>
-        <w:t>._</w:t>
-      </w:r>
-      <w:proofErr w:type="spellStart"/>
-      <w:r>
-        <w:rPr>
-          <w:rFonts w:ascii="Consolas" w:hAnsi="Consolas"/>
-          <w:color w:val="000000"/>
-          <w:sz w:val="21"/>
-          <w:szCs w:val="21"/>
-          <w:lang w:val="en-US" w:eastAsia="ru-RU"/>
-        </w:rPr>
-        <w:t>is_analyzed</w:t>
-      </w:r>
-      <w:proofErr w:type="spellEnd"/>
-      <w:r>
-        <w:rPr>
-          <w:rFonts w:ascii="Consolas" w:hAnsi="Consolas"/>
-          <w:color w:val="000000"/>
-          <w:sz w:val="21"/>
-          <w:szCs w:val="21"/>
-          <w:lang w:val="en-US" w:eastAsia="ru-RU"/>
-        </w:rPr>
-        <w:t>:</w:t>
+        <w:t>._is_analyzed:</w:t>
       </w:r>
     </w:p>
     <w:p>
@@ -9379,7 +8642,6 @@
         </w:rPr>
         <w:t xml:space="preserve"> </w:t>
       </w:r>
-      <w:proofErr w:type="spellStart"/>
       <w:r>
         <w:rPr>
           <w:rFonts w:ascii="Consolas" w:hAnsi="Consolas"/>
@@ -9390,7 +8652,6 @@
         </w:rPr>
         <w:t>RuntimeError</w:t>
       </w:r>
-      <w:proofErr w:type="spellEnd"/>
       <w:r>
         <w:rPr>
           <w:rFonts w:ascii="Consolas" w:hAnsi="Consolas"/>
@@ -9549,51 +8810,7 @@
           <w:szCs w:val="21"/>
           <w:lang w:eastAsia="ru-RU"/>
         </w:rPr>
-        <w:t># Сортировка: по убыванию вероятности (-</w:t>
-      </w:r>
-      <w:proofErr w:type="spellStart"/>
-      <w:r>
-        <w:rPr>
-          <w:rFonts w:ascii="Consolas" w:hAnsi="Consolas"/>
-          <w:color w:val="008000"/>
-          <w:sz w:val="21"/>
-          <w:szCs w:val="21"/>
-          <w:lang w:eastAsia="ru-RU"/>
-        </w:rPr>
-        <w:t>item</w:t>
-      </w:r>
-      <w:proofErr w:type="spellEnd"/>
-      <w:r>
-        <w:rPr>
-          <w:rFonts w:ascii="Consolas" w:hAnsi="Consolas"/>
-          <w:color w:val="008000"/>
-          <w:sz w:val="21"/>
-          <w:szCs w:val="21"/>
-          <w:lang w:eastAsia="ru-RU"/>
-        </w:rPr>
-        <w:t>[1]), затем по алфавиту (</w:t>
-      </w:r>
-      <w:proofErr w:type="spellStart"/>
-      <w:r>
-        <w:rPr>
-          <w:rFonts w:ascii="Consolas" w:hAnsi="Consolas"/>
-          <w:color w:val="008000"/>
-          <w:sz w:val="21"/>
-          <w:szCs w:val="21"/>
-          <w:lang w:eastAsia="ru-RU"/>
-        </w:rPr>
-        <w:t>item</w:t>
-      </w:r>
-      <w:proofErr w:type="spellEnd"/>
-      <w:r>
-        <w:rPr>
-          <w:rFonts w:ascii="Consolas" w:hAnsi="Consolas"/>
-          <w:color w:val="008000"/>
-          <w:sz w:val="21"/>
-          <w:szCs w:val="21"/>
-          <w:lang w:eastAsia="ru-RU"/>
-        </w:rPr>
-        <w:t>[0])</w:t>
+        <w:t># Сортировка: по убыванию вероятности (-item[1]), затем по алфавиту (item[0])</w:t>
       </w:r>
     </w:p>
     <w:p>
@@ -9620,27 +8837,15 @@
         </w:rPr>
         <w:t xml:space="preserve">        </w:t>
       </w:r>
-      <w:proofErr w:type="spellStart"/>
-      <w:r>
-        <w:rPr>
-          <w:rFonts w:ascii="Consolas" w:hAnsi="Consolas"/>
-          <w:color w:val="000000"/>
-          <w:sz w:val="21"/>
-          <w:szCs w:val="21"/>
-          <w:lang w:val="en-US" w:eastAsia="ru-RU"/>
-        </w:rPr>
-        <w:t>sorted_items</w:t>
-      </w:r>
-      <w:proofErr w:type="spellEnd"/>
-      <w:r>
-        <w:rPr>
-          <w:rFonts w:ascii="Consolas" w:hAnsi="Consolas"/>
-          <w:color w:val="000000"/>
-          <w:sz w:val="21"/>
-          <w:szCs w:val="21"/>
-          <w:lang w:val="en-US" w:eastAsia="ru-RU"/>
-        </w:rPr>
-        <w:t xml:space="preserve"> = sorted(</w:t>
+      <w:r>
+        <w:rPr>
+          <w:rFonts w:ascii="Consolas" w:hAnsi="Consolas"/>
+          <w:color w:val="000000"/>
+          <w:sz w:val="21"/>
+          <w:szCs w:val="21"/>
+          <w:lang w:val="en-US" w:eastAsia="ru-RU"/>
+        </w:rPr>
+        <w:t>sorted_items = sorted(</w:t>
       </w:r>
       <w:r>
         <w:rPr>
@@ -9660,29 +8865,7 @@
           <w:szCs w:val="21"/>
           <w:lang w:val="en-US" w:eastAsia="ru-RU"/>
         </w:rPr>
-        <w:t>._</w:t>
-      </w:r>
-      <w:proofErr w:type="spellStart"/>
-      <w:r>
-        <w:rPr>
-          <w:rFonts w:ascii="Consolas" w:hAnsi="Consolas"/>
-          <w:color w:val="000000"/>
-          <w:sz w:val="21"/>
-          <w:szCs w:val="21"/>
-          <w:lang w:val="en-US" w:eastAsia="ru-RU"/>
-        </w:rPr>
-        <w:t>letters_probabilities.items</w:t>
-      </w:r>
-      <w:proofErr w:type="spellEnd"/>
-      <w:r>
-        <w:rPr>
-          <w:rFonts w:ascii="Consolas" w:hAnsi="Consolas"/>
-          <w:color w:val="000000"/>
-          <w:sz w:val="21"/>
-          <w:szCs w:val="21"/>
-          <w:lang w:val="en-US" w:eastAsia="ru-RU"/>
-        </w:rPr>
-        <w:t xml:space="preserve">(), </w:t>
+        <w:t xml:space="preserve">._letters_probabilities.items(), </w:t>
       </w:r>
       <w:r>
         <w:rPr>
@@ -10092,51 +9275,7 @@
           <w:szCs w:val="21"/>
           <w:lang w:val="en-US" w:eastAsia="ru-RU"/>
         </w:rPr>
-        <w:t xml:space="preserve">            </w:t>
-      </w:r>
-      <w:proofErr w:type="spellStart"/>
-      <w:r>
-        <w:rPr>
-          <w:rFonts w:ascii="Consolas" w:hAnsi="Consolas"/>
-          <w:color w:val="000000"/>
-          <w:sz w:val="21"/>
-          <w:szCs w:val="21"/>
-          <w:lang w:val="en-US" w:eastAsia="ru-RU"/>
-        </w:rPr>
-        <w:t>data_to_print</w:t>
-      </w:r>
-      <w:proofErr w:type="spellEnd"/>
-      <w:r>
-        <w:rPr>
-          <w:rFonts w:ascii="Consolas" w:hAnsi="Consolas"/>
-          <w:color w:val="000000"/>
-          <w:sz w:val="21"/>
-          <w:szCs w:val="21"/>
-          <w:lang w:val="en-US" w:eastAsia="ru-RU"/>
-        </w:rPr>
-        <w:t xml:space="preserve"> = </w:t>
-      </w:r>
-      <w:proofErr w:type="spellStart"/>
-      <w:r>
-        <w:rPr>
-          <w:rFonts w:ascii="Consolas" w:hAnsi="Consolas"/>
-          <w:color w:val="000000"/>
-          <w:sz w:val="21"/>
-          <w:szCs w:val="21"/>
-          <w:lang w:val="en-US" w:eastAsia="ru-RU"/>
-        </w:rPr>
-        <w:t>sorted_items</w:t>
-      </w:r>
-      <w:proofErr w:type="spellEnd"/>
-      <w:r>
-        <w:rPr>
-          <w:rFonts w:ascii="Consolas" w:hAnsi="Consolas"/>
-          <w:color w:val="000000"/>
-          <w:sz w:val="21"/>
-          <w:szCs w:val="21"/>
-          <w:lang w:val="en-US" w:eastAsia="ru-RU"/>
-        </w:rPr>
-        <w:t>[:</w:t>
+        <w:t>            data_to_print = sorted_items[:</w:t>
       </w:r>
       <w:r>
         <w:rPr>
@@ -10351,42 +9490,8 @@
           <w:szCs w:val="21"/>
           <w:lang w:val="en-US" w:eastAsia="ru-RU"/>
         </w:rPr>
-        <w:t xml:space="preserve">            </w:t>
-      </w:r>
-      <w:proofErr w:type="spellStart"/>
-      <w:r>
-        <w:rPr>
-          <w:rFonts w:ascii="Consolas" w:hAnsi="Consolas"/>
-          <w:color w:val="000000"/>
-          <w:sz w:val="21"/>
-          <w:szCs w:val="21"/>
-          <w:lang w:val="en-US" w:eastAsia="ru-RU"/>
-        </w:rPr>
-        <w:t>data_to_print</w:t>
-      </w:r>
-      <w:proofErr w:type="spellEnd"/>
-      <w:r>
-        <w:rPr>
-          <w:rFonts w:ascii="Consolas" w:hAnsi="Consolas"/>
-          <w:color w:val="000000"/>
-          <w:sz w:val="21"/>
-          <w:szCs w:val="21"/>
-          <w:lang w:val="en-US" w:eastAsia="ru-RU"/>
-        </w:rPr>
-        <w:t xml:space="preserve"> = </w:t>
-      </w:r>
-      <w:proofErr w:type="spellStart"/>
-      <w:r>
-        <w:rPr>
-          <w:rFonts w:ascii="Consolas" w:hAnsi="Consolas"/>
-          <w:color w:val="000000"/>
-          <w:sz w:val="21"/>
-          <w:szCs w:val="21"/>
-          <w:lang w:val="en-US" w:eastAsia="ru-RU"/>
-        </w:rPr>
-        <w:t>sorted_items</w:t>
-      </w:r>
-      <w:proofErr w:type="spellEnd"/>
+        <w:t>            data_to_print = sorted_items</w:t>
+      </w:r>
     </w:p>
     <w:p>
       <w:pPr>
@@ -10413,27 +9518,15 @@
         <w:lastRenderedPageBreak/>
         <w:t xml:space="preserve">            </w:t>
       </w:r>
-      <w:proofErr w:type="spellStart"/>
-      <w:r>
-        <w:rPr>
-          <w:rFonts w:ascii="Consolas" w:hAnsi="Consolas"/>
-          <w:color w:val="000000"/>
-          <w:sz w:val="21"/>
-          <w:szCs w:val="21"/>
-          <w:lang w:eastAsia="ru-RU"/>
-        </w:rPr>
-        <w:t>title</w:t>
-      </w:r>
-      <w:proofErr w:type="spellEnd"/>
-      <w:r>
-        <w:rPr>
-          <w:rFonts w:ascii="Consolas" w:hAnsi="Consolas"/>
-          <w:color w:val="000000"/>
-          <w:sz w:val="21"/>
-          <w:szCs w:val="21"/>
-          <w:lang w:eastAsia="ru-RU"/>
-        </w:rPr>
-        <w:t xml:space="preserve"> = </w:t>
+      <w:r>
+        <w:rPr>
+          <w:rFonts w:ascii="Consolas" w:hAnsi="Consolas"/>
+          <w:color w:val="000000"/>
+          <w:sz w:val="21"/>
+          <w:szCs w:val="21"/>
+          <w:lang w:eastAsia="ru-RU"/>
+        </w:rPr>
+        <w:t xml:space="preserve">title = </w:t>
       </w:r>
       <w:r>
         <w:rPr>
@@ -10483,29 +9576,7 @@
           <w:szCs w:val="21"/>
           <w:lang w:eastAsia="ru-RU"/>
         </w:rPr>
-        <w:t xml:space="preserve">        </w:t>
-      </w:r>
-      <w:proofErr w:type="spellStart"/>
-      <w:r>
-        <w:rPr>
-          <w:rFonts w:ascii="Consolas" w:hAnsi="Consolas"/>
-          <w:color w:val="000000"/>
-          <w:sz w:val="21"/>
-          <w:szCs w:val="21"/>
-          <w:lang w:eastAsia="ru-RU"/>
-        </w:rPr>
-        <w:t>print</w:t>
-      </w:r>
-      <w:proofErr w:type="spellEnd"/>
-      <w:r>
-        <w:rPr>
-          <w:rFonts w:ascii="Consolas" w:hAnsi="Consolas"/>
-          <w:color w:val="000000"/>
-          <w:sz w:val="21"/>
-          <w:szCs w:val="21"/>
-          <w:lang w:eastAsia="ru-RU"/>
-        </w:rPr>
-        <w:t>(</w:t>
+        <w:t>        print(</w:t>
       </w:r>
       <w:r>
         <w:rPr>
@@ -10590,29 +9661,7 @@
           <w:szCs w:val="21"/>
           <w:lang w:eastAsia="ru-RU"/>
         </w:rPr>
-        <w:t xml:space="preserve">        </w:t>
-      </w:r>
-      <w:proofErr w:type="spellStart"/>
-      <w:r>
-        <w:rPr>
-          <w:rFonts w:ascii="Consolas" w:hAnsi="Consolas"/>
-          <w:color w:val="000000"/>
-          <w:sz w:val="21"/>
-          <w:szCs w:val="21"/>
-          <w:lang w:eastAsia="ru-RU"/>
-        </w:rPr>
-        <w:t>print</w:t>
-      </w:r>
-      <w:proofErr w:type="spellEnd"/>
-      <w:r>
-        <w:rPr>
-          <w:rFonts w:ascii="Consolas" w:hAnsi="Consolas"/>
-          <w:color w:val="000000"/>
-          <w:sz w:val="21"/>
-          <w:szCs w:val="21"/>
-          <w:lang w:eastAsia="ru-RU"/>
-        </w:rPr>
-        <w:t>(</w:t>
+        <w:t>        print(</w:t>
       </w:r>
       <w:r>
         <w:rPr>
@@ -10642,20 +9691,8 @@
           <w:szCs w:val="21"/>
           <w:lang w:eastAsia="ru-RU"/>
         </w:rPr>
-        <w:t>{</w:t>
-      </w:r>
-      <w:proofErr w:type="spellStart"/>
-      <w:r>
-        <w:rPr>
-          <w:rFonts w:ascii="Consolas" w:hAnsi="Consolas"/>
-          <w:color w:val="000000"/>
-          <w:sz w:val="21"/>
-          <w:szCs w:val="21"/>
-          <w:lang w:eastAsia="ru-RU"/>
-        </w:rPr>
-        <w:t>title</w:t>
-      </w:r>
-      <w:proofErr w:type="spellEnd"/>
+        <w:t>{title</w:t>
+      </w:r>
       <w:r>
         <w:rPr>
           <w:rFonts w:ascii="Consolas" w:hAnsi="Consolas"/>
@@ -10719,29 +9756,7 @@
           <w:szCs w:val="21"/>
           <w:lang w:eastAsia="ru-RU"/>
         </w:rPr>
-        <w:t xml:space="preserve">        </w:t>
-      </w:r>
-      <w:proofErr w:type="spellStart"/>
-      <w:r>
-        <w:rPr>
-          <w:rFonts w:ascii="Consolas" w:hAnsi="Consolas"/>
-          <w:color w:val="000000"/>
-          <w:sz w:val="21"/>
-          <w:szCs w:val="21"/>
-          <w:lang w:eastAsia="ru-RU"/>
-        </w:rPr>
-        <w:t>print</w:t>
-      </w:r>
-      <w:proofErr w:type="spellEnd"/>
-      <w:r>
-        <w:rPr>
-          <w:rFonts w:ascii="Consolas" w:hAnsi="Consolas"/>
-          <w:color w:val="000000"/>
-          <w:sz w:val="21"/>
-          <w:szCs w:val="21"/>
-          <w:lang w:eastAsia="ru-RU"/>
-        </w:rPr>
-        <w:t>(</w:t>
+        <w:t>        print(</w:t>
       </w:r>
       <w:r>
         <w:rPr>
@@ -10806,29 +9821,7 @@
           <w:szCs w:val="21"/>
           <w:lang w:eastAsia="ru-RU"/>
         </w:rPr>
-        <w:t xml:space="preserve">        </w:t>
-      </w:r>
-      <w:proofErr w:type="spellStart"/>
-      <w:r>
-        <w:rPr>
-          <w:rFonts w:ascii="Consolas" w:hAnsi="Consolas"/>
-          <w:color w:val="000000"/>
-          <w:sz w:val="21"/>
-          <w:szCs w:val="21"/>
-          <w:lang w:eastAsia="ru-RU"/>
-        </w:rPr>
-        <w:t>print</w:t>
-      </w:r>
-      <w:proofErr w:type="spellEnd"/>
-      <w:r>
-        <w:rPr>
-          <w:rFonts w:ascii="Consolas" w:hAnsi="Consolas"/>
-          <w:color w:val="000000"/>
-          <w:sz w:val="21"/>
-          <w:szCs w:val="21"/>
-          <w:lang w:eastAsia="ru-RU"/>
-        </w:rPr>
-        <w:t>(</w:t>
+        <w:t>        print(</w:t>
       </w:r>
       <w:r>
         <w:rPr>
@@ -11163,29 +10156,7 @@
           <w:szCs w:val="21"/>
           <w:lang w:val="en-US" w:eastAsia="ru-RU"/>
         </w:rPr>
-        <w:t xml:space="preserve"> </w:t>
-      </w:r>
-      <w:proofErr w:type="spellStart"/>
-      <w:r>
-        <w:rPr>
-          <w:rFonts w:ascii="Consolas" w:hAnsi="Consolas"/>
-          <w:color w:val="000000"/>
-          <w:sz w:val="21"/>
-          <w:szCs w:val="21"/>
-          <w:lang w:val="en-US" w:eastAsia="ru-RU"/>
-        </w:rPr>
-        <w:t>data_to_print</w:t>
-      </w:r>
-      <w:proofErr w:type="spellEnd"/>
-      <w:r>
-        <w:rPr>
-          <w:rFonts w:ascii="Consolas" w:hAnsi="Consolas"/>
-          <w:color w:val="000000"/>
-          <w:sz w:val="21"/>
-          <w:szCs w:val="21"/>
-          <w:lang w:val="en-US" w:eastAsia="ru-RU"/>
-        </w:rPr>
-        <w:t>:</w:t>
+        <w:t xml:space="preserve"> data_to_print:</w:t>
       </w:r>
     </w:p>
     <w:p>
@@ -11230,29 +10201,7 @@
           <w:szCs w:val="21"/>
           <w:lang w:val="en-US" w:eastAsia="ru-RU"/>
         </w:rPr>
-        <w:t>._</w:t>
-      </w:r>
-      <w:proofErr w:type="spellStart"/>
-      <w:r>
-        <w:rPr>
-          <w:rFonts w:ascii="Consolas" w:hAnsi="Consolas"/>
-          <w:color w:val="000000"/>
-          <w:sz w:val="21"/>
-          <w:szCs w:val="21"/>
-          <w:lang w:val="en-US" w:eastAsia="ru-RU"/>
-        </w:rPr>
-        <w:t>char_counts</w:t>
-      </w:r>
-      <w:proofErr w:type="spellEnd"/>
-      <w:r>
-        <w:rPr>
-          <w:rFonts w:ascii="Consolas" w:hAnsi="Consolas"/>
-          <w:color w:val="000000"/>
-          <w:sz w:val="21"/>
-          <w:szCs w:val="21"/>
-          <w:lang w:val="en-US" w:eastAsia="ru-RU"/>
-        </w:rPr>
-        <w:t>[char]</w:t>
+        <w:t>._char_counts[char]</w:t>
       </w:r>
     </w:p>
     <w:p>
@@ -11307,29 +10256,7 @@
           <w:szCs w:val="21"/>
           <w:lang w:val="en-US" w:eastAsia="ru-RU"/>
         </w:rPr>
-        <w:t>{</w:t>
-      </w:r>
-      <w:proofErr w:type="spellStart"/>
-      <w:r>
-        <w:rPr>
-          <w:rFonts w:ascii="Consolas" w:hAnsi="Consolas"/>
-          <w:color w:val="000000"/>
-          <w:sz w:val="21"/>
-          <w:szCs w:val="21"/>
-          <w:lang w:val="en-US" w:eastAsia="ru-RU"/>
-        </w:rPr>
-        <w:t>repr</w:t>
-      </w:r>
-      <w:proofErr w:type="spellEnd"/>
-      <w:r>
-        <w:rPr>
-          <w:rFonts w:ascii="Consolas" w:hAnsi="Consolas"/>
-          <w:color w:val="000000"/>
-          <w:sz w:val="21"/>
-          <w:szCs w:val="21"/>
-          <w:lang w:val="en-US" w:eastAsia="ru-RU"/>
-        </w:rPr>
-        <w:t>(char)</w:t>
+        <w:t>{repr(char)</w:t>
       </w:r>
       <w:r>
         <w:rPr>
@@ -11459,29 +10386,7 @@
           <w:szCs w:val="21"/>
           <w:lang w:val="en-US" w:eastAsia="ru-RU"/>
         </w:rPr>
-        <w:t xml:space="preserve"># </w:t>
-      </w:r>
-      <w:proofErr w:type="spellStart"/>
-      <w:r>
-        <w:rPr>
-          <w:rFonts w:ascii="Consolas" w:hAnsi="Consolas"/>
-          <w:color w:val="008000"/>
-          <w:sz w:val="21"/>
-          <w:szCs w:val="21"/>
-          <w:lang w:val="en-US" w:eastAsia="ru-RU"/>
-        </w:rPr>
-        <w:t>repr</w:t>
-      </w:r>
-      <w:proofErr w:type="spellEnd"/>
-      <w:r>
-        <w:rPr>
-          <w:rFonts w:ascii="Consolas" w:hAnsi="Consolas"/>
-          <w:color w:val="008000"/>
-          <w:sz w:val="21"/>
-          <w:szCs w:val="21"/>
-          <w:lang w:val="en-US" w:eastAsia="ru-RU"/>
-        </w:rPr>
-        <w:t xml:space="preserve">() </w:t>
+        <w:t xml:space="preserve"># repr() </w:t>
       </w:r>
       <w:r>
         <w:rPr>
@@ -11721,29 +10626,7 @@
           <w:szCs w:val="21"/>
           <w:lang w:val="en-US" w:eastAsia="ru-RU"/>
         </w:rPr>
-        <w:t xml:space="preserve"> </w:t>
-      </w:r>
-      <w:proofErr w:type="spellStart"/>
-      <w:r>
-        <w:rPr>
-          <w:rFonts w:ascii="Consolas" w:hAnsi="Consolas"/>
-          <w:color w:val="000000"/>
-          <w:sz w:val="21"/>
-          <w:szCs w:val="21"/>
-          <w:lang w:val="en-US" w:eastAsia="ru-RU"/>
-        </w:rPr>
-        <w:t>print_report</w:t>
-      </w:r>
-      <w:proofErr w:type="spellEnd"/>
-      <w:r>
-        <w:rPr>
-          <w:rFonts w:ascii="Consolas" w:hAnsi="Consolas"/>
-          <w:color w:val="000000"/>
-          <w:sz w:val="21"/>
-          <w:szCs w:val="21"/>
-          <w:lang w:val="en-US" w:eastAsia="ru-RU"/>
-        </w:rPr>
-        <w:t>(</w:t>
+        <w:t xml:space="preserve"> print_report(</w:t>
       </w:r>
       <w:r>
         <w:rPr>
@@ -11943,29 +10826,7 @@
           <w:szCs w:val="21"/>
           <w:lang w:val="en-US" w:eastAsia="ru-RU"/>
         </w:rPr>
-        <w:t>._</w:t>
-      </w:r>
-      <w:proofErr w:type="spellStart"/>
-      <w:r>
-        <w:rPr>
-          <w:rFonts w:ascii="Consolas" w:hAnsi="Consolas"/>
-          <w:color w:val="000000"/>
-          <w:sz w:val="21"/>
-          <w:szCs w:val="21"/>
-          <w:lang w:val="en-US" w:eastAsia="ru-RU"/>
-        </w:rPr>
-        <w:t>is_analyzed</w:t>
-      </w:r>
-      <w:proofErr w:type="spellEnd"/>
-      <w:r>
-        <w:rPr>
-          <w:rFonts w:ascii="Consolas" w:hAnsi="Consolas"/>
-          <w:color w:val="000000"/>
-          <w:sz w:val="21"/>
-          <w:szCs w:val="21"/>
-          <w:lang w:val="en-US" w:eastAsia="ru-RU"/>
-        </w:rPr>
-        <w:t>:</w:t>
+        <w:t>._is_analyzed:</w:t>
       </w:r>
     </w:p>
     <w:p>
@@ -11992,27 +10853,15 @@
         </w:rPr>
         <w:t xml:space="preserve">            </w:t>
       </w:r>
-      <w:proofErr w:type="spellStart"/>
-      <w:r>
-        <w:rPr>
-          <w:rFonts w:ascii="Consolas" w:hAnsi="Consolas"/>
-          <w:color w:val="000000"/>
-          <w:sz w:val="21"/>
-          <w:szCs w:val="21"/>
-          <w:lang w:eastAsia="ru-RU"/>
-        </w:rPr>
-        <w:t>print</w:t>
-      </w:r>
-      <w:proofErr w:type="spellEnd"/>
-      <w:r>
-        <w:rPr>
-          <w:rFonts w:ascii="Consolas" w:hAnsi="Consolas"/>
-          <w:color w:val="000000"/>
-          <w:sz w:val="21"/>
-          <w:szCs w:val="21"/>
-          <w:lang w:eastAsia="ru-RU"/>
-        </w:rPr>
-        <w:t>(</w:t>
+      <w:r>
+        <w:rPr>
+          <w:rFonts w:ascii="Consolas" w:hAnsi="Consolas"/>
+          <w:color w:val="000000"/>
+          <w:sz w:val="21"/>
+          <w:szCs w:val="21"/>
+          <w:lang w:eastAsia="ru-RU"/>
+        </w:rPr>
+        <w:t>print(</w:t>
       </w:r>
       <w:r>
         <w:rPr>
@@ -12302,29 +11151,7 @@
           <w:szCs w:val="21"/>
           <w:lang w:val="en-US" w:eastAsia="ru-RU"/>
         </w:rPr>
-        <w:t>._</w:t>
-      </w:r>
-      <w:proofErr w:type="spellStart"/>
-      <w:r>
-        <w:rPr>
-          <w:rFonts w:ascii="Consolas" w:hAnsi="Consolas"/>
-          <w:color w:val="000000"/>
-          <w:sz w:val="21"/>
-          <w:szCs w:val="21"/>
-          <w:lang w:val="en-US" w:eastAsia="ru-RU"/>
-        </w:rPr>
-        <w:t>filepath</w:t>
-      </w:r>
-      <w:proofErr w:type="spellEnd"/>
-      <w:r>
-        <w:rPr>
-          <w:rFonts w:ascii="Consolas" w:hAnsi="Consolas"/>
-          <w:color w:val="000000"/>
-          <w:sz w:val="21"/>
-          <w:szCs w:val="21"/>
-          <w:lang w:val="en-US" w:eastAsia="ru-RU"/>
-        </w:rPr>
-        <w:t>}</w:t>
+        <w:t>._filepath}</w:t>
       </w:r>
       <w:r>
         <w:rPr>
@@ -12524,29 +11351,7 @@
           <w:szCs w:val="21"/>
           <w:lang w:val="en-US" w:eastAsia="ru-RU"/>
         </w:rPr>
-        <w:t>._</w:t>
-      </w:r>
-      <w:proofErr w:type="spellStart"/>
-      <w:r>
-        <w:rPr>
-          <w:rFonts w:ascii="Consolas" w:hAnsi="Consolas"/>
-          <w:color w:val="000000"/>
-          <w:sz w:val="21"/>
-          <w:szCs w:val="21"/>
-          <w:lang w:val="en-US" w:eastAsia="ru-RU"/>
-        </w:rPr>
-        <w:t>total_chars</w:t>
-      </w:r>
-      <w:proofErr w:type="spellEnd"/>
-      <w:r>
-        <w:rPr>
-          <w:rFonts w:ascii="Consolas" w:hAnsi="Consolas"/>
-          <w:color w:val="000000"/>
-          <w:sz w:val="21"/>
-          <w:szCs w:val="21"/>
-          <w:lang w:val="en-US" w:eastAsia="ru-RU"/>
-        </w:rPr>
-        <w:t>}</w:t>
+        <w:t>._total_chars}</w:t>
       </w:r>
       <w:r>
         <w:rPr>
@@ -12661,29 +11466,7 @@
           <w:szCs w:val="21"/>
           <w:lang w:val="en-US" w:eastAsia="ru-RU"/>
         </w:rPr>
-        <w:t>{</w:t>
-      </w:r>
-      <w:proofErr w:type="spellStart"/>
-      <w:r>
-        <w:rPr>
-          <w:rFonts w:ascii="Consolas" w:hAnsi="Consolas"/>
-          <w:color w:val="000000"/>
-          <w:sz w:val="21"/>
-          <w:szCs w:val="21"/>
-          <w:lang w:val="en-US" w:eastAsia="ru-RU"/>
-        </w:rPr>
-        <w:t>len</w:t>
-      </w:r>
-      <w:proofErr w:type="spellEnd"/>
-      <w:r>
-        <w:rPr>
-          <w:rFonts w:ascii="Consolas" w:hAnsi="Consolas"/>
-          <w:color w:val="000000"/>
-          <w:sz w:val="21"/>
-          <w:szCs w:val="21"/>
-          <w:lang w:val="en-US" w:eastAsia="ru-RU"/>
-        </w:rPr>
-        <w:t>(</w:t>
+        <w:t>{len(</w:t>
       </w:r>
       <w:r>
         <w:rPr>
@@ -12703,29 +11486,7 @@
           <w:szCs w:val="21"/>
           <w:lang w:val="en-US" w:eastAsia="ru-RU"/>
         </w:rPr>
-        <w:t>._</w:t>
-      </w:r>
-      <w:proofErr w:type="spellStart"/>
-      <w:r>
-        <w:rPr>
-          <w:rFonts w:ascii="Consolas" w:hAnsi="Consolas"/>
-          <w:color w:val="000000"/>
-          <w:sz w:val="21"/>
-          <w:szCs w:val="21"/>
-          <w:lang w:val="en-US" w:eastAsia="ru-RU"/>
-        </w:rPr>
-        <w:t>char_counts</w:t>
-      </w:r>
-      <w:proofErr w:type="spellEnd"/>
-      <w:r>
-        <w:rPr>
-          <w:rFonts w:ascii="Consolas" w:hAnsi="Consolas"/>
-          <w:color w:val="000000"/>
-          <w:sz w:val="21"/>
-          <w:szCs w:val="21"/>
-          <w:lang w:val="en-US" w:eastAsia="ru-RU"/>
-        </w:rPr>
-        <w:t>)}</w:t>
+        <w:t>._char_counts)}</w:t>
       </w:r>
       <w:r>
         <w:rPr>
@@ -13002,7 +11763,6 @@
         </w:rPr>
         <w:t xml:space="preserve">        </w:t>
       </w:r>
-      <w:proofErr w:type="spellStart"/>
       <w:r>
         <w:rPr>
           <w:rFonts w:ascii="Consolas" w:hAnsi="Consolas"/>
@@ -13021,18 +11781,7 @@
           <w:szCs w:val="21"/>
           <w:lang w:val="en-US" w:eastAsia="ru-RU"/>
         </w:rPr>
-        <w:t>.print_probability_table</w:t>
-      </w:r>
-      <w:proofErr w:type="spellEnd"/>
-      <w:r>
-        <w:rPr>
-          <w:rFonts w:ascii="Consolas" w:hAnsi="Consolas"/>
-          <w:color w:val="000000"/>
-          <w:sz w:val="21"/>
-          <w:szCs w:val="21"/>
-          <w:lang w:val="en-US" w:eastAsia="ru-RU"/>
-        </w:rPr>
-        <w:t>(</w:t>
+        <w:t>.print_probability_table(</w:t>
       </w:r>
       <w:r>
         <w:rPr>
@@ -13086,7 +11835,7 @@
           <w:color w:val="000000"/>
           <w:sz w:val="21"/>
           <w:szCs w:val="21"/>
-          <w:lang w:eastAsia="ru-RU"/>
+          <w:lang w:val="en-US" w:eastAsia="ru-RU"/>
         </w:rPr>
       </w:pPr>
     </w:p>
@@ -13095,14 +11844,20 @@
         <w:rPr>
           <w:b/>
           <w:bCs/>
-          <w:lang w:eastAsia="ru-RU"/>
-        </w:rPr>
-      </w:pPr>
-      <w:r>
-        <w:rPr>
-          <w:lang w:eastAsia="ru-RU"/>
-        </w:rPr>
-        <w:t xml:space="preserve">Файл </w:t>
+          <w:lang w:val="en-US" w:eastAsia="ru-RU"/>
+        </w:rPr>
+      </w:pPr>
+      <w:r>
+        <w:rPr>
+          <w:lang w:eastAsia="ru-RU"/>
+        </w:rPr>
+        <w:t>Файл</w:t>
+      </w:r>
+      <w:r>
+        <w:rPr>
+          <w:lang w:val="en-US" w:eastAsia="ru-RU"/>
+        </w:rPr>
+        <w:t xml:space="preserve"> </w:t>
       </w:r>
       <w:r>
         <w:rPr>
@@ -13118,7 +11873,7 @@
         <w:rPr>
           <w:b/>
           <w:bCs/>
-          <w:lang w:eastAsia="ru-RU"/>
+          <w:lang w:val="en-US" w:eastAsia="ru-RU"/>
         </w:rPr>
       </w:pPr>
     </w:p>
@@ -13176,7 +11931,6 @@
         </w:rPr>
         <w:t xml:space="preserve"> </w:t>
       </w:r>
-      <w:proofErr w:type="spellStart"/>
       <w:r>
         <w:rPr>
           <w:rFonts w:ascii="Consolas" w:hAnsi="Consolas"/>
@@ -13187,7 +11941,6 @@
         </w:rPr>
         <w:t>TextEntropyAnalyzer</w:t>
       </w:r>
-      <w:proofErr w:type="spellEnd"/>
     </w:p>
     <w:p>
       <w:pPr>
@@ -13263,7 +12016,6 @@
         </w:rPr>
         <w:t xml:space="preserve">    analyzer = </w:t>
       </w:r>
-      <w:proofErr w:type="spellStart"/>
       <w:r>
         <w:rPr>
           <w:rFonts w:ascii="Consolas" w:hAnsi="Consolas"/>
@@ -13274,7 +12026,6 @@
         </w:rPr>
         <w:t>TextEntropyAnalyzer</w:t>
       </w:r>
-      <w:proofErr w:type="spellEnd"/>
       <w:r>
         <w:rPr>
           <w:rFonts w:ascii="Consolas" w:hAnsi="Consolas"/>
@@ -13432,7 +12183,7 @@
           <w:color w:val="000000"/>
           <w:sz w:val="21"/>
           <w:szCs w:val="21"/>
-          <w:lang w:eastAsia="ru-RU"/>
+          <w:lang w:val="en-US" w:eastAsia="ru-RU"/>
         </w:rPr>
       </w:pPr>
       <w:r>
@@ -13445,27 +12196,15 @@
         </w:rPr>
         <w:t xml:space="preserve">        </w:t>
       </w:r>
-      <w:proofErr w:type="spellStart"/>
-      <w:r>
-        <w:rPr>
-          <w:rFonts w:ascii="Consolas" w:hAnsi="Consolas"/>
-          <w:color w:val="000000"/>
-          <w:sz w:val="21"/>
-          <w:szCs w:val="21"/>
-          <w:lang w:eastAsia="ru-RU"/>
-        </w:rPr>
-        <w:t>print</w:t>
-      </w:r>
-      <w:proofErr w:type="spellEnd"/>
-      <w:r>
-        <w:rPr>
-          <w:rFonts w:ascii="Consolas" w:hAnsi="Consolas"/>
-          <w:color w:val="000000"/>
-          <w:sz w:val="21"/>
-          <w:szCs w:val="21"/>
-          <w:lang w:eastAsia="ru-RU"/>
-        </w:rPr>
-        <w:t>(</w:t>
+      <w:r>
+        <w:rPr>
+          <w:rFonts w:ascii="Consolas" w:hAnsi="Consolas"/>
+          <w:color w:val="000000"/>
+          <w:sz w:val="21"/>
+          <w:szCs w:val="21"/>
+          <w:lang w:val="en-US" w:eastAsia="ru-RU"/>
+        </w:rPr>
+        <w:t>print(</w:t>
       </w:r>
       <w:r>
         <w:rPr>
@@ -13473,17 +12212,57 @@
           <w:color w:val="A31515"/>
           <w:sz w:val="21"/>
           <w:szCs w:val="21"/>
-          <w:lang w:eastAsia="ru-RU"/>
-        </w:rPr>
-        <w:t>"1. Загрузить файл"</w:t>
-      </w:r>
-      <w:r>
-        <w:rPr>
-          <w:rFonts w:ascii="Consolas" w:hAnsi="Consolas"/>
-          <w:color w:val="000000"/>
-          <w:sz w:val="21"/>
-          <w:szCs w:val="21"/>
-          <w:lang w:eastAsia="ru-RU"/>
+          <w:lang w:val="en-US" w:eastAsia="ru-RU"/>
+        </w:rPr>
+        <w:t xml:space="preserve">"1. </w:t>
+      </w:r>
+      <w:r>
+        <w:rPr>
+          <w:rFonts w:ascii="Consolas" w:hAnsi="Consolas"/>
+          <w:color w:val="A31515"/>
+          <w:sz w:val="21"/>
+          <w:szCs w:val="21"/>
+          <w:lang w:eastAsia="ru-RU"/>
+        </w:rPr>
+        <w:t>Загрузить</w:t>
+      </w:r>
+      <w:r>
+        <w:rPr>
+          <w:rFonts w:ascii="Consolas" w:hAnsi="Consolas"/>
+          <w:color w:val="A31515"/>
+          <w:sz w:val="21"/>
+          <w:szCs w:val="21"/>
+          <w:lang w:val="en-US" w:eastAsia="ru-RU"/>
+        </w:rPr>
+        <w:t xml:space="preserve"> </w:t>
+      </w:r>
+      <w:r>
+        <w:rPr>
+          <w:rFonts w:ascii="Consolas" w:hAnsi="Consolas"/>
+          <w:color w:val="A31515"/>
+          <w:sz w:val="21"/>
+          <w:szCs w:val="21"/>
+          <w:lang w:eastAsia="ru-RU"/>
+        </w:rPr>
+        <w:t>файл</w:t>
+      </w:r>
+      <w:r>
+        <w:rPr>
+          <w:rFonts w:ascii="Consolas" w:hAnsi="Consolas"/>
+          <w:color w:val="A31515"/>
+          <w:sz w:val="21"/>
+          <w:szCs w:val="21"/>
+          <w:lang w:val="en-US" w:eastAsia="ru-RU"/>
+        </w:rPr>
+        <w:t>"</w:t>
+      </w:r>
+      <w:r>
+        <w:rPr>
+          <w:rFonts w:ascii="Consolas" w:hAnsi="Consolas"/>
+          <w:color w:val="000000"/>
+          <w:sz w:val="21"/>
+          <w:szCs w:val="21"/>
+          <w:lang w:val="en-US" w:eastAsia="ru-RU"/>
         </w:rPr>
         <w:t>)</w:t>
       </w:r>
@@ -13508,31 +12287,19 @@
           <w:color w:val="000000"/>
           <w:sz w:val="21"/>
           <w:szCs w:val="21"/>
-          <w:lang w:eastAsia="ru-RU"/>
+          <w:lang w:val="en-US" w:eastAsia="ru-RU"/>
         </w:rPr>
         <w:t xml:space="preserve">        </w:t>
       </w:r>
-      <w:proofErr w:type="spellStart"/>
-      <w:r>
-        <w:rPr>
-          <w:rFonts w:ascii="Consolas" w:hAnsi="Consolas"/>
-          <w:color w:val="000000"/>
-          <w:sz w:val="21"/>
-          <w:szCs w:val="21"/>
-          <w:lang w:eastAsia="ru-RU"/>
-        </w:rPr>
-        <w:t>print</w:t>
-      </w:r>
-      <w:proofErr w:type="spellEnd"/>
-      <w:r>
-        <w:rPr>
-          <w:rFonts w:ascii="Consolas" w:hAnsi="Consolas"/>
-          <w:color w:val="000000"/>
-          <w:sz w:val="21"/>
-          <w:szCs w:val="21"/>
-          <w:lang w:eastAsia="ru-RU"/>
-        </w:rPr>
-        <w:t>(</w:t>
+      <w:r>
+        <w:rPr>
+          <w:rFonts w:ascii="Consolas" w:hAnsi="Consolas"/>
+          <w:color w:val="000000"/>
+          <w:sz w:val="21"/>
+          <w:szCs w:val="21"/>
+          <w:lang w:eastAsia="ru-RU"/>
+        </w:rPr>
+        <w:t>print(</w:t>
       </w:r>
       <w:r>
         <w:rPr>
@@ -13577,29 +12344,7 @@
           <w:szCs w:val="21"/>
           <w:lang w:eastAsia="ru-RU"/>
         </w:rPr>
-        <w:t xml:space="preserve">        </w:t>
-      </w:r>
-      <w:proofErr w:type="spellStart"/>
-      <w:r>
-        <w:rPr>
-          <w:rFonts w:ascii="Consolas" w:hAnsi="Consolas"/>
-          <w:color w:val="000000"/>
-          <w:sz w:val="21"/>
-          <w:szCs w:val="21"/>
-          <w:lang w:eastAsia="ru-RU"/>
-        </w:rPr>
-        <w:t>print</w:t>
-      </w:r>
-      <w:proofErr w:type="spellEnd"/>
-      <w:r>
-        <w:rPr>
-          <w:rFonts w:ascii="Consolas" w:hAnsi="Consolas"/>
-          <w:color w:val="000000"/>
-          <w:sz w:val="21"/>
-          <w:szCs w:val="21"/>
-          <w:lang w:eastAsia="ru-RU"/>
-        </w:rPr>
-        <w:t>(</w:t>
+        <w:t>        print(</w:t>
       </w:r>
       <w:r>
         <w:rPr>
@@ -13644,29 +12389,7 @@
           <w:szCs w:val="21"/>
           <w:lang w:eastAsia="ru-RU"/>
         </w:rPr>
-        <w:t xml:space="preserve">        </w:t>
-      </w:r>
-      <w:proofErr w:type="spellStart"/>
-      <w:r>
-        <w:rPr>
-          <w:rFonts w:ascii="Consolas" w:hAnsi="Consolas"/>
-          <w:color w:val="000000"/>
-          <w:sz w:val="21"/>
-          <w:szCs w:val="21"/>
-          <w:lang w:eastAsia="ru-RU"/>
-        </w:rPr>
-        <w:t>print</w:t>
-      </w:r>
-      <w:proofErr w:type="spellEnd"/>
-      <w:r>
-        <w:rPr>
-          <w:rFonts w:ascii="Consolas" w:hAnsi="Consolas"/>
-          <w:color w:val="000000"/>
-          <w:sz w:val="21"/>
-          <w:szCs w:val="21"/>
-          <w:lang w:eastAsia="ru-RU"/>
-        </w:rPr>
-        <w:t>(</w:t>
+        <w:t>        print(</w:t>
       </w:r>
       <w:r>
         <w:rPr>
@@ -13711,29 +12434,7 @@
           <w:szCs w:val="21"/>
           <w:lang w:eastAsia="ru-RU"/>
         </w:rPr>
-        <w:t xml:space="preserve">        </w:t>
-      </w:r>
-      <w:proofErr w:type="spellStart"/>
-      <w:r>
-        <w:rPr>
-          <w:rFonts w:ascii="Consolas" w:hAnsi="Consolas"/>
-          <w:color w:val="000000"/>
-          <w:sz w:val="21"/>
-          <w:szCs w:val="21"/>
-          <w:lang w:eastAsia="ru-RU"/>
-        </w:rPr>
-        <w:t>print</w:t>
-      </w:r>
-      <w:proofErr w:type="spellEnd"/>
-      <w:r>
-        <w:rPr>
-          <w:rFonts w:ascii="Consolas" w:hAnsi="Consolas"/>
-          <w:color w:val="000000"/>
-          <w:sz w:val="21"/>
-          <w:szCs w:val="21"/>
-          <w:lang w:eastAsia="ru-RU"/>
-        </w:rPr>
-        <w:t>(</w:t>
+        <w:t>        print(</w:t>
       </w:r>
       <w:r>
         <w:rPr>
@@ -14173,29 +12874,7 @@
           <w:szCs w:val="21"/>
           <w:lang w:val="en-US" w:eastAsia="ru-RU"/>
         </w:rPr>
-        <w:t>(</w:t>
-      </w:r>
-      <w:proofErr w:type="spellStart"/>
-      <w:r>
-        <w:rPr>
-          <w:rFonts w:ascii="Consolas" w:hAnsi="Consolas"/>
-          <w:color w:val="000000"/>
-          <w:sz w:val="21"/>
-          <w:szCs w:val="21"/>
-          <w:lang w:val="en-US" w:eastAsia="ru-RU"/>
-        </w:rPr>
-        <w:t>analyzer.load_file</w:t>
-      </w:r>
-      <w:proofErr w:type="spellEnd"/>
-      <w:r>
-        <w:rPr>
-          <w:rFonts w:ascii="Consolas" w:hAnsi="Consolas"/>
-          <w:color w:val="000000"/>
-          <w:sz w:val="21"/>
-          <w:szCs w:val="21"/>
-          <w:lang w:val="en-US" w:eastAsia="ru-RU"/>
-        </w:rPr>
-        <w:t>(filename)):</w:t>
+        <w:t>(analyzer.load_file(filename)):</w:t>
       </w:r>
     </w:p>
     <w:p>
@@ -14377,7 +13056,6 @@
         </w:rPr>
         <w:t xml:space="preserve">        </w:t>
       </w:r>
-      <w:proofErr w:type="spellStart"/>
       <w:r>
         <w:rPr>
           <w:rFonts w:ascii="Consolas" w:hAnsi="Consolas"/>
@@ -14388,7 +13066,6 @@
         </w:rPr>
         <w:t>elif</w:t>
       </w:r>
-      <w:proofErr w:type="spellEnd"/>
       <w:r>
         <w:rPr>
           <w:rFonts w:ascii="Consolas" w:hAnsi="Consolas"/>
@@ -14462,29 +13139,7 @@
           <w:szCs w:val="21"/>
           <w:lang w:val="en-US" w:eastAsia="ru-RU"/>
         </w:rPr>
-        <w:t>(</w:t>
-      </w:r>
-      <w:proofErr w:type="spellStart"/>
-      <w:r>
-        <w:rPr>
-          <w:rFonts w:ascii="Consolas" w:hAnsi="Consolas"/>
-          <w:color w:val="000000"/>
-          <w:sz w:val="21"/>
-          <w:szCs w:val="21"/>
-          <w:lang w:val="en-US" w:eastAsia="ru-RU"/>
-        </w:rPr>
-        <w:t>analyzer.analyze</w:t>
-      </w:r>
-      <w:proofErr w:type="spellEnd"/>
-      <w:r>
-        <w:rPr>
-          <w:rFonts w:ascii="Consolas" w:hAnsi="Consolas"/>
-          <w:color w:val="000000"/>
-          <w:sz w:val="21"/>
-          <w:szCs w:val="21"/>
-          <w:lang w:val="en-US" w:eastAsia="ru-RU"/>
-        </w:rPr>
-        <w:t>()):</w:t>
+        <w:t>(analyzer.analyze()):</w:t>
       </w:r>
     </w:p>
     <w:p>
@@ -14616,7 +13271,6 @@
         </w:rPr>
         <w:t xml:space="preserve">        </w:t>
       </w:r>
-      <w:proofErr w:type="spellStart"/>
       <w:r>
         <w:rPr>
           <w:rFonts w:ascii="Consolas" w:hAnsi="Consolas"/>
@@ -14627,7 +13281,6 @@
         </w:rPr>
         <w:t>elif</w:t>
       </w:r>
-      <w:proofErr w:type="spellEnd"/>
       <w:r>
         <w:rPr>
           <w:rFonts w:ascii="Consolas" w:hAnsi="Consolas"/>
@@ -14681,29 +13334,7 @@
           <w:szCs w:val="21"/>
           <w:lang w:val="en-US" w:eastAsia="ru-RU"/>
         </w:rPr>
-        <w:t xml:space="preserve">            </w:t>
-      </w:r>
-      <w:proofErr w:type="spellStart"/>
-      <w:r>
-        <w:rPr>
-          <w:rFonts w:ascii="Consolas" w:hAnsi="Consolas"/>
-          <w:color w:val="000000"/>
-          <w:sz w:val="21"/>
-          <w:szCs w:val="21"/>
-          <w:lang w:val="en-US" w:eastAsia="ru-RU"/>
-        </w:rPr>
-        <w:t>analyzer.print_report</w:t>
-      </w:r>
-      <w:proofErr w:type="spellEnd"/>
-      <w:r>
-        <w:rPr>
-          <w:rFonts w:ascii="Consolas" w:hAnsi="Consolas"/>
-          <w:color w:val="000000"/>
-          <w:sz w:val="21"/>
-          <w:szCs w:val="21"/>
-          <w:lang w:val="en-US" w:eastAsia="ru-RU"/>
-        </w:rPr>
-        <w:t>()</w:t>
+        <w:t>            analyzer.print_report()</w:t>
       </w:r>
     </w:p>
     <w:p>
@@ -14730,7 +13361,6 @@
         </w:rPr>
         <w:t xml:space="preserve">        </w:t>
       </w:r>
-      <w:proofErr w:type="spellStart"/>
       <w:r>
         <w:rPr>
           <w:rFonts w:ascii="Consolas" w:hAnsi="Consolas"/>
@@ -14741,7 +13371,6 @@
         </w:rPr>
         <w:t>elif</w:t>
       </w:r>
-      <w:proofErr w:type="spellEnd"/>
       <w:r>
         <w:rPr>
           <w:rFonts w:ascii="Consolas" w:hAnsi="Consolas"/>
@@ -14795,29 +13424,7 @@
           <w:szCs w:val="21"/>
           <w:lang w:val="en-US" w:eastAsia="ru-RU"/>
         </w:rPr>
-        <w:t xml:space="preserve">            </w:t>
-      </w:r>
-      <w:proofErr w:type="spellStart"/>
-      <w:r>
-        <w:rPr>
-          <w:rFonts w:ascii="Consolas" w:hAnsi="Consolas"/>
-          <w:color w:val="000000"/>
-          <w:sz w:val="21"/>
-          <w:szCs w:val="21"/>
-          <w:lang w:val="en-US" w:eastAsia="ru-RU"/>
-        </w:rPr>
-        <w:t>analyzer.print_probability_table</w:t>
-      </w:r>
-      <w:proofErr w:type="spellEnd"/>
-      <w:r>
-        <w:rPr>
-          <w:rFonts w:ascii="Consolas" w:hAnsi="Consolas"/>
-          <w:color w:val="000000"/>
-          <w:sz w:val="21"/>
-          <w:szCs w:val="21"/>
-          <w:lang w:val="en-US" w:eastAsia="ru-RU"/>
-        </w:rPr>
-        <w:t>(None)</w:t>
+        <w:t>            analyzer.print_probability_table(None)</w:t>
       </w:r>
     </w:p>
     <w:p>
@@ -14844,7 +13451,6 @@
         </w:rPr>
         <w:t xml:space="preserve">        </w:t>
       </w:r>
-      <w:proofErr w:type="spellStart"/>
       <w:r>
         <w:rPr>
           <w:rFonts w:ascii="Consolas" w:hAnsi="Consolas"/>
@@ -14855,7 +13461,6 @@
         </w:rPr>
         <w:t>elif</w:t>
       </w:r>
-      <w:proofErr w:type="spellEnd"/>
       <w:r>
         <w:rPr>
           <w:rFonts w:ascii="Consolas" w:hAnsi="Consolas"/>
@@ -14909,29 +13514,7 @@
           <w:szCs w:val="21"/>
           <w:lang w:eastAsia="ru-RU"/>
         </w:rPr>
-        <w:t xml:space="preserve">            </w:t>
-      </w:r>
-      <w:proofErr w:type="spellStart"/>
-      <w:r>
-        <w:rPr>
-          <w:rFonts w:ascii="Consolas" w:hAnsi="Consolas"/>
-          <w:color w:val="000000"/>
-          <w:sz w:val="21"/>
-          <w:szCs w:val="21"/>
-          <w:lang w:eastAsia="ru-RU"/>
-        </w:rPr>
-        <w:t>print</w:t>
-      </w:r>
-      <w:proofErr w:type="spellEnd"/>
-      <w:r>
-        <w:rPr>
-          <w:rFonts w:ascii="Consolas" w:hAnsi="Consolas"/>
-          <w:color w:val="000000"/>
-          <w:sz w:val="21"/>
-          <w:szCs w:val="21"/>
-          <w:lang w:eastAsia="ru-RU"/>
-        </w:rPr>
-        <w:t>(</w:t>
+        <w:t>            print(</w:t>
       </w:r>
       <w:r>
         <w:rPr>
@@ -15166,29 +13749,7 @@
           <w:szCs w:val="21"/>
           <w:lang w:eastAsia="ru-RU"/>
         </w:rPr>
-        <w:t xml:space="preserve"> __</w:t>
-      </w:r>
-      <w:proofErr w:type="spellStart"/>
-      <w:r>
-        <w:rPr>
-          <w:rFonts w:ascii="Consolas" w:hAnsi="Consolas"/>
-          <w:color w:val="000000"/>
-          <w:sz w:val="21"/>
-          <w:szCs w:val="21"/>
-          <w:lang w:eastAsia="ru-RU"/>
-        </w:rPr>
-        <w:t>name</w:t>
-      </w:r>
-      <w:proofErr w:type="spellEnd"/>
-      <w:r>
-        <w:rPr>
-          <w:rFonts w:ascii="Consolas" w:hAnsi="Consolas"/>
-          <w:color w:val="000000"/>
-          <w:sz w:val="21"/>
-          <w:szCs w:val="21"/>
-          <w:lang w:eastAsia="ru-RU"/>
-        </w:rPr>
-        <w:t xml:space="preserve">__ == </w:t>
+        <w:t xml:space="preserve"> __name__ == </w:t>
       </w:r>
       <w:r>
         <w:rPr>
@@ -15198,29 +13759,7 @@
           <w:szCs w:val="21"/>
           <w:lang w:eastAsia="ru-RU"/>
         </w:rPr>
-        <w:t>"__</w:t>
-      </w:r>
-      <w:proofErr w:type="spellStart"/>
-      <w:r>
-        <w:rPr>
-          <w:rFonts w:ascii="Consolas" w:hAnsi="Consolas"/>
-          <w:color w:val="A31515"/>
-          <w:sz w:val="21"/>
-          <w:szCs w:val="21"/>
-          <w:lang w:eastAsia="ru-RU"/>
-        </w:rPr>
-        <w:t>main</w:t>
-      </w:r>
-      <w:proofErr w:type="spellEnd"/>
-      <w:r>
-        <w:rPr>
-          <w:rFonts w:ascii="Consolas" w:hAnsi="Consolas"/>
-          <w:color w:val="A31515"/>
-          <w:sz w:val="21"/>
-          <w:szCs w:val="21"/>
-          <w:lang w:eastAsia="ru-RU"/>
-        </w:rPr>
-        <w:t>__"</w:t>
+        <w:t>"__main__"</w:t>
       </w:r>
       <w:r>
         <w:rPr>
@@ -15255,42 +13794,20 @@
           <w:szCs w:val="21"/>
           <w:lang w:eastAsia="ru-RU"/>
         </w:rPr>
-        <w:t xml:space="preserve">    </w:t>
-      </w:r>
-      <w:proofErr w:type="spellStart"/>
-      <w:r>
-        <w:rPr>
-          <w:rFonts w:ascii="Consolas" w:hAnsi="Consolas"/>
-          <w:color w:val="000000"/>
-          <w:sz w:val="21"/>
-          <w:szCs w:val="21"/>
-          <w:lang w:eastAsia="ru-RU"/>
-        </w:rPr>
-        <w:t>main</w:t>
-      </w:r>
-      <w:proofErr w:type="spellEnd"/>
-      <w:r>
-        <w:rPr>
-          <w:rFonts w:ascii="Consolas" w:hAnsi="Consolas"/>
-          <w:color w:val="000000"/>
-          <w:sz w:val="21"/>
-          <w:szCs w:val="21"/>
-          <w:lang w:eastAsia="ru-RU"/>
-        </w:rPr>
-        <w:t>()</w:t>
-      </w:r>
-    </w:p>
-    <w:p>
-      <w:pPr>
-        <w:rPr>
-          <w:lang w:eastAsia="ru-RU"/>
-        </w:rPr>
-      </w:pPr>
-    </w:p>
-    <w:p>
-      <w:pPr>
-        <w:rPr>
-          <w:lang w:val="en-US" w:eastAsia="ru-RU"/>
+        <w:t>    main()</w:t>
+      </w:r>
+    </w:p>
+    <w:p>
+      <w:pPr>
+        <w:rPr>
+          <w:lang w:eastAsia="ru-RU"/>
+        </w:rPr>
+      </w:pPr>
+    </w:p>
+    <w:p>
+      <w:pPr>
+        <w:rPr>
+          <w:lang w:eastAsia="ru-RU"/>
         </w:rPr>
       </w:pPr>
     </w:p>
@@ -15298,7 +13815,6 @@
       <w:r>
         <w:t xml:space="preserve">В коде представленной программы был реализован класс </w:t>
       </w:r>
-      <w:proofErr w:type="spellStart"/>
       <w:r>
         <w:rPr>
           <w:b/>
@@ -15306,7 +13822,6 @@
         </w:rPr>
         <w:t>TextEntropyAnalyzer</w:t>
       </w:r>
-      <w:proofErr w:type="spellEnd"/>
       <w:r>
         <w:t>, предназначенный для анализа энтропии текста. Взаимодействие с функциональными методами происходит с помощью консольного меню по следующему алгоритму:</w:t>
       </w:r>
@@ -15373,11 +13888,12 @@
     </w:p>
     <w:p>
       <w:pPr>
-        <w:pStyle w:val="afff9"/>
+        <w:pStyle w:val="afffa"/>
         <w:keepNext/>
       </w:pPr>
       <w:r>
         <w:rPr>
+          <w:noProof/>
           <w:lang w:val="en-US"/>
         </w:rPr>
         <w:lastRenderedPageBreak/>
@@ -15453,7 +13969,7 @@
     <w:p/>
     <w:p>
       <w:pPr>
-        <w:pStyle w:val="afff9"/>
+        <w:pStyle w:val="afffa"/>
         <w:keepNext/>
       </w:pPr>
       <w:r>
@@ -15464,6 +13980,7 @@
       </w:r>
       <w:r>
         <w:rPr>
+          <w:noProof/>
           <w:lang w:val="en-US"/>
         </w:rPr>
         <w:drawing>
@@ -15535,7 +14052,7 @@
     <w:p/>
     <w:p>
       <w:pPr>
-        <w:pStyle w:val="afff9"/>
+        <w:pStyle w:val="afffa"/>
         <w:keepNext/>
       </w:pPr>
       <w:r>
@@ -15617,7 +14134,7 @@
     <w:p/>
     <w:p>
       <w:pPr>
-        <w:pStyle w:val="afff9"/>
+        <w:pStyle w:val="afffa"/>
         <w:keepNext/>
       </w:pPr>
       <w:r>
@@ -15701,7 +14218,7 @@
     </w:p>
     <w:p>
       <w:pPr>
-        <w:pStyle w:val="afff9"/>
+        <w:pStyle w:val="afffa"/>
         <w:keepNext/>
       </w:pPr>
       <w:r>
@@ -15789,18 +14306,19 @@
     <w:bookmarkEnd w:id="2"/>
     <w:p>
       <w:r>
-        <w:t xml:space="preserve">Полученные по результатам работы программы (Рисунки 2-6) значения близки к теоретическим. Так, </w:t>
-      </w:r>
-      <w:r>
-        <w:t xml:space="preserve">экспериментально полученное значение энтропии системы в 4,6401 бит/сим </w:t>
-      </w:r>
-      <w:r>
-        <w:t>незначительно превышает теоретическое значение в 4,349 бит/сим. Вероятность появления каждого отдельного символа аналогичным образом имеет малое отклонение.</w:t>
-      </w:r>
-    </w:p>
-    <w:p>
-      <w:r>
-        <w:t>Таким образом, программная модель для выполнения задания была реализована корректно, что подтверждается полученными результатами.</w:t>
+        <w:t xml:space="preserve">Полученные по результатам работы программы (Рисунки 2-6) значения близки к теоретическим. Так, экспериментально полученное значение энтропии системы в 4,6401 бит/сим </w:t>
+      </w:r>
+      <w:r>
+        <w:t>незначительно превышает теоретическое значение в 4,3</w:t>
+      </w:r>
+      <w:r>
+        <w:t>5</w:t>
+      </w:r>
+      <w:r>
+        <w:t xml:space="preserve"> бит/сим</w:t>
+      </w:r>
+      <w:r>
+        <w:t>, что объясняется фактом учёта не только 32 букв алфавита, но также и других символов (регистровые, знаки препинания и т.д.), что увеличило общий алфавит системы и сопутствующую неопределённость (энтропию).</w:t>
       </w:r>
     </w:p>
     <w:p>
@@ -15819,11 +14337,780 @@
       </w:r>
     </w:p>
     <w:p>
-      <w:proofErr w:type="spellStart"/>
-      <w:r>
-        <w:t>дддд</w:t>
-      </w:r>
-      <w:proofErr w:type="spellEnd"/>
+      <w:pPr>
+        <w:pStyle w:val="a"/>
+        <w:numPr>
+          <w:ilvl w:val="0"/>
+          <w:numId w:val="48"/>
+        </w:numPr>
+        <w:rPr>
+          <w:b/>
+          <w:bCs/>
+        </w:rPr>
+      </w:pPr>
+      <w:r>
+        <w:rPr>
+          <w:b/>
+          <w:bCs/>
+        </w:rPr>
+        <w:t>Что такое энтропия и каковы ее свойства?</w:t>
+      </w:r>
+    </w:p>
+    <w:p>
+      <w:pPr>
+        <w:pStyle w:val="a"/>
+        <w:numPr>
+          <w:ilvl w:val="0"/>
+          <w:numId w:val="0"/>
+        </w:numPr>
+        <w:ind w:left="1429"/>
+      </w:pPr>
+      <w:r>
+        <w:t>Энтропия — это мера неопределённости системы, которая показывает, насколько случайным является выбор того или иного состояния системы.</w:t>
+      </w:r>
+    </w:p>
+    <w:p>
+      <w:pPr>
+        <w:pStyle w:val="a"/>
+        <w:numPr>
+          <w:ilvl w:val="0"/>
+          <w:numId w:val="0"/>
+        </w:numPr>
+        <w:ind w:left="1429"/>
+      </w:pPr>
+      <w:r>
+        <w:t>Свойства:</w:t>
+      </w:r>
+    </w:p>
+    <w:p>
+      <w:pPr>
+        <w:pStyle w:val="a"/>
+        <w:numPr>
+          <w:ilvl w:val="0"/>
+          <w:numId w:val="49"/>
+        </w:numPr>
+      </w:pPr>
+      <w:r>
+        <w:t>Положительность: не меньше нуля;</w:t>
+      </w:r>
+    </w:p>
+    <w:p>
+      <w:pPr>
+        <w:pStyle w:val="a"/>
+        <w:numPr>
+          <w:ilvl w:val="0"/>
+          <w:numId w:val="49"/>
+        </w:numPr>
+      </w:pPr>
+      <w:r>
+        <w:t>Обращение в ноль: равна нулю, если одно из состояний достоверно;</w:t>
+      </w:r>
+    </w:p>
+    <w:p>
+      <w:pPr>
+        <w:pStyle w:val="a"/>
+        <w:numPr>
+          <w:ilvl w:val="0"/>
+          <w:numId w:val="49"/>
+        </w:numPr>
+      </w:pPr>
+      <w:r>
+        <w:t>Максимальность: в случае равновероятности всех исходов;</w:t>
+      </w:r>
+    </w:p>
+    <w:p>
+      <w:pPr>
+        <w:pStyle w:val="a"/>
+        <w:numPr>
+          <w:ilvl w:val="0"/>
+          <w:numId w:val="49"/>
+        </w:numPr>
+      </w:pPr>
+      <w:r>
+        <w:t>Аддитивность: общая энтропия системы объединённых независимых систем равна сумме энтропий каждой системы.</w:t>
+      </w:r>
+    </w:p>
+    <w:p>
+      <w:pPr>
+        <w:pStyle w:val="a"/>
+        <w:numPr>
+          <w:ilvl w:val="0"/>
+          <w:numId w:val="48"/>
+        </w:numPr>
+        <w:rPr>
+          <w:b/>
+          <w:bCs/>
+        </w:rPr>
+      </w:pPr>
+      <w:r>
+        <w:rPr>
+          <w:b/>
+          <w:bCs/>
+        </w:rPr>
+        <w:t>Как вычисляется энтропия системы?</w:t>
+      </w:r>
+    </w:p>
+    <w:p>
+      <w:pPr>
+        <w:pStyle w:val="a"/>
+        <w:numPr>
+          <w:ilvl w:val="0"/>
+          <w:numId w:val="0"/>
+        </w:numPr>
+        <w:ind w:left="1429"/>
+        <w:rPr>
+          <w:i/>
+          <w:iCs/>
+        </w:rPr>
+      </w:pPr>
+      <w:r>
+        <w:t xml:space="preserve">Формула Шеннона: </w:t>
+      </w:r>
+      <w:r>
+        <w:rPr>
+          <w:i/>
+          <w:iCs/>
+          <w:lang w:val="en-US"/>
+        </w:rPr>
+        <w:t>H</w:t>
+      </w:r>
+      <w:r>
+        <w:rPr>
+          <w:i/>
+          <w:iCs/>
+        </w:rPr>
+        <w:t>(</w:t>
+      </w:r>
+      <w:r>
+        <w:rPr>
+          <w:i/>
+          <w:iCs/>
+          <w:lang w:val="en-US"/>
+        </w:rPr>
+        <w:t>X</w:t>
+      </w:r>
+      <w:r>
+        <w:rPr>
+          <w:i/>
+          <w:iCs/>
+        </w:rPr>
+        <w:t xml:space="preserve">) = </w:t>
+      </w:r>
+      <m:oMath>
+        <m:r>
+          <w:rPr>
+            <w:rFonts w:ascii="Cambria Math" w:hAnsi="Cambria Math"/>
+          </w:rPr>
+          <m:t>-</m:t>
+        </m:r>
+        <m:r>
+          <w:rPr>
+            <w:rFonts w:ascii="Cambria Math" w:hAnsi="Cambria Math"/>
+          </w:rPr>
+          <m:t xml:space="preserve"> </m:t>
+        </m:r>
+        <m:nary>
+          <m:naryPr>
+            <m:chr m:val="∑"/>
+            <m:limLoc m:val="undOvr"/>
+            <m:ctrlPr>
+              <w:rPr>
+                <w:rFonts w:ascii="Cambria Math" w:hAnsi="Cambria Math"/>
+                <w:i/>
+                <w:iCs/>
+              </w:rPr>
+            </m:ctrlPr>
+          </m:naryPr>
+          <m:sub>
+            <m:r>
+              <w:rPr>
+                <w:rFonts w:ascii="Cambria Math" w:hAnsi="Cambria Math"/>
+              </w:rPr>
+              <m:t>i</m:t>
+            </m:r>
+            <m:r>
+              <w:rPr>
+                <w:rFonts w:ascii="Cambria Math" w:hAnsi="Cambria Math"/>
+              </w:rPr>
+              <m:t>=1</m:t>
+            </m:r>
+          </m:sub>
+          <m:sup>
+            <m:r>
+              <w:rPr>
+                <w:rFonts w:ascii="Cambria Math" w:hAnsi="Cambria Math"/>
+                <w:lang w:val="en-US"/>
+              </w:rPr>
+              <m:t>n</m:t>
+            </m:r>
+          </m:sup>
+          <m:e>
+            <m:sSub>
+              <m:sSubPr>
+                <m:ctrlPr>
+                  <w:rPr>
+                    <w:rFonts w:ascii="Cambria Math" w:hAnsi="Cambria Math"/>
+                    <w:i/>
+                    <w:iCs/>
+                    <w:lang w:val="en-US"/>
+                  </w:rPr>
+                </m:ctrlPr>
+              </m:sSubPr>
+              <m:e>
+                <m:r>
+                  <w:rPr>
+                    <w:rFonts w:ascii="Cambria Math" w:hAnsi="Cambria Math"/>
+                    <w:lang w:val="en-US"/>
+                  </w:rPr>
+                  <m:t>p</m:t>
+                </m:r>
+              </m:e>
+              <m:sub>
+                <m:r>
+                  <w:rPr>
+                    <w:rFonts w:ascii="Cambria Math" w:hAnsi="Cambria Math"/>
+                    <w:lang w:val="en-US"/>
+                  </w:rPr>
+                  <m:t>i</m:t>
+                </m:r>
+              </m:sub>
+            </m:sSub>
+            <m:r>
+              <w:rPr>
+                <w:rFonts w:ascii="Cambria Math" w:hAnsi="Cambria Math"/>
+              </w:rPr>
+              <m:t xml:space="preserve">* </m:t>
+            </m:r>
+            <m:func>
+              <m:funcPr>
+                <m:ctrlPr>
+                  <w:rPr>
+                    <w:rFonts w:ascii="Cambria Math" w:hAnsi="Cambria Math"/>
+                    <w:i/>
+                    <w:iCs/>
+                    <w:lang w:val="en-US"/>
+                  </w:rPr>
+                </m:ctrlPr>
+              </m:funcPr>
+              <m:fName>
+                <m:sSub>
+                  <m:sSubPr>
+                    <m:ctrlPr>
+                      <w:rPr>
+                        <w:rFonts w:ascii="Cambria Math" w:hAnsi="Cambria Math"/>
+                        <w:i/>
+                        <w:iCs/>
+                        <w:lang w:val="en-US"/>
+                      </w:rPr>
+                    </m:ctrlPr>
+                  </m:sSubPr>
+                  <m:e>
+                    <m:r>
+                      <m:rPr>
+                        <m:sty m:val="p"/>
+                      </m:rPr>
+                      <w:rPr>
+                        <w:rFonts w:ascii="Cambria Math" w:hAnsi="Cambria Math"/>
+                        <w:lang w:val="en-US"/>
+                      </w:rPr>
+                      <m:t>log</m:t>
+                    </m:r>
+                  </m:e>
+                  <m:sub>
+                    <m:r>
+                      <w:rPr>
+                        <w:rFonts w:ascii="Cambria Math" w:hAnsi="Cambria Math"/>
+                      </w:rPr>
+                      <m:t>2</m:t>
+                    </m:r>
+                  </m:sub>
+                </m:sSub>
+              </m:fName>
+              <m:e>
+                <m:sSub>
+                  <m:sSubPr>
+                    <m:ctrlPr>
+                      <w:rPr>
+                        <w:rFonts w:ascii="Cambria Math" w:hAnsi="Cambria Math"/>
+                        <w:i/>
+                        <w:iCs/>
+                        <w:lang w:val="en-US"/>
+                      </w:rPr>
+                    </m:ctrlPr>
+                  </m:sSubPr>
+                  <m:e>
+                    <m:r>
+                      <w:rPr>
+                        <w:rFonts w:ascii="Cambria Math" w:hAnsi="Cambria Math"/>
+                        <w:lang w:val="en-US"/>
+                      </w:rPr>
+                      <m:t>p</m:t>
+                    </m:r>
+                  </m:e>
+                  <m:sub>
+                    <m:r>
+                      <w:rPr>
+                        <w:rFonts w:ascii="Cambria Math" w:hAnsi="Cambria Math"/>
+                        <w:lang w:val="en-US"/>
+                      </w:rPr>
+                      <m:t>i</m:t>
+                    </m:r>
+                  </m:sub>
+                </m:sSub>
+              </m:e>
+            </m:func>
+          </m:e>
+        </m:nary>
+      </m:oMath>
+    </w:p>
+    <w:p>
+      <w:pPr>
+        <w:pStyle w:val="a"/>
+        <w:numPr>
+          <w:ilvl w:val="0"/>
+          <w:numId w:val="48"/>
+        </w:numPr>
+        <w:rPr>
+          <w:b/>
+          <w:bCs/>
+        </w:rPr>
+      </w:pPr>
+      <w:r>
+        <w:rPr>
+          <w:b/>
+          <w:bCs/>
+        </w:rPr>
+        <w:t>От каких параметров системы зависит энтропия системы?</w:t>
+      </w:r>
+    </w:p>
+    <w:p>
+      <w:pPr>
+        <w:pStyle w:val="a"/>
+        <w:numPr>
+          <w:ilvl w:val="0"/>
+          <w:numId w:val="0"/>
+        </w:numPr>
+        <w:ind w:left="1429"/>
+      </w:pPr>
+      <w:r>
+        <w:t>Число состояний и распределение вероятностей состояний.</w:t>
+      </w:r>
+    </w:p>
+    <w:p>
+      <w:pPr>
+        <w:pStyle w:val="a"/>
+        <w:numPr>
+          <w:ilvl w:val="0"/>
+          <w:numId w:val="48"/>
+        </w:numPr>
+      </w:pPr>
+      <w:r>
+        <w:rPr>
+          <w:b/>
+          <w:bCs/>
+        </w:rPr>
+        <w:t>В каких единицах может измеряться энтропия системы?</w:t>
+      </w:r>
+    </w:p>
+    <w:p>
+      <w:pPr>
+        <w:pStyle w:val="a"/>
+        <w:numPr>
+          <w:ilvl w:val="0"/>
+          <w:numId w:val="0"/>
+        </w:numPr>
+        <w:ind w:left="1429"/>
+      </w:pPr>
+      <w:r>
+        <w:t>«Бит» для натурального логарифма, «Нат» для натурального и «Дит» для десятичного.</w:t>
+      </w:r>
+    </w:p>
+    <w:p>
+      <w:pPr>
+        <w:pStyle w:val="a"/>
+        <w:numPr>
+          <w:ilvl w:val="0"/>
+          <w:numId w:val="48"/>
+        </w:numPr>
+        <w:rPr>
+          <w:b/>
+          <w:bCs/>
+        </w:rPr>
+      </w:pPr>
+      <w:r>
+        <w:rPr>
+          <w:b/>
+          <w:bCs/>
+        </w:rPr>
+        <w:t>Как определяется один бит информации в теории информации?</w:t>
+      </w:r>
+    </w:p>
+    <w:p>
+      <w:pPr>
+        <w:pStyle w:val="a"/>
+        <w:numPr>
+          <w:ilvl w:val="0"/>
+          <w:numId w:val="0"/>
+        </w:numPr>
+        <w:ind w:left="1429"/>
+      </w:pPr>
+      <w:r>
+        <w:t xml:space="preserve">Один бит это энтропия простейшей системы, имеющей два </w:t>
+      </w:r>
+      <w:r>
+        <w:t>равновероятных варианта.</w:t>
+      </w:r>
+    </w:p>
+    <w:p>
+      <w:pPr>
+        <w:pStyle w:val="a"/>
+        <w:numPr>
+          <w:ilvl w:val="0"/>
+          <w:numId w:val="48"/>
+        </w:numPr>
+        <w:rPr>
+          <w:b/>
+          <w:bCs/>
+        </w:rPr>
+      </w:pPr>
+      <w:r>
+        <w:rPr>
+          <w:b/>
+          <w:bCs/>
+        </w:rPr>
+        <w:t>Как вычисляется максимальная энтропия?</w:t>
+      </w:r>
+    </w:p>
+    <w:p>
+      <w:pPr>
+        <w:pStyle w:val="a"/>
+        <w:numPr>
+          <w:ilvl w:val="0"/>
+          <w:numId w:val="0"/>
+        </w:numPr>
+        <w:ind w:left="1429"/>
+      </w:pPr>
+      <w:r>
+        <w:t>Энтропия максимальна при равновероятности состояний системы. Тогда формула Шеннона упрощается до формулы Хартли:</w:t>
+      </w:r>
+    </w:p>
+    <w:p>
+      <w:pPr>
+        <w:pStyle w:val="a"/>
+        <w:numPr>
+          <w:ilvl w:val="0"/>
+          <w:numId w:val="0"/>
+        </w:numPr>
+        <w:ind w:left="1429"/>
+        <w:rPr>
+          <w:i/>
+        </w:rPr>
+      </w:pPr>
+      <m:oMathPara>
+        <m:oMathParaPr>
+          <m:jc m:val="left"/>
+        </m:oMathParaPr>
+        <m:oMath>
+          <m:sSub>
+            <m:sSubPr>
+              <m:ctrlPr>
+                <w:rPr>
+                  <w:rFonts w:ascii="Cambria Math" w:hAnsi="Cambria Math"/>
+                  <w:i/>
+                </w:rPr>
+              </m:ctrlPr>
+            </m:sSubPr>
+            <m:e>
+              <m:r>
+                <w:rPr>
+                  <w:rFonts w:ascii="Cambria Math" w:hAnsi="Cambria Math"/>
+                </w:rPr>
+                <m:t>H</m:t>
+              </m:r>
+            </m:e>
+            <m:sub>
+              <m:r>
+                <w:rPr>
+                  <w:rFonts w:ascii="Cambria Math" w:hAnsi="Cambria Math"/>
+                </w:rPr>
+                <m:t>m</m:t>
+              </m:r>
+              <m:r>
+                <w:rPr>
+                  <w:rFonts w:ascii="Cambria Math" w:hAnsi="Cambria Math"/>
+                  <w:lang w:val="en-US"/>
+                </w:rPr>
+                <m:t>ax</m:t>
+              </m:r>
+            </m:sub>
+          </m:sSub>
+          <m:r>
+            <w:rPr>
+              <w:rFonts w:ascii="Cambria Math" w:hAnsi="Cambria Math"/>
+            </w:rPr>
+            <m:t>=</m:t>
+          </m:r>
+          <m:func>
+            <m:funcPr>
+              <m:ctrlPr>
+                <w:rPr>
+                  <w:rFonts w:ascii="Cambria Math" w:hAnsi="Cambria Math"/>
+                  <w:i/>
+                  <w:lang w:val="en-US"/>
+                </w:rPr>
+              </m:ctrlPr>
+            </m:funcPr>
+            <m:fName>
+              <m:sSub>
+                <m:sSubPr>
+                  <m:ctrlPr>
+                    <w:rPr>
+                      <w:rFonts w:ascii="Cambria Math" w:hAnsi="Cambria Math"/>
+                      <w:i/>
+                      <w:lang w:val="en-US"/>
+                    </w:rPr>
+                  </m:ctrlPr>
+                </m:sSubPr>
+                <m:e>
+                  <m:r>
+                    <m:rPr>
+                      <m:sty m:val="p"/>
+                    </m:rPr>
+                    <w:rPr>
+                      <w:rFonts w:ascii="Cambria Math" w:hAnsi="Cambria Math"/>
+                      <w:lang w:val="en-US"/>
+                    </w:rPr>
+                    <m:t>log</m:t>
+                  </m:r>
+                </m:e>
+                <m:sub>
+                  <m:r>
+                    <w:rPr>
+                      <w:rFonts w:ascii="Cambria Math" w:hAnsi="Cambria Math"/>
+                      <w:lang w:val="en-US"/>
+                    </w:rPr>
+                    <m:t>2</m:t>
+                  </m:r>
+                </m:sub>
+              </m:sSub>
+            </m:fName>
+            <m:e>
+              <m:r>
+                <w:rPr>
+                  <w:rFonts w:ascii="Cambria Math" w:hAnsi="Cambria Math"/>
+                  <w:lang w:val="en-US"/>
+                </w:rPr>
+                <m:t>n</m:t>
+              </m:r>
+            </m:e>
+          </m:func>
+        </m:oMath>
+      </m:oMathPara>
+    </w:p>
+    <w:p>
+      <w:pPr>
+        <w:pStyle w:val="a"/>
+        <w:numPr>
+          <w:ilvl w:val="0"/>
+          <w:numId w:val="48"/>
+        </w:numPr>
+        <w:rPr>
+          <w:b/>
+          <w:bCs/>
+          <w:iCs/>
+        </w:rPr>
+      </w:pPr>
+      <w:r>
+        <w:rPr>
+          <w:b/>
+          <w:bCs/>
+          <w:iCs/>
+        </w:rPr>
+        <w:t>Как определяется энтропия через математическое ожидание?</w:t>
+      </w:r>
+    </w:p>
+    <w:p>
+      <w:pPr>
+        <w:pStyle w:val="a"/>
+        <w:numPr>
+          <w:ilvl w:val="0"/>
+          <w:numId w:val="0"/>
+        </w:numPr>
+        <w:ind w:left="1429"/>
+        <w:rPr>
+          <w:iCs/>
+        </w:rPr>
+      </w:pPr>
+      <w:r>
+        <w:rPr>
+          <w:iCs/>
+        </w:rPr>
+        <w:t xml:space="preserve">Энтропию можно представить как математическое ожидание (среднее значение) логарифма вероятности состояния системы, взятое с обратный знаком. Случайная величина здесь — это </w:t>
+      </w:r>
+      <m:oMath>
+        <m:func>
+          <m:funcPr>
+            <m:ctrlPr>
+              <w:rPr>
+                <w:rFonts w:ascii="Cambria Math" w:hAnsi="Cambria Math"/>
+                <w:i/>
+                <w:iCs/>
+              </w:rPr>
+            </m:ctrlPr>
+          </m:funcPr>
+          <m:fName>
+            <m:r>
+              <m:rPr>
+                <m:sty m:val="p"/>
+              </m:rPr>
+              <w:rPr>
+                <w:rFonts w:ascii="Cambria Math" w:hAnsi="Cambria Math"/>
+              </w:rPr>
+              <m:t>log</m:t>
+            </m:r>
+          </m:fName>
+          <m:e>
+            <m:r>
+              <w:rPr>
+                <w:rFonts w:ascii="Cambria Math" w:hAnsi="Cambria Math"/>
+              </w:rPr>
+              <m:t>P</m:t>
+            </m:r>
+            <m:r>
+              <w:rPr>
+                <w:rFonts w:ascii="Cambria Math" w:hAnsi="Cambria Math"/>
+                <w:lang w:val="en-US"/>
+              </w:rPr>
+              <m:t>(X)</m:t>
+            </m:r>
+          </m:e>
+        </m:func>
+      </m:oMath>
+      <w:r>
+        <w:rPr>
+          <w:iCs/>
+        </w:rPr>
+        <w:t>.</w:t>
+      </w:r>
+    </w:p>
+    <w:p>
+      <w:pPr>
+        <w:pStyle w:val="a"/>
+        <w:numPr>
+          <w:ilvl w:val="0"/>
+          <w:numId w:val="0"/>
+        </w:numPr>
+        <w:ind w:left="1429"/>
+        <w:rPr>
+          <w:iCs/>
+        </w:rPr>
+      </w:pPr>
+      <w:r>
+        <w:rPr>
+          <w:iCs/>
+        </w:rPr>
+        <w:t xml:space="preserve">Формула через матожидание: </w:t>
+      </w:r>
+      <m:oMath>
+        <m:r>
+          <w:rPr>
+            <w:rFonts w:ascii="Cambria Math" w:hAnsi="Cambria Math"/>
+          </w:rPr>
+          <m:t>H</m:t>
+        </m:r>
+        <m:d>
+          <m:dPr>
+            <m:ctrlPr>
+              <w:rPr>
+                <w:rFonts w:ascii="Cambria Math" w:hAnsi="Cambria Math"/>
+                <w:i/>
+                <w:iCs/>
+              </w:rPr>
+            </m:ctrlPr>
+          </m:dPr>
+          <m:e>
+            <m:r>
+              <w:rPr>
+                <w:rFonts w:ascii="Cambria Math" w:hAnsi="Cambria Math"/>
+              </w:rPr>
+              <m:t>X</m:t>
+            </m:r>
+          </m:e>
+        </m:d>
+        <m:r>
+          <w:rPr>
+            <w:rFonts w:ascii="Cambria Math" w:hAnsi="Cambria Math"/>
+          </w:rPr>
+          <m:t>=M</m:t>
+        </m:r>
+        <m:r>
+          <w:rPr>
+            <w:rFonts w:ascii="Cambria Math" w:hAnsi="Cambria Math"/>
+            <w:lang w:val="en-US"/>
+          </w:rPr>
+          <m:t>[-</m:t>
+        </m:r>
+        <m:func>
+          <m:funcPr>
+            <m:ctrlPr>
+              <w:rPr>
+                <w:rFonts w:ascii="Cambria Math" w:hAnsi="Cambria Math"/>
+                <w:i/>
+                <w:iCs/>
+                <w:lang w:val="en-US"/>
+              </w:rPr>
+            </m:ctrlPr>
+          </m:funcPr>
+          <m:fName>
+            <m:r>
+              <m:rPr>
+                <m:sty m:val="p"/>
+              </m:rPr>
+              <w:rPr>
+                <w:rFonts w:ascii="Cambria Math" w:hAnsi="Cambria Math"/>
+                <w:lang w:val="en-US"/>
+              </w:rPr>
+              <m:t>log</m:t>
+            </m:r>
+          </m:fName>
+          <m:e>
+            <m:r>
+              <w:rPr>
+                <w:rFonts w:ascii="Cambria Math" w:hAnsi="Cambria Math"/>
+                <w:lang w:val="en-US"/>
+              </w:rPr>
+              <m:t>P(X)</m:t>
+            </m:r>
+          </m:e>
+        </m:func>
+        <m:r>
+          <w:rPr>
+            <w:rFonts w:ascii="Cambria Math" w:hAnsi="Cambria Math"/>
+            <w:lang w:val="en-US"/>
+          </w:rPr>
+          <m:t>]</m:t>
+        </m:r>
+      </m:oMath>
+    </w:p>
+    <w:p>
+      <w:pPr>
+        <w:pStyle w:val="a"/>
+        <w:numPr>
+          <w:ilvl w:val="0"/>
+          <w:numId w:val="0"/>
+        </w:numPr>
+        <w:ind w:left="1429"/>
+        <w:rPr>
+          <w:i/>
+          <w:iCs/>
+        </w:rPr>
+      </w:pPr>
+      <w:r>
+        <w:rPr>
+          <w:iCs/>
+        </w:rPr>
+        <w:t>Это означает, что энтропия есть среднее значение «неожиданности» событий.</w:t>
+      </w:r>
     </w:p>
     <w:p>
       <w:pPr>
@@ -15834,7 +15121,16 @@
         <w:t>ВЫВОДЫ</w:t>
       </w:r>
     </w:p>
-    <w:p/>
+    <w:p>
+      <w:r>
+        <w:t>В ходы выполнения лабораторной работы были закреплены теоретические знания и понятии энтропии как меры неопределённости системы. Были получены практические навыки вычисления энтропии вручную и с использованием программных средств.</w:t>
+      </w:r>
+    </w:p>
+    <w:p>
+      <w:r>
+        <w:t>Исходя из полученных результатов вычисления, можно сделать вывод о том, что мера энтропии зависит как от размеры используемого алфавита, так и от частоты появления каждого отдельного символа данного алфавита.</w:t>
+      </w:r>
+    </w:p>
     <w:sectPr>
       <w:pgSz w:w="11906" w:h="16838"/>
       <w:pgMar w:top="1134" w:right="567" w:bottom="1701" w:left="1701" w:header="709" w:footer="709" w:gutter="0"/>
@@ -15869,47 +15165,47 @@
 <w:ftr xmlns:wpc="http://schemas.microsoft.com/office/word/2010/wordprocessingCanvas" xmlns:cx="http://schemas.microsoft.com/office/drawing/2014/chartex" xmlns:cx1="http://schemas.microsoft.com/office/drawing/2015/9/8/chartex" xmlns:cx2="http://schemas.microsoft.com/office/drawing/2015/10/21/chartex" xmlns:cx3="http://schemas.microsoft.com/office/drawing/2016/5/9/chartex" xmlns:cx4="http://schemas.microsoft.com/office/drawing/2016/5/10/chartex" xmlns:cx5="http://schemas.microsoft.com/office/drawing/2016/5/11/chartex" xmlns:cx6="http://schemas.microsoft.com/office/drawing/2016/5/12/chartex" xmlns:cx7="http://schemas.microsoft.com/office/drawing/2016/5/13/chartex" xmlns:cx8="http://schemas.microsoft.com/office/drawing/2016/5/14/chartex" xmlns:mc="http://schemas.openxmlformats.org/markup-compatibility/2006" xmlns:aink="http://schemas.microsoft.com/office/drawing/2016/ink" xmlns:am3d="http://schemas.microsoft.com/office/drawing/2017/model3d" xmlns:o="urn:schemas-microsoft-com:office:office" xmlns:oel="http://schemas.microsoft.com/office/2019/extlst" xmlns:r="http://schemas.openxmlformats.org/officeDocument/2006/relationships" xmlns:m="http://schemas.openxmlformats.org/officeDocument/2006/math" xmlns:v="urn:schemas-microsoft-com:vml" xmlns:wp14="http://schemas.microsoft.com/office/word/2010/wordprocessingDrawing" xmlns:wp="http://schemas.openxmlformats.org/drawingml/2006/wordprocessingDrawing" xmlns:w10="urn:schemas-microsoft-com:office:word" xmlns:w="http://schemas.openxmlformats.org/wordprocessingml/2006/main" xmlns:w14="http://schemas.microsoft.com/office/word/2010/wordml" xmlns:w15="http://schemas.microsoft.com/office/word/2012/wordml" xmlns:w16cex="http://schemas.microsoft.com/office/word/2018/wordml/cex" xmlns:w16cid="http://schemas.microsoft.com/office/word/2016/wordml/cid" xmlns:w16="http://schemas.microsoft.com/office/word/2018/wordml" xmlns:w16du="http://schemas.microsoft.com/office/word/2023/wordml/word16du" xmlns:w16sdtdh="http://schemas.microsoft.com/office/word/2020/wordml/sdtdatahash" xmlns:w16sdtfl="http://schemas.microsoft.com/office/word/2024/wordml/sdtformatlock" xmlns:w16se="http://schemas.microsoft.com/office/word/2015/wordml/symex" xmlns:wpg="http://schemas.microsoft.com/office/word/2010/wordprocessingGroup" xmlns:wpi="http://schemas.microsoft.com/office/word/2010/wordprocessingInk" xmlns:wne="http://schemas.microsoft.com/office/word/2006/wordml" xmlns:wps="http://schemas.microsoft.com/office/word/2010/wordprocessingShape" mc:Ignorable="w14 w15 w16se w16cid w16 w16cex w16sdtdh w16sdtfl w16du wp14">
   <w:p>
     <w:pPr>
-      <w:pStyle w:val="aff1"/>
+      <w:pStyle w:val="aff2"/>
       <w:framePr w:wrap="around" w:vAnchor="text" w:hAnchor="margin" w:xAlign="right" w:y="1"/>
       <w:rPr>
-        <w:rStyle w:val="aff3"/>
+        <w:rStyle w:val="aff4"/>
       </w:rPr>
     </w:pPr>
     <w:r>
       <w:rPr>
-        <w:rStyle w:val="aff3"/>
+        <w:rStyle w:val="aff4"/>
       </w:rPr>
       <w:fldChar w:fldCharType="begin"/>
     </w:r>
     <w:r>
       <w:rPr>
-        <w:rStyle w:val="aff3"/>
+        <w:rStyle w:val="aff4"/>
       </w:rPr>
       <w:instrText xml:space="preserve">PAGE  </w:instrText>
     </w:r>
     <w:r>
       <w:rPr>
-        <w:rStyle w:val="aff3"/>
+        <w:rStyle w:val="aff4"/>
       </w:rPr>
       <w:fldChar w:fldCharType="separate"/>
     </w:r>
     <w:r>
       <w:rPr>
-        <w:rStyle w:val="aff3"/>
+        <w:rStyle w:val="aff4"/>
         <w:noProof/>
       </w:rPr>
       <w:t>1</w:t>
     </w:r>
     <w:r>
       <w:rPr>
-        <w:rStyle w:val="aff3"/>
+        <w:rStyle w:val="aff4"/>
       </w:rPr>
       <w:fldChar w:fldCharType="end"/>
     </w:r>
   </w:p>
   <w:p>
     <w:pPr>
-      <w:pStyle w:val="aff1"/>
+      <w:pStyle w:val="aff2"/>
       <w:ind w:right="360"/>
     </w:pPr>
   </w:p>
@@ -15920,7 +15216,7 @@
 <w:ftr xmlns:wpc="http://schemas.microsoft.com/office/word/2010/wordprocessingCanvas" xmlns:cx="http://schemas.microsoft.com/office/drawing/2014/chartex" xmlns:cx1="http://schemas.microsoft.com/office/drawing/2015/9/8/chartex" xmlns:cx2="http://schemas.microsoft.com/office/drawing/2015/10/21/chartex" xmlns:cx3="http://schemas.microsoft.com/office/drawing/2016/5/9/chartex" xmlns:cx4="http://schemas.microsoft.com/office/drawing/2016/5/10/chartex" xmlns:cx5="http://schemas.microsoft.com/office/drawing/2016/5/11/chartex" xmlns:cx6="http://schemas.microsoft.com/office/drawing/2016/5/12/chartex" xmlns:cx7="http://schemas.microsoft.com/office/drawing/2016/5/13/chartex" xmlns:cx8="http://schemas.microsoft.com/office/drawing/2016/5/14/chartex" xmlns:mc="http://schemas.openxmlformats.org/markup-compatibility/2006" xmlns:aink="http://schemas.microsoft.com/office/drawing/2016/ink" xmlns:am3d="http://schemas.microsoft.com/office/drawing/2017/model3d" xmlns:o="urn:schemas-microsoft-com:office:office" xmlns:oel="http://schemas.microsoft.com/office/2019/extlst" xmlns:r="http://schemas.openxmlformats.org/officeDocument/2006/relationships" xmlns:m="http://schemas.openxmlformats.org/officeDocument/2006/math" xmlns:v="urn:schemas-microsoft-com:vml" xmlns:wp14="http://schemas.microsoft.com/office/word/2010/wordprocessingDrawing" xmlns:wp="http://schemas.openxmlformats.org/drawingml/2006/wordprocessingDrawing" xmlns:w10="urn:schemas-microsoft-com:office:word" xmlns:w="http://schemas.openxmlformats.org/wordprocessingml/2006/main" xmlns:w14="http://schemas.microsoft.com/office/word/2010/wordml" xmlns:w15="http://schemas.microsoft.com/office/word/2012/wordml" xmlns:w16cex="http://schemas.microsoft.com/office/word/2018/wordml/cex" xmlns:w16cid="http://schemas.microsoft.com/office/word/2016/wordml/cid" xmlns:w16="http://schemas.microsoft.com/office/word/2018/wordml" xmlns:w16du="http://schemas.microsoft.com/office/word/2023/wordml/word16du" xmlns:w16sdtdh="http://schemas.microsoft.com/office/word/2020/wordml/sdtdatahash" xmlns:w16sdtfl="http://schemas.microsoft.com/office/word/2024/wordml/sdtformatlock" xmlns:w16se="http://schemas.microsoft.com/office/word/2015/wordml/symex" xmlns:wpg="http://schemas.microsoft.com/office/word/2010/wordprocessingGroup" xmlns:wpi="http://schemas.microsoft.com/office/word/2010/wordprocessingInk" xmlns:wne="http://schemas.microsoft.com/office/word/2006/wordml" xmlns:wps="http://schemas.microsoft.com/office/word/2010/wordprocessingShape" mc:Ignorable="w14 w15 w16se w16cid w16 w16cex w16sdtdh w16sdtfl w16du wp14">
   <w:p>
     <w:pPr>
-      <w:pStyle w:val="aff1"/>
+      <w:pStyle w:val="aff2"/>
       <w:jc w:val="center"/>
     </w:pPr>
     <w:r>
@@ -18479,6 +17775,98 @@
     </w:lvl>
   </w:abstractNum>
   <w:abstractNum w:abstractNumId="22" w15:restartNumberingAfterBreak="0">
+    <w:nsid w:val="550E5467"/>
+    <w:multiLevelType w:val="hybridMultilevel"/>
+    <w:tmpl w:val="29283B90"/>
+    <w:lvl w:ilvl="0" w:tplc="04E05228">
+      <w:start w:val="1"/>
+      <w:numFmt w:val="decimal"/>
+      <w:lvlText w:val="%1."/>
+      <w:lvlJc w:val="left"/>
+      <w:pPr>
+        <w:ind w:left="1429" w:hanging="360"/>
+      </w:pPr>
+      <w:rPr>
+        <w:b/>
+        <w:bCs/>
+        <w:i w:val="0"/>
+        <w:iCs w:val="0"/>
+      </w:rPr>
+    </w:lvl>
+    <w:lvl w:ilvl="1" w:tplc="04190019" w:tentative="1">
+      <w:start w:val="1"/>
+      <w:numFmt w:val="lowerLetter"/>
+      <w:lvlText w:val="%2."/>
+      <w:lvlJc w:val="left"/>
+      <w:pPr>
+        <w:ind w:left="2149" w:hanging="360"/>
+      </w:pPr>
+    </w:lvl>
+    <w:lvl w:ilvl="2" w:tplc="0419001B" w:tentative="1">
+      <w:start w:val="1"/>
+      <w:numFmt w:val="lowerRoman"/>
+      <w:lvlText w:val="%3."/>
+      <w:lvlJc w:val="right"/>
+      <w:pPr>
+        <w:ind w:left="2869" w:hanging="180"/>
+      </w:pPr>
+    </w:lvl>
+    <w:lvl w:ilvl="3" w:tplc="0419000F" w:tentative="1">
+      <w:start w:val="1"/>
+      <w:numFmt w:val="decimal"/>
+      <w:lvlText w:val="%4."/>
+      <w:lvlJc w:val="left"/>
+      <w:pPr>
+        <w:ind w:left="3589" w:hanging="360"/>
+      </w:pPr>
+    </w:lvl>
+    <w:lvl w:ilvl="4" w:tplc="04190019" w:tentative="1">
+      <w:start w:val="1"/>
+      <w:numFmt w:val="lowerLetter"/>
+      <w:lvlText w:val="%5."/>
+      <w:lvlJc w:val="left"/>
+      <w:pPr>
+        <w:ind w:left="4309" w:hanging="360"/>
+      </w:pPr>
+    </w:lvl>
+    <w:lvl w:ilvl="5" w:tplc="0419001B" w:tentative="1">
+      <w:start w:val="1"/>
+      <w:numFmt w:val="lowerRoman"/>
+      <w:lvlText w:val="%6."/>
+      <w:lvlJc w:val="right"/>
+      <w:pPr>
+        <w:ind w:left="5029" w:hanging="180"/>
+      </w:pPr>
+    </w:lvl>
+    <w:lvl w:ilvl="6" w:tplc="0419000F" w:tentative="1">
+      <w:start w:val="1"/>
+      <w:numFmt w:val="decimal"/>
+      <w:lvlText w:val="%7."/>
+      <w:lvlJc w:val="left"/>
+      <w:pPr>
+        <w:ind w:left="5749" w:hanging="360"/>
+      </w:pPr>
+    </w:lvl>
+    <w:lvl w:ilvl="7" w:tplc="04190019" w:tentative="1">
+      <w:start w:val="1"/>
+      <w:numFmt w:val="lowerLetter"/>
+      <w:lvlText w:val="%8."/>
+      <w:lvlJc w:val="left"/>
+      <w:pPr>
+        <w:ind w:left="6469" w:hanging="360"/>
+      </w:pPr>
+    </w:lvl>
+    <w:lvl w:ilvl="8" w:tplc="0419001B" w:tentative="1">
+      <w:start w:val="1"/>
+      <w:numFmt w:val="lowerRoman"/>
+      <w:lvlText w:val="%9."/>
+      <w:lvlJc w:val="right"/>
+      <w:pPr>
+        <w:ind w:left="7189" w:hanging="180"/>
+      </w:pPr>
+    </w:lvl>
+  </w:abstractNum>
+  <w:abstractNum w:abstractNumId="23" w15:restartNumberingAfterBreak="0">
     <w:nsid w:val="58C677EB"/>
     <w:multiLevelType w:val="multilevel"/>
     <w:tmpl w:val="9E326E14"/>
@@ -18598,7 +17986,7 @@
       </w:pPr>
     </w:lvl>
   </w:abstractNum>
-  <w:abstractNum w:abstractNumId="23" w15:restartNumberingAfterBreak="0">
+  <w:abstractNum w:abstractNumId="24" w15:restartNumberingAfterBreak="0">
     <w:nsid w:val="5B7019B2"/>
     <w:multiLevelType w:val="multilevel"/>
     <w:tmpl w:val="CCFEA164"/>
@@ -18747,7 +18135,7 @@
       </w:rPr>
     </w:lvl>
   </w:abstractNum>
-  <w:abstractNum w:abstractNumId="24" w15:restartNumberingAfterBreak="0">
+  <w:abstractNum w:abstractNumId="25" w15:restartNumberingAfterBreak="0">
     <w:nsid w:val="5D375675"/>
     <w:multiLevelType w:val="hybridMultilevel"/>
     <w:tmpl w:val="218093F2"/>
@@ -18863,7 +18251,120 @@
       </w:rPr>
     </w:lvl>
   </w:abstractNum>
-  <w:abstractNum w:abstractNumId="25" w15:restartNumberingAfterBreak="0">
+  <w:abstractNum w:abstractNumId="26" w15:restartNumberingAfterBreak="0">
+    <w:nsid w:val="5EAA748E"/>
+    <w:multiLevelType w:val="hybridMultilevel"/>
+    <w:tmpl w:val="96CE066A"/>
+    <w:lvl w:ilvl="0" w:tplc="04190001">
+      <w:start w:val="1"/>
+      <w:numFmt w:val="bullet"/>
+      <w:lvlText w:val=""/>
+      <w:lvlJc w:val="left"/>
+      <w:pPr>
+        <w:ind w:left="2149" w:hanging="360"/>
+      </w:pPr>
+      <w:rPr>
+        <w:rFonts w:ascii="Symbol" w:hAnsi="Symbol" w:hint="default"/>
+      </w:rPr>
+    </w:lvl>
+    <w:lvl w:ilvl="1" w:tplc="04190003" w:tentative="1">
+      <w:start w:val="1"/>
+      <w:numFmt w:val="bullet"/>
+      <w:lvlText w:val="o"/>
+      <w:lvlJc w:val="left"/>
+      <w:pPr>
+        <w:ind w:left="2869" w:hanging="360"/>
+      </w:pPr>
+      <w:rPr>
+        <w:rFonts w:ascii="Courier New" w:hAnsi="Courier New" w:cs="Courier New" w:hint="default"/>
+      </w:rPr>
+    </w:lvl>
+    <w:lvl w:ilvl="2" w:tplc="04190005" w:tentative="1">
+      <w:start w:val="1"/>
+      <w:numFmt w:val="bullet"/>
+      <w:lvlText w:val=""/>
+      <w:lvlJc w:val="left"/>
+      <w:pPr>
+        <w:ind w:left="3589" w:hanging="360"/>
+      </w:pPr>
+      <w:rPr>
+        <w:rFonts w:ascii="Wingdings" w:hAnsi="Wingdings" w:hint="default"/>
+      </w:rPr>
+    </w:lvl>
+    <w:lvl w:ilvl="3" w:tplc="04190001" w:tentative="1">
+      <w:start w:val="1"/>
+      <w:numFmt w:val="bullet"/>
+      <w:lvlText w:val=""/>
+      <w:lvlJc w:val="left"/>
+      <w:pPr>
+        <w:ind w:left="4309" w:hanging="360"/>
+      </w:pPr>
+      <w:rPr>
+        <w:rFonts w:ascii="Symbol" w:hAnsi="Symbol" w:hint="default"/>
+      </w:rPr>
+    </w:lvl>
+    <w:lvl w:ilvl="4" w:tplc="04190003" w:tentative="1">
+      <w:start w:val="1"/>
+      <w:numFmt w:val="bullet"/>
+      <w:lvlText w:val="o"/>
+      <w:lvlJc w:val="left"/>
+      <w:pPr>
+        <w:ind w:left="5029" w:hanging="360"/>
+      </w:pPr>
+      <w:rPr>
+        <w:rFonts w:ascii="Courier New" w:hAnsi="Courier New" w:cs="Courier New" w:hint="default"/>
+      </w:rPr>
+    </w:lvl>
+    <w:lvl w:ilvl="5" w:tplc="04190005" w:tentative="1">
+      <w:start w:val="1"/>
+      <w:numFmt w:val="bullet"/>
+      <w:lvlText w:val=""/>
+      <w:lvlJc w:val="left"/>
+      <w:pPr>
+        <w:ind w:left="5749" w:hanging="360"/>
+      </w:pPr>
+      <w:rPr>
+        <w:rFonts w:ascii="Wingdings" w:hAnsi="Wingdings" w:hint="default"/>
+      </w:rPr>
+    </w:lvl>
+    <w:lvl w:ilvl="6" w:tplc="04190001" w:tentative="1">
+      <w:start w:val="1"/>
+      <w:numFmt w:val="bullet"/>
+      <w:lvlText w:val=""/>
+      <w:lvlJc w:val="left"/>
+      <w:pPr>
+        <w:ind w:left="6469" w:hanging="360"/>
+      </w:pPr>
+      <w:rPr>
+        <w:rFonts w:ascii="Symbol" w:hAnsi="Symbol" w:hint="default"/>
+      </w:rPr>
+    </w:lvl>
+    <w:lvl w:ilvl="7" w:tplc="04190003" w:tentative="1">
+      <w:start w:val="1"/>
+      <w:numFmt w:val="bullet"/>
+      <w:lvlText w:val="o"/>
+      <w:lvlJc w:val="left"/>
+      <w:pPr>
+        <w:ind w:left="7189" w:hanging="360"/>
+      </w:pPr>
+      <w:rPr>
+        <w:rFonts w:ascii="Courier New" w:hAnsi="Courier New" w:cs="Courier New" w:hint="default"/>
+      </w:rPr>
+    </w:lvl>
+    <w:lvl w:ilvl="8" w:tplc="04190005" w:tentative="1">
+      <w:start w:val="1"/>
+      <w:numFmt w:val="bullet"/>
+      <w:lvlText w:val=""/>
+      <w:lvlJc w:val="left"/>
+      <w:pPr>
+        <w:ind w:left="7909" w:hanging="360"/>
+      </w:pPr>
+      <w:rPr>
+        <w:rFonts w:ascii="Wingdings" w:hAnsi="Wingdings" w:hint="default"/>
+      </w:rPr>
+    </w:lvl>
+  </w:abstractNum>
+  <w:abstractNum w:abstractNumId="27" w15:restartNumberingAfterBreak="0">
     <w:nsid w:val="5F867490"/>
     <w:multiLevelType w:val="multilevel"/>
     <w:tmpl w:val="32F89E0E"/>
@@ -18976,7 +18477,7 @@
       </w:rPr>
     </w:lvl>
   </w:abstractNum>
-  <w:abstractNum w:abstractNumId="26" w15:restartNumberingAfterBreak="0">
+  <w:abstractNum w:abstractNumId="28" w15:restartNumberingAfterBreak="0">
     <w:nsid w:val="618F71A0"/>
     <w:multiLevelType w:val="hybridMultilevel"/>
     <w:tmpl w:val="CEC047C4"/>
@@ -19088,7 +18589,7 @@
       </w:rPr>
     </w:lvl>
   </w:abstractNum>
-  <w:abstractNum w:abstractNumId="27" w15:restartNumberingAfterBreak="0">
+  <w:abstractNum w:abstractNumId="29" w15:restartNumberingAfterBreak="0">
     <w:nsid w:val="67CB14D4"/>
     <w:multiLevelType w:val="hybridMultilevel"/>
     <w:tmpl w:val="21368832"/>
@@ -19177,7 +18678,7 @@
       </w:pPr>
     </w:lvl>
   </w:abstractNum>
-  <w:abstractNum w:abstractNumId="28" w15:restartNumberingAfterBreak="0">
+  <w:abstractNum w:abstractNumId="30" w15:restartNumberingAfterBreak="0">
     <w:nsid w:val="69EB3CC7"/>
     <w:multiLevelType w:val="multilevel"/>
     <w:tmpl w:val="D2886A70"/>
@@ -19326,7 +18827,7 @@
       </w:rPr>
     </w:lvl>
   </w:abstractNum>
-  <w:abstractNum w:abstractNumId="29" w15:restartNumberingAfterBreak="0">
+  <w:abstractNum w:abstractNumId="31" w15:restartNumberingAfterBreak="0">
     <w:nsid w:val="6CE31F39"/>
     <w:multiLevelType w:val="multilevel"/>
     <w:tmpl w:val="19147696"/>
@@ -19475,7 +18976,7 @@
       </w:rPr>
     </w:lvl>
   </w:abstractNum>
-  <w:abstractNum w:abstractNumId="30" w15:restartNumberingAfterBreak="0">
+  <w:abstractNum w:abstractNumId="32" w15:restartNumberingAfterBreak="0">
     <w:nsid w:val="70E84302"/>
     <w:multiLevelType w:val="hybridMultilevel"/>
     <w:tmpl w:val="CD885CF8"/>
@@ -19588,7 +19089,7 @@
       </w:rPr>
     </w:lvl>
   </w:abstractNum>
-  <w:abstractNum w:abstractNumId="31" w15:restartNumberingAfterBreak="0">
+  <w:abstractNum w:abstractNumId="33" w15:restartNumberingAfterBreak="0">
     <w:nsid w:val="714663BB"/>
     <w:multiLevelType w:val="multilevel"/>
     <w:tmpl w:val="75C0A97E"/>
@@ -19737,7 +19238,7 @@
       </w:rPr>
     </w:lvl>
   </w:abstractNum>
-  <w:abstractNum w:abstractNumId="32" w15:restartNumberingAfterBreak="0">
+  <w:abstractNum w:abstractNumId="34" w15:restartNumberingAfterBreak="0">
     <w:nsid w:val="71C30EDE"/>
     <w:multiLevelType w:val="hybridMultilevel"/>
     <w:tmpl w:val="BCA8EAC8"/>
@@ -19861,7 +19362,7 @@
       </w:rPr>
     </w:lvl>
   </w:abstractNum>
-  <w:abstractNum w:abstractNumId="33" w15:restartNumberingAfterBreak="0">
+  <w:abstractNum w:abstractNumId="35" w15:restartNumberingAfterBreak="0">
     <w:nsid w:val="72380BC4"/>
     <w:multiLevelType w:val="multilevel"/>
     <w:tmpl w:val="AEF8DF96"/>
@@ -19948,7 +19449,7 @@
       </w:pPr>
     </w:lvl>
   </w:abstractNum>
-  <w:abstractNum w:abstractNumId="34" w15:restartNumberingAfterBreak="0">
+  <w:abstractNum w:abstractNumId="36" w15:restartNumberingAfterBreak="0">
     <w:nsid w:val="77A65E77"/>
     <w:multiLevelType w:val="multilevel"/>
     <w:tmpl w:val="7018A13E"/>
@@ -20097,7 +19598,7 @@
       </w:rPr>
     </w:lvl>
   </w:abstractNum>
-  <w:abstractNum w:abstractNumId="35" w15:restartNumberingAfterBreak="0">
+  <w:abstractNum w:abstractNumId="37" w15:restartNumberingAfterBreak="0">
     <w:nsid w:val="7CB914ED"/>
     <w:multiLevelType w:val="hybridMultilevel"/>
     <w:tmpl w:val="F00A4224"/>
@@ -20183,7 +19684,7 @@
       </w:pPr>
     </w:lvl>
   </w:abstractNum>
-  <w:abstractNum w:abstractNumId="36" w15:restartNumberingAfterBreak="0">
+  <w:abstractNum w:abstractNumId="38" w15:restartNumberingAfterBreak="0">
     <w:nsid w:val="7F0422DF"/>
     <w:multiLevelType w:val="hybridMultilevel"/>
     <w:tmpl w:val="FB48801E"/>
@@ -20303,10 +19804,10 @@
     <w:abstractNumId w:val="5"/>
   </w:num>
   <w:num w:numId="3" w16cid:durableId="577254136">
-    <w:abstractNumId w:val="30"/>
+    <w:abstractNumId w:val="32"/>
   </w:num>
   <w:num w:numId="4" w16cid:durableId="193737641">
-    <w:abstractNumId w:val="24"/>
+    <w:abstractNumId w:val="25"/>
   </w:num>
   <w:num w:numId="5" w16cid:durableId="2144152517">
     <w:abstractNumId w:val="6"/>
@@ -20321,7 +19822,7 @@
     <w:abstractNumId w:val="20"/>
   </w:num>
   <w:num w:numId="9" w16cid:durableId="1620531209">
-    <w:abstractNumId w:val="25"/>
+    <w:abstractNumId w:val="27"/>
   </w:num>
   <w:num w:numId="10" w16cid:durableId="458955670">
     <w:abstractNumId w:val="0"/>
@@ -20354,7 +19855,7 @@
     <w:abstractNumId w:val="0"/>
   </w:num>
   <w:num w:numId="19" w16cid:durableId="742290397">
-    <w:abstractNumId w:val="33"/>
+    <w:abstractNumId w:val="35"/>
     <w:lvlOverride w:ilvl="0">
       <w:startOverride w:val="1"/>
     </w:lvlOverride>
@@ -20384,7 +19885,7 @@
     </w:lvlOverride>
   </w:num>
   <w:num w:numId="20" w16cid:durableId="2098288826">
-    <w:abstractNumId w:val="33"/>
+    <w:abstractNumId w:val="35"/>
   </w:num>
   <w:num w:numId="21" w16cid:durableId="446196344">
     <w:abstractNumId w:val="12"/>
@@ -20396,10 +19897,10 @@
     <w:abstractNumId w:val="7"/>
   </w:num>
   <w:num w:numId="24" w16cid:durableId="1699696185">
-    <w:abstractNumId w:val="34"/>
+    <w:abstractNumId w:val="36"/>
   </w:num>
   <w:num w:numId="25" w16cid:durableId="302078110">
-    <w:abstractNumId w:val="23"/>
+    <w:abstractNumId w:val="24"/>
   </w:num>
   <w:num w:numId="26" w16cid:durableId="1580095946">
     <w:abstractNumId w:val="18"/>
@@ -20420,16 +19921,16 @@
     <w:abstractNumId w:val="1"/>
   </w:num>
   <w:num w:numId="32" w16cid:durableId="2088843855">
-    <w:abstractNumId w:val="27"/>
+    <w:abstractNumId w:val="29"/>
   </w:num>
   <w:num w:numId="33" w16cid:durableId="256720346">
     <w:abstractNumId w:val="2"/>
   </w:num>
   <w:num w:numId="34" w16cid:durableId="2024629296">
-    <w:abstractNumId w:val="31"/>
+    <w:abstractNumId w:val="33"/>
   </w:num>
   <w:num w:numId="35" w16cid:durableId="2001156834">
-    <w:abstractNumId w:val="29"/>
+    <w:abstractNumId w:val="31"/>
   </w:num>
   <w:num w:numId="36" w16cid:durableId="1535927968">
     <w:abstractNumId w:val="11"/>
@@ -20438,13 +19939,13 @@
     <w:abstractNumId w:val="3"/>
   </w:num>
   <w:num w:numId="38" w16cid:durableId="1416246293">
-    <w:abstractNumId w:val="28"/>
+    <w:abstractNumId w:val="30"/>
   </w:num>
   <w:num w:numId="39" w16cid:durableId="328555897">
     <w:abstractNumId w:val="10"/>
   </w:num>
   <w:num w:numId="40" w16cid:durableId="376469734">
-    <w:abstractNumId w:val="22"/>
+    <w:abstractNumId w:val="23"/>
   </w:num>
   <w:num w:numId="41" w16cid:durableId="415172043">
     <w:abstractNumId w:val="19"/>
@@ -20456,16 +19957,22 @@
     <w:abstractNumId w:val="16"/>
   </w:num>
   <w:num w:numId="44" w16cid:durableId="1184592129">
-    <w:abstractNumId w:val="26"/>
+    <w:abstractNumId w:val="28"/>
   </w:num>
   <w:num w:numId="45" w16cid:durableId="1848447019">
-    <w:abstractNumId w:val="36"/>
+    <w:abstractNumId w:val="38"/>
   </w:num>
   <w:num w:numId="46" w16cid:durableId="1289697669">
-    <w:abstractNumId w:val="32"/>
+    <w:abstractNumId w:val="34"/>
   </w:num>
   <w:num w:numId="47" w16cid:durableId="1082599943">
-    <w:abstractNumId w:val="35"/>
+    <w:abstractNumId w:val="37"/>
+  </w:num>
+  <w:num w:numId="48" w16cid:durableId="178738019">
+    <w:abstractNumId w:val="22"/>
+  </w:num>
+  <w:num w:numId="49" w16cid:durableId="1073163058">
+    <w:abstractNumId w:val="26"/>
   </w:num>
 </w:numbering>
 </file>
@@ -21491,13 +20998,15 @@
   </w:style>
   <w:style w:type="paragraph" w:styleId="af4">
     <w:name w:val="caption"/>
+    <w:aliases w:val="Название рисунка"/>
     <w:basedOn w:val="a0"/>
     <w:next w:val="a0"/>
+    <w:link w:val="af5"/>
     <w:autoRedefine/>
     <w:uiPriority w:val="35"/>
     <w:unhideWhenUsed/>
     <w:qFormat/>
-    <w:rsid w:val="00EF2A4B"/>
+    <w:rsid w:val="00B35B5C"/>
     <w:pPr>
       <w:ind w:firstLine="0"/>
       <w:jc w:val="center"/>
@@ -21509,11 +21018,11 @@
       <w:szCs w:val="18"/>
     </w:rPr>
   </w:style>
-  <w:style w:type="paragraph" w:customStyle="1" w:styleId="af5">
+  <w:style w:type="paragraph" w:customStyle="1" w:styleId="af6">
     <w:name w:val="Рисунок (картинка)"/>
     <w:basedOn w:val="a0"/>
-    <w:next w:val="af6"/>
-    <w:link w:val="af7"/>
+    <w:next w:val="af7"/>
+    <w:link w:val="af8"/>
     <w:rsid w:val="00C31256"/>
     <w:pPr>
       <w:keepNext/>
@@ -21527,10 +21036,10 @@
       <w:szCs w:val="24"/>
     </w:rPr>
   </w:style>
-  <w:style w:type="paragraph" w:customStyle="1" w:styleId="af8">
+  <w:style w:type="paragraph" w:customStyle="1" w:styleId="af9">
     <w:name w:val="Название таблицы"/>
     <w:basedOn w:val="a0"/>
-    <w:link w:val="af9"/>
+    <w:link w:val="afa"/>
     <w:rsid w:val="009D687A"/>
     <w:pPr>
       <w:keepNext/>
@@ -21545,9 +21054,9 @@
       <w:szCs w:val="24"/>
     </w:rPr>
   </w:style>
-  <w:style w:type="character" w:customStyle="1" w:styleId="af7">
+  <w:style w:type="character" w:customStyle="1" w:styleId="af8">
     <w:name w:val="Рисунок (картинка) Знак"/>
-    <w:link w:val="af5"/>
+    <w:link w:val="af6"/>
     <w:rsid w:val="00C31256"/>
     <w:rPr>
       <w:rFonts w:ascii="Liberation Serif" w:hAnsi="Liberation Serif"/>
@@ -21556,18 +21065,18 @@
       <w:lang w:eastAsia="en-US"/>
     </w:rPr>
   </w:style>
-  <w:style w:type="paragraph" w:customStyle="1" w:styleId="afa">
+  <w:style w:type="paragraph" w:customStyle="1" w:styleId="afb">
     <w:name w:val="Название таблицы (продолжение/окончание)"/>
-    <w:basedOn w:val="af8"/>
-    <w:link w:val="afb"/>
+    <w:basedOn w:val="af9"/>
+    <w:link w:val="afc"/>
     <w:rsid w:val="009D687A"/>
     <w:pPr>
       <w:jc w:val="right"/>
     </w:pPr>
   </w:style>
-  <w:style w:type="character" w:customStyle="1" w:styleId="af9">
+  <w:style w:type="character" w:customStyle="1" w:styleId="afa">
     <w:name w:val="Название таблицы Знак"/>
-    <w:link w:val="af8"/>
+    <w:link w:val="af9"/>
     <w:rsid w:val="009D687A"/>
     <w:rPr>
       <w:rFonts w:ascii="Liberation Serif" w:hAnsi="Liberation Serif"/>
@@ -21576,10 +21085,10 @@
       <w:lang w:eastAsia="en-US"/>
     </w:rPr>
   </w:style>
-  <w:style w:type="paragraph" w:customStyle="1" w:styleId="afc">
+  <w:style w:type="paragraph" w:customStyle="1" w:styleId="afd">
     <w:name w:val="Листинг (фрагмент кода)"/>
     <w:basedOn w:val="a0"/>
-    <w:link w:val="afd"/>
+    <w:link w:val="afe"/>
     <w:rsid w:val="009D687A"/>
     <w:pPr>
       <w:suppressAutoHyphens/>
@@ -21592,9 +21101,9 @@
       <w:sz w:val="24"/>
     </w:rPr>
   </w:style>
-  <w:style w:type="character" w:customStyle="1" w:styleId="afb">
+  <w:style w:type="character" w:customStyle="1" w:styleId="afc">
     <w:name w:val="Название таблицы (продолжение/окончание) Знак"/>
-    <w:link w:val="afa"/>
+    <w:link w:val="afb"/>
     <w:rsid w:val="009D687A"/>
     <w:rPr>
       <w:rFonts w:ascii="Liberation Serif" w:hAnsi="Liberation Serif"/>
@@ -21603,10 +21112,10 @@
       <w:lang w:eastAsia="en-US"/>
     </w:rPr>
   </w:style>
-  <w:style w:type="paragraph" w:customStyle="1" w:styleId="afe">
+  <w:style w:type="paragraph" w:customStyle="1" w:styleId="aff">
     <w:name w:val="Листинг (заголовок)"/>
     <w:basedOn w:val="a0"/>
-    <w:link w:val="aff"/>
+    <w:link w:val="aff0"/>
     <w:qFormat/>
     <w:rsid w:val="00624C5E"/>
     <w:pPr>
@@ -21622,9 +21131,9 @@
       <w:szCs w:val="24"/>
     </w:rPr>
   </w:style>
-  <w:style w:type="character" w:customStyle="1" w:styleId="afd">
+  <w:style w:type="character" w:customStyle="1" w:styleId="afe">
     <w:name w:val="Листинг (фрагмент кода) Знак"/>
-    <w:link w:val="afc"/>
+    <w:link w:val="afd"/>
     <w:rsid w:val="009D687A"/>
     <w:rPr>
       <w:rFonts w:ascii="Courier New" w:hAnsi="Courier New" w:cs="Courier New"/>
@@ -21652,9 +21161,9 @@
       <w:caps/>
     </w:rPr>
   </w:style>
-  <w:style w:type="character" w:customStyle="1" w:styleId="aff">
+  <w:style w:type="character" w:customStyle="1" w:styleId="aff0">
     <w:name w:val="Листинг (заголовок) Знак"/>
-    <w:link w:val="afe"/>
+    <w:link w:val="aff"/>
     <w:rsid w:val="00624C5E"/>
     <w:rPr>
       <w:rFonts w:ascii="Liberation Serif" w:hAnsi="Liberation Serif" w:cs="Courier New"/>
@@ -21687,7 +21196,7 @@
       <w:ind w:left="561" w:firstLine="0"/>
     </w:pPr>
   </w:style>
-  <w:style w:type="character" w:styleId="aff0">
+  <w:style w:type="character" w:styleId="aff1">
     <w:name w:val="Hyperlink"/>
     <w:uiPriority w:val="99"/>
     <w:unhideWhenUsed/>
@@ -21697,10 +21206,10 @@
       <w:u w:val="single"/>
     </w:rPr>
   </w:style>
-  <w:style w:type="paragraph" w:styleId="aff1">
+  <w:style w:type="paragraph" w:styleId="aff2">
     <w:name w:val="footer"/>
     <w:basedOn w:val="a0"/>
-    <w:link w:val="aff2"/>
+    <w:link w:val="aff3"/>
     <w:uiPriority w:val="99"/>
     <w:rsid w:val="001B1CE7"/>
     <w:pPr>
@@ -21714,9 +21223,9 @@
       <w:lang w:eastAsia="ru-RU"/>
     </w:rPr>
   </w:style>
-  <w:style w:type="character" w:customStyle="1" w:styleId="aff2">
+  <w:style w:type="character" w:customStyle="1" w:styleId="aff3">
     <w:name w:val="Нижний колонтитул Знак"/>
-    <w:link w:val="aff1"/>
+    <w:link w:val="aff2"/>
     <w:uiPriority w:val="99"/>
     <w:rsid w:val="001B1CE7"/>
     <w:rPr>
@@ -21724,15 +21233,15 @@
       <w:sz w:val="28"/>
     </w:rPr>
   </w:style>
-  <w:style w:type="character" w:styleId="aff3">
+  <w:style w:type="character" w:styleId="aff4">
     <w:name w:val="page number"/>
     <w:semiHidden/>
     <w:rsid w:val="001B1CE7"/>
   </w:style>
-  <w:style w:type="paragraph" w:styleId="aff4">
+  <w:style w:type="paragraph" w:styleId="aff5">
     <w:name w:val="Body Text Indent"/>
     <w:basedOn w:val="a0"/>
-    <w:link w:val="aff5"/>
+    <w:link w:val="aff6"/>
     <w:uiPriority w:val="99"/>
     <w:unhideWhenUsed/>
     <w:rsid w:val="001B1CE7"/>
@@ -21745,9 +21254,9 @@
       <w:lang w:eastAsia="ru-RU"/>
     </w:rPr>
   </w:style>
-  <w:style w:type="character" w:customStyle="1" w:styleId="aff5">
+  <w:style w:type="character" w:customStyle="1" w:styleId="aff6">
     <w:name w:val="Основной текст с отступом Знак"/>
-    <w:link w:val="aff4"/>
+    <w:link w:val="aff5"/>
     <w:uiPriority w:val="99"/>
     <w:rsid w:val="001B1CE7"/>
     <w:rPr>
@@ -21755,10 +21264,10 @@
       <w:sz w:val="28"/>
     </w:rPr>
   </w:style>
-  <w:style w:type="paragraph" w:styleId="aff6">
+  <w:style w:type="paragraph" w:styleId="aff7">
     <w:name w:val="Plain Text"/>
     <w:basedOn w:val="a0"/>
-    <w:link w:val="aff7"/>
+    <w:link w:val="aff8"/>
     <w:semiHidden/>
     <w:rsid w:val="000B134C"/>
     <w:pPr>
@@ -21771,9 +21280,9 @@
       <w:lang w:eastAsia="ru-RU"/>
     </w:rPr>
   </w:style>
-  <w:style w:type="character" w:customStyle="1" w:styleId="aff7">
+  <w:style w:type="character" w:customStyle="1" w:styleId="aff8">
     <w:name w:val="Текст Знак"/>
-    <w:link w:val="aff6"/>
+    <w:link w:val="aff7"/>
     <w:semiHidden/>
     <w:rsid w:val="000B134C"/>
     <w:rPr>
@@ -21781,7 +21290,7 @@
       <w:sz w:val="28"/>
     </w:rPr>
   </w:style>
-  <w:style w:type="table" w:styleId="aff8">
+  <w:style w:type="table" w:styleId="aff9">
     <w:name w:val="Table Grid"/>
     <w:basedOn w:val="a2"/>
     <w:uiPriority w:val="59"/>
@@ -21797,10 +21306,10 @@
       </w:tblBorders>
     </w:tblPr>
   </w:style>
-  <w:style w:type="paragraph" w:customStyle="1" w:styleId="aff9">
+  <w:style w:type="paragraph" w:customStyle="1" w:styleId="affa">
     <w:name w:val="Таблица (базовый текст)"/>
     <w:basedOn w:val="a0"/>
-    <w:link w:val="affa"/>
+    <w:link w:val="affb"/>
     <w:rsid w:val="003F3C82"/>
     <w:pPr>
       <w:suppressAutoHyphens/>
@@ -21811,11 +21320,11 @@
       <w:szCs w:val="24"/>
     </w:rPr>
   </w:style>
-  <w:style w:type="paragraph" w:customStyle="1" w:styleId="af6">
+  <w:style w:type="paragraph" w:customStyle="1" w:styleId="af7">
     <w:name w:val="Рисунок (подпись)"/>
     <w:basedOn w:val="a0"/>
     <w:next w:val="a0"/>
-    <w:link w:val="affb"/>
+    <w:link w:val="affc"/>
     <w:rsid w:val="00C31256"/>
     <w:pPr>
       <w:keepLines/>
@@ -21829,9 +21338,9 @@
       <w:sz w:val="24"/>
     </w:rPr>
   </w:style>
-  <w:style w:type="character" w:customStyle="1" w:styleId="affa">
+  <w:style w:type="character" w:customStyle="1" w:styleId="affb">
     <w:name w:val="Таблица (базовый текст) Знак"/>
-    <w:link w:val="aff9"/>
+    <w:link w:val="affa"/>
     <w:rsid w:val="003F3C82"/>
     <w:rPr>
       <w:rFonts w:ascii="Liberation Serif" w:hAnsi="Liberation Serif"/>
@@ -21840,19 +21349,19 @@
       <w:lang w:eastAsia="en-US"/>
     </w:rPr>
   </w:style>
-  <w:style w:type="paragraph" w:customStyle="1" w:styleId="affc">
+  <w:style w:type="paragraph" w:customStyle="1" w:styleId="affd">
     <w:name w:val="Таблица (заголовок столбцов)"/>
-    <w:basedOn w:val="aff9"/>
-    <w:link w:val="affd"/>
+    <w:basedOn w:val="affa"/>
+    <w:link w:val="affe"/>
     <w:rsid w:val="00AC39BC"/>
     <w:pPr>
       <w:keepLines/>
       <w:jc w:val="center"/>
     </w:pPr>
   </w:style>
-  <w:style w:type="character" w:customStyle="1" w:styleId="affb">
+  <w:style w:type="character" w:customStyle="1" w:styleId="affc">
     <w:name w:val="Рисунок (подпись) Знак"/>
-    <w:link w:val="af6"/>
+    <w:link w:val="af7"/>
     <w:rsid w:val="00C31256"/>
     <w:rPr>
       <w:rFonts w:ascii="Liberation Serif" w:hAnsi="Liberation Serif"/>
@@ -21861,10 +21370,10 @@
       <w:lang w:eastAsia="en-US"/>
     </w:rPr>
   </w:style>
-  <w:style w:type="paragraph" w:styleId="affe">
+  <w:style w:type="paragraph" w:styleId="afff">
     <w:name w:val="header"/>
     <w:basedOn w:val="a0"/>
-    <w:link w:val="afff"/>
+    <w:link w:val="afff0"/>
     <w:uiPriority w:val="99"/>
     <w:unhideWhenUsed/>
     <w:rsid w:val="003532F4"/>
@@ -21875,9 +21384,9 @@
       </w:tabs>
     </w:pPr>
   </w:style>
-  <w:style w:type="character" w:customStyle="1" w:styleId="affd">
+  <w:style w:type="character" w:customStyle="1" w:styleId="affe">
     <w:name w:val="Таблица (заголовок столбцов) Знак"/>
-    <w:link w:val="affc"/>
+    <w:link w:val="affd"/>
     <w:rsid w:val="00AC39BC"/>
     <w:rPr>
       <w:rFonts w:ascii="Liberation Serif" w:hAnsi="Liberation Serif"/>
@@ -21886,9 +21395,9 @@
       <w:lang w:eastAsia="en-US"/>
     </w:rPr>
   </w:style>
-  <w:style w:type="character" w:customStyle="1" w:styleId="afff">
+  <w:style w:type="character" w:customStyle="1" w:styleId="afff0">
     <w:name w:val="Верхний колонтитул Знак"/>
-    <w:link w:val="affe"/>
+    <w:link w:val="afff"/>
     <w:uiPriority w:val="99"/>
     <w:rsid w:val="003532F4"/>
     <w:rPr>
@@ -21898,16 +21407,16 @@
       <w:lang w:eastAsia="en-US"/>
     </w:rPr>
   </w:style>
-  <w:style w:type="paragraph" w:customStyle="1" w:styleId="afff0">
+  <w:style w:type="paragraph" w:customStyle="1" w:styleId="afff1">
     <w:name w:val="Строка после таблицы"/>
     <w:basedOn w:val="a0"/>
-    <w:link w:val="afff1"/>
+    <w:link w:val="afff2"/>
     <w:rsid w:val="003F3C82"/>
   </w:style>
-  <w:style w:type="paragraph" w:styleId="afff2">
+  <w:style w:type="paragraph" w:styleId="afff3">
     <w:name w:val="Balloon Text"/>
     <w:basedOn w:val="a0"/>
-    <w:link w:val="afff3"/>
+    <w:link w:val="afff4"/>
     <w:uiPriority w:val="99"/>
     <w:semiHidden/>
     <w:unhideWhenUsed/>
@@ -21918,10 +21427,10 @@
       <w:szCs w:val="16"/>
     </w:rPr>
   </w:style>
-  <w:style w:type="character" w:customStyle="1" w:styleId="afff3">
+  <w:style w:type="character" w:customStyle="1" w:styleId="afff4">
     <w:name w:val="Текст выноски Знак"/>
     <w:basedOn w:val="a1"/>
-    <w:link w:val="afff2"/>
+    <w:link w:val="afff3"/>
     <w:uiPriority w:val="99"/>
     <w:semiHidden/>
     <w:rsid w:val="00C31256"/>
@@ -21932,11 +21441,11 @@
       <w:lang w:eastAsia="en-US"/>
     </w:rPr>
   </w:style>
-  <w:style w:type="paragraph" w:customStyle="1" w:styleId="afff4">
+  <w:style w:type="paragraph" w:customStyle="1" w:styleId="afff5">
     <w:name w:val="Заголовок Приложения"/>
     <w:basedOn w:val="a0"/>
     <w:next w:val="a0"/>
-    <w:link w:val="afff5"/>
+    <w:link w:val="afff6"/>
     <w:rsid w:val="00B568BD"/>
     <w:pPr>
       <w:spacing w:after="720"/>
@@ -21946,10 +21455,10 @@
       <w:caps/>
     </w:rPr>
   </w:style>
-  <w:style w:type="character" w:customStyle="1" w:styleId="afff5">
+  <w:style w:type="character" w:customStyle="1" w:styleId="afff6">
     <w:name w:val="Заголовок Приложения Знак"/>
     <w:basedOn w:val="10"/>
-    <w:link w:val="afff4"/>
+    <w:link w:val="afff5"/>
     <w:rsid w:val="00B568BD"/>
     <w:rPr>
       <w:rFonts w:ascii="Liberation Serif" w:hAnsi="Liberation Serif"/>
@@ -21961,9 +21470,9 @@
       <w:lang w:eastAsia="en-US"/>
     </w:rPr>
   </w:style>
-  <w:style w:type="character" w:customStyle="1" w:styleId="afff1">
+  <w:style w:type="character" w:customStyle="1" w:styleId="afff2">
     <w:name w:val="Строка после таблицы Знак"/>
-    <w:link w:val="afff0"/>
+    <w:link w:val="afff1"/>
     <w:rsid w:val="003F3C82"/>
     <w:rPr>
       <w:rFonts w:ascii="Times New Roman" w:hAnsi="Times New Roman"/>
@@ -22014,11 +21523,11 @@
       <w:lang w:eastAsia="en-US"/>
     </w:rPr>
   </w:style>
-  <w:style w:type="paragraph" w:customStyle="1" w:styleId="afff6">
+  <w:style w:type="paragraph" w:customStyle="1" w:styleId="afff7">
     <w:name w:val="Заголовок (ПРИЛОЖЕНИЕ Х)"/>
     <w:basedOn w:val="1"/>
-    <w:next w:val="afff4"/>
-    <w:link w:val="afff7"/>
+    <w:next w:val="afff5"/>
+    <w:link w:val="afff8"/>
     <w:rsid w:val="002E3A3D"/>
     <w:pPr>
       <w:spacing w:after="0"/>
@@ -22038,10 +21547,10 @@
       <w:lang w:eastAsia="en-US"/>
     </w:rPr>
   </w:style>
-  <w:style w:type="character" w:customStyle="1" w:styleId="afff7">
+  <w:style w:type="character" w:customStyle="1" w:styleId="afff8">
     <w:name w:val="Заголовок (ПРИЛОЖЕНИЕ Х) Знак"/>
-    <w:basedOn w:val="afff5"/>
-    <w:link w:val="afff6"/>
+    <w:basedOn w:val="afff6"/>
+    <w:link w:val="afff7"/>
     <w:rsid w:val="007E525E"/>
     <w:rPr>
       <w:rFonts w:ascii="Liberation Serif" w:hAnsi="Liberation Serif"/>
@@ -22067,7 +21576,7 @@
       <w:lang w:eastAsia="en-US"/>
     </w:rPr>
   </w:style>
-  <w:style w:type="paragraph" w:customStyle="1" w:styleId="afff8">
+  <w:style w:type="paragraph" w:customStyle="1" w:styleId="afff9">
     <w:name w:val="Код"/>
     <w:basedOn w:val="a0"/>
     <w:uiPriority w:val="99"/>
@@ -22102,10 +21611,10 @@
       <w:szCs w:val="24"/>
     </w:rPr>
   </w:style>
-  <w:style w:type="paragraph" w:customStyle="1" w:styleId="afff9">
+  <w:style w:type="paragraph" w:customStyle="1" w:styleId="afffa">
     <w:name w:val="Рисунки"/>
     <w:basedOn w:val="a0"/>
-    <w:link w:val="afffa"/>
+    <w:link w:val="afffb"/>
     <w:qFormat/>
     <w:rsid w:val="00EF2A4B"/>
     <w:pPr>
@@ -22113,16 +21622,67 @@
       <w:jc w:val="center"/>
     </w:pPr>
   </w:style>
-  <w:style w:type="character" w:customStyle="1" w:styleId="afffa">
+  <w:style w:type="character" w:customStyle="1" w:styleId="afffb">
     <w:name w:val="Рисунки Знак"/>
     <w:basedOn w:val="a1"/>
-    <w:link w:val="afff9"/>
+    <w:link w:val="afffa"/>
     <w:rsid w:val="00EF2A4B"/>
     <w:rPr>
       <w:rFonts w:ascii="Times New Roman" w:hAnsi="Times New Roman"/>
       <w:sz w:val="28"/>
       <w:szCs w:val="22"/>
       <w:lang w:eastAsia="en-US"/>
+    </w:rPr>
+  </w:style>
+  <w:style w:type="paragraph" w:customStyle="1" w:styleId="afffc">
+    <w:name w:val="Название таблиц"/>
+    <w:basedOn w:val="af4"/>
+    <w:link w:val="afffd"/>
+    <w:autoRedefine/>
+    <w:qFormat/>
+    <w:rsid w:val="00B35B5C"/>
+    <w:pPr>
+      <w:jc w:val="left"/>
+    </w:pPr>
+  </w:style>
+  <w:style w:type="character" w:customStyle="1" w:styleId="af5">
+    <w:name w:val="Название объекта Знак"/>
+    <w:aliases w:val="Название рисунка Знак"/>
+    <w:basedOn w:val="a1"/>
+    <w:link w:val="af4"/>
+    <w:uiPriority w:val="35"/>
+    <w:rsid w:val="00B35B5C"/>
+    <w:rPr>
+      <w:rFonts w:ascii="Times New Roman" w:hAnsi="Times New Roman"/>
+      <w:bCs/>
+      <w:i/>
+      <w:sz w:val="24"/>
+      <w:szCs w:val="18"/>
+      <w:lang w:eastAsia="en-US"/>
+    </w:rPr>
+  </w:style>
+  <w:style w:type="character" w:customStyle="1" w:styleId="afffd">
+    <w:name w:val="Название таблиц Знак"/>
+    <w:basedOn w:val="af5"/>
+    <w:link w:val="afffc"/>
+    <w:rsid w:val="00B35B5C"/>
+    <w:rPr>
+      <w:rFonts w:ascii="Times New Roman" w:hAnsi="Times New Roman"/>
+      <w:bCs/>
+      <w:i/>
+      <w:sz w:val="24"/>
+      <w:szCs w:val="18"/>
+      <w:lang w:eastAsia="en-US"/>
+    </w:rPr>
+  </w:style>
+  <w:style w:type="character" w:styleId="afffe">
+    <w:name w:val="Placeholder Text"/>
+    <w:basedOn w:val="a1"/>
+    <w:uiPriority w:val="99"/>
+    <w:semiHidden/>
+    <w:rsid w:val="00CA489F"/>
+    <w:rPr>
+      <w:color w:val="666666"/>
     </w:rPr>
   </w:style>
 </w:styles>

--- a/Files/2-nd course/4-th semester/Information theory/Laboratory work/Lab #1/Vlad/БПИ2402_ГордовВТ_Лабораторная1_Отчет.docx
+++ b/Files/2-nd course/4-th semester/Information theory/Laboratory work/Lab #1/Vlad/БПИ2402_ГордовВТ_Лабораторная1_Отчет.docx
@@ -3326,7 +3326,15 @@
         <w:ind w:firstLine="0"/>
       </w:pPr>
       <w:r>
-        <w:t>- Отслежен первый роутер, - сообщает "Виндоус-Хоум".</w:t>
+        <w:t>- Отслежен первый роутер, - сообщает "</w:t>
+      </w:r>
+      <w:proofErr w:type="spellStart"/>
+      <w:r>
+        <w:t>Виндоус</w:t>
+      </w:r>
+      <w:proofErr w:type="spellEnd"/>
+      <w:r>
+        <w:t>-Хоум".</w:t>
       </w:r>
     </w:p>
     <w:p>
@@ -3430,16 +3438,29 @@
       <w:pPr>
         <w:ind w:firstLine="0"/>
       </w:pPr>
-      <w:r>
-        <w:t>- Вот видите, наша встреча уже принесла первые плоды.</w:t>
-      </w:r>
-    </w:p>
-    <w:p>
-      <w:pPr>
-        <w:ind w:firstLine="0"/>
-      </w:pPr>
-      <w:r>
-        <w:t>"Виндоус-Хоум" шепчет:</w:t>
+      <w:proofErr w:type="gramStart"/>
+      <w:r>
+        <w:t>- Вот</w:t>
+      </w:r>
+      <w:proofErr w:type="gramEnd"/>
+      <w:r>
+        <w:t xml:space="preserve"> видите, наша встреча уже принесла первые плоды.</w:t>
+      </w:r>
+    </w:p>
+    <w:p>
+      <w:pPr>
+        <w:ind w:firstLine="0"/>
+      </w:pPr>
+      <w:r>
+        <w:t>"</w:t>
+      </w:r>
+      <w:proofErr w:type="spellStart"/>
+      <w:r>
+        <w:t>Виндоус</w:t>
+      </w:r>
+      <w:proofErr w:type="spellEnd"/>
+      <w:r>
+        <w:t>-Хоум" шепчет:</w:t>
       </w:r>
     </w:p>
     <w:p>
@@ -3606,8 +3627,13 @@
       <w:pPr>
         <w:ind w:firstLine="0"/>
       </w:pPr>
-      <w:r>
-        <w:t>- Вот. Отдать вам меч?</w:t>
+      <w:proofErr w:type="gramStart"/>
+      <w:r>
+        <w:t>- Вот</w:t>
+      </w:r>
+      <w:proofErr w:type="gramEnd"/>
+      <w:r>
+        <w:t>. Отдать вам меч?</w:t>
       </w:r>
     </w:p>
     <w:p>
@@ -3807,8 +3833,13 @@
       <w:pPr>
         <w:ind w:firstLine="0"/>
       </w:pPr>
-      <w:r>
-        <w:t>- Это что, лекарство от рака? - спрашиваю я.</w:t>
+      <w:proofErr w:type="gramStart"/>
+      <w:r>
+        <w:t>- Это</w:t>
+      </w:r>
+      <w:proofErr w:type="gramEnd"/>
+      <w:r>
+        <w:t xml:space="preserve"> что, лекарство от рака? - спрашиваю я.</w:t>
       </w:r>
     </w:p>
     <w:p>
@@ -3928,24 +3959,14 @@
       <w:r>
         <w:t xml:space="preserve">Таблица </w:t>
       </w:r>
-      <w:r>
-        <w:fldChar w:fldCharType="begin"/>
-      </w:r>
-      <w:r>
-        <w:instrText xml:space="preserve"> SEQ Таблица \* ARABIC </w:instrText>
-      </w:r>
-      <w:r>
-        <w:fldChar w:fldCharType="separate"/>
-      </w:r>
-      <w:r>
-        <w:rPr>
-          <w:noProof/>
-        </w:rPr>
-        <w:t>1</w:t>
-      </w:r>
-      <w:r>
-        <w:fldChar w:fldCharType="end"/>
-      </w:r>
+      <w:fldSimple w:instr=" SEQ Таблица \* ARABIC ">
+        <w:r>
+          <w:rPr>
+            <w:noProof/>
+          </w:rPr>
+          <w:t>1</w:t>
+        </w:r>
+      </w:fldSimple>
       <w:r>
         <w:t xml:space="preserve"> — Задание 1</w:t>
       </w:r>
@@ -3978,10 +3999,10 @@
             <v:path o:extrusionok="f" gradientshapeok="t" o:connecttype="rect"/>
             <o:lock v:ext="edit" aspectratio="t"/>
           </v:shapetype>
-          <v:shape id="_x0000_i1093" type="#_x0000_t75" style="width:448pt;height:388pt" o:ole="">
+          <v:shape id="_x0000_i1025" type="#_x0000_t75" style="width:447.45pt;height:387.45pt" o:ole="">
             <v:imagedata r:id="rId10" o:title=""/>
           </v:shape>
-          <o:OLEObject Type="Embed" ProgID="Excel.Sheet.12" ShapeID="_x0000_i1093" DrawAspect="Content" ObjectID="_1833391857" r:id="rId11"/>
+          <o:OLEObject Type="Embed" ProgID="Excel.Sheet.12" ShapeID="_x0000_i1025" DrawAspect="Content" ObjectID="_1833392406" r:id="rId11"/>
         </w:object>
       </w:r>
     </w:p>
@@ -4008,7 +4029,10 @@
     <w:p/>
     <w:p>
       <w:r>
-        <w:t>В ходе выполнения задания была получена таблица значений вспомогательной функции</w:t>
+        <w:t xml:space="preserve">В ходе </w:t>
+      </w:r>
+      <w:r>
+        <w:t xml:space="preserve"> выполнения задания была получена таблица значений вспомогательной функции</w:t>
       </w:r>
       <w:r>
         <w:rPr>
@@ -4114,24 +4138,14 @@
       <w:r>
         <w:t xml:space="preserve">Таблица </w:t>
       </w:r>
-      <w:r>
-        <w:fldChar w:fldCharType="begin"/>
-      </w:r>
-      <w:r>
-        <w:instrText xml:space="preserve"> SEQ Таблица \* ARABIC </w:instrText>
-      </w:r>
-      <w:r>
-        <w:fldChar w:fldCharType="separate"/>
-      </w:r>
-      <w:r>
-        <w:rPr>
-          <w:noProof/>
-        </w:rPr>
-        <w:t>2</w:t>
-      </w:r>
-      <w:r>
-        <w:fldChar w:fldCharType="end"/>
-      </w:r>
+      <w:fldSimple w:instr=" SEQ Таблица \* ARABIC ">
+        <w:r>
+          <w:rPr>
+            <w:noProof/>
+          </w:rPr>
+          <w:t>2</w:t>
+        </w:r>
+      </w:fldSimple>
       <w:r>
         <w:t xml:space="preserve"> — Задание 2</w:t>
       </w:r>
@@ -4144,10 +4158,10 @@
       </w:pPr>
       <w:r>
         <w:object w:dxaOrig="9101" w:dyaOrig="9506" w14:anchorId="29649F62">
-          <v:shape id="_x0000_i1100" type="#_x0000_t75" style="width:418pt;height:572pt" o:ole="">
+          <v:shape id="_x0000_i1026" type="#_x0000_t75" style="width:418.3pt;height:571.7pt" o:ole="">
             <v:imagedata r:id="rId12" o:title=""/>
           </v:shape>
-          <o:OLEObject Type="Embed" ProgID="Excel.Sheet.12" ShapeID="_x0000_i1100" DrawAspect="Content" ObjectID="_1833391858" r:id="rId13"/>
+          <o:OLEObject Type="Embed" ProgID="Excel.Sheet.12" ShapeID="_x0000_i1026" DrawAspect="Content" ObjectID="_1833392407" r:id="rId13"/>
         </w:object>
       </w:r>
     </w:p>
@@ -4188,24 +4202,14 @@
       <w:r>
         <w:t xml:space="preserve">Рисунок </w:t>
       </w:r>
-      <w:r>
-        <w:fldChar w:fldCharType="begin"/>
-      </w:r>
-      <w:r>
-        <w:instrText xml:space="preserve"> SEQ Рисунок \* ARABIC </w:instrText>
-      </w:r>
-      <w:r>
-        <w:fldChar w:fldCharType="separate"/>
-      </w:r>
-      <w:r>
-        <w:rPr>
-          <w:noProof/>
-        </w:rPr>
-        <w:t>1</w:t>
-      </w:r>
-      <w:r>
-        <w:fldChar w:fldCharType="end"/>
-      </w:r>
+      <w:fldSimple w:instr=" SEQ Рисунок \* ARABIC ">
+        <w:r>
+          <w:rPr>
+            <w:noProof/>
+          </w:rPr>
+          <w:t>1</w:t>
+        </w:r>
+      </w:fldSimple>
       <w:r>
         <w:t xml:space="preserve"> — График энтропии системы</w:t>
       </w:r>
@@ -4223,7 +4227,10 @@
     <w:p/>
     <w:p>
       <w:r>
-        <w:t>В ходы выполнения задания были получены значения энтропии для каждого случая (набора вероятностей), а также общей энтропии системы. Полученные результаты подтверждают фундаментальное свойство энтропии: она достигает своего максимума при наибольшей неопределённости, т.е. при равновероятности всех возможных исходов.</w:t>
+        <w:t xml:space="preserve">В ходе </w:t>
+      </w:r>
+      <w:r>
+        <w:t>выполнения задания были получены значения энтропии для каждого случая (набора вероятностей), а также общей энтропии системы. Полученные результаты подтверждают фундаментальное свойство энтропии: она достигает своего максимума при наибольшей неопределённости, т.е. при равновероятности всех возможных исходов.</w:t>
       </w:r>
     </w:p>
     <w:p>
@@ -4320,21 +4327,11 @@
       <w:r>
         <w:t xml:space="preserve">Таблица </w:t>
       </w:r>
-      <w:r>
-        <w:fldChar w:fldCharType="begin"/>
-      </w:r>
-      <w:r>
-        <w:instrText xml:space="preserve"> SEQ Таблица \* ARABIC </w:instrText>
-      </w:r>
-      <w:r>
-        <w:fldChar w:fldCharType="separate"/>
-      </w:r>
-      <w:r>
-        <w:t>3</w:t>
-      </w:r>
-      <w:r>
-        <w:fldChar w:fldCharType="end"/>
-      </w:r>
+      <w:fldSimple w:instr=" SEQ Таблица \* ARABIC ">
+        <w:r>
+          <w:t>3</w:t>
+        </w:r>
+      </w:fldSimple>
       <w:r>
         <w:t xml:space="preserve"> — Задание 3</w:t>
       </w:r>
@@ -4347,10 +4344,10 @@
       </w:pPr>
       <w:r>
         <w:object w:dxaOrig="8184" w:dyaOrig="9276" w14:anchorId="54FACFC2">
-          <v:shape id="_x0000_i1126" type="#_x0000_t75" style="width:413pt;height:435pt" o:ole="">
+          <v:shape id="_x0000_i1027" type="#_x0000_t75" style="width:413.15pt;height:435.45pt" o:ole="">
             <v:imagedata r:id="rId15" o:title=""/>
           </v:shape>
-          <o:OLEObject Type="Embed" ProgID="Excel.Sheet.12" ShapeID="_x0000_i1126" DrawAspect="Content" ObjectID="_1833391859" r:id="rId16"/>
+          <o:OLEObject Type="Embed" ProgID="Excel.Sheet.12" ShapeID="_x0000_i1027" DrawAspect="Content" ObjectID="_1833392408" r:id="rId16"/>
         </w:object>
       </w:r>
     </w:p>
@@ -4381,7 +4378,10 @@
     </w:p>
     <w:p>
       <w:r>
-        <w:t>В ходы выполнения задания было рассчитано значение энтропии однобуквенного выражения для данного 32-буквенного алфавита, равно 4,349 бит/символ. Это значение меньше максимально возможного в 5 бит/сим, что объясняется неравномерностью распределения частот букв в языке.</w:t>
+        <w:t xml:space="preserve">В ходе </w:t>
+      </w:r>
+      <w:r>
+        <w:t>выполнения задания было рассчитано значение энтропии однобуквенного выражения для данного 32-буквенного алфавита, равно 4,349 бит/символ. Это значение меньше максимально возможного в 5 бит/сим, что объясняется неравномерностью распределения частот букв в языке.</w:t>
       </w:r>
     </w:p>
     <w:p>
@@ -4666,6 +4666,7 @@
         </w:rPr>
         <w:t xml:space="preserve"> </w:t>
       </w:r>
+      <w:proofErr w:type="spellStart"/>
       <w:r>
         <w:rPr>
           <w:rFonts w:ascii="Consolas" w:hAnsi="Consolas"/>
@@ -4676,6 +4677,7 @@
         </w:rPr>
         <w:t>TextEntropyAnalyzer</w:t>
       </w:r>
+      <w:proofErr w:type="spellEnd"/>
       <w:r>
         <w:rPr>
           <w:rFonts w:ascii="Consolas" w:hAnsi="Consolas"/>
@@ -4849,7 +4851,29 @@
           <w:szCs w:val="21"/>
           <w:lang w:val="en-US" w:eastAsia="ru-RU"/>
         </w:rPr>
-        <w:t xml:space="preserve"> __init__(</w:t>
+        <w:t xml:space="preserve"> __</w:t>
+      </w:r>
+      <w:proofErr w:type="spellStart"/>
+      <w:r>
+        <w:rPr>
+          <w:rFonts w:ascii="Consolas" w:hAnsi="Consolas"/>
+          <w:color w:val="000000"/>
+          <w:sz w:val="21"/>
+          <w:szCs w:val="21"/>
+          <w:lang w:val="en-US" w:eastAsia="ru-RU"/>
+        </w:rPr>
+        <w:t>init</w:t>
+      </w:r>
+      <w:proofErr w:type="spellEnd"/>
+      <w:r>
+        <w:rPr>
+          <w:rFonts w:ascii="Consolas" w:hAnsi="Consolas"/>
+          <w:color w:val="000000"/>
+          <w:sz w:val="21"/>
+          <w:szCs w:val="21"/>
+          <w:lang w:val="en-US" w:eastAsia="ru-RU"/>
+        </w:rPr>
+        <w:t>__(</w:t>
       </w:r>
       <w:r>
         <w:rPr>
@@ -4914,7 +4938,29 @@
           <w:szCs w:val="21"/>
           <w:lang w:val="en-US" w:eastAsia="ru-RU"/>
         </w:rPr>
-        <w:t xml:space="preserve">._filepath = </w:t>
+        <w:t>._</w:t>
+      </w:r>
+      <w:proofErr w:type="spellStart"/>
+      <w:r>
+        <w:rPr>
+          <w:rFonts w:ascii="Consolas" w:hAnsi="Consolas"/>
+          <w:color w:val="000000"/>
+          <w:sz w:val="21"/>
+          <w:szCs w:val="21"/>
+          <w:lang w:val="en-US" w:eastAsia="ru-RU"/>
+        </w:rPr>
+        <w:t>filepath</w:t>
+      </w:r>
+      <w:proofErr w:type="spellEnd"/>
+      <w:r>
+        <w:rPr>
+          <w:rFonts w:ascii="Consolas" w:hAnsi="Consolas"/>
+          <w:color w:val="000000"/>
+          <w:sz w:val="21"/>
+          <w:szCs w:val="21"/>
+          <w:lang w:val="en-US" w:eastAsia="ru-RU"/>
+        </w:rPr>
+        <w:t xml:space="preserve"> = </w:t>
       </w:r>
       <w:r>
         <w:rPr>
@@ -5021,6 +5067,7 @@
         </w:rPr>
         <w:t xml:space="preserve">        </w:t>
       </w:r>
+      <w:proofErr w:type="spellStart"/>
       <w:r>
         <w:rPr>
           <w:rFonts w:ascii="Consolas" w:hAnsi="Consolas"/>
@@ -5031,15 +5078,38 @@
         </w:rPr>
         <w:t>self</w:t>
       </w:r>
-      <w:r>
-        <w:rPr>
-          <w:rFonts w:ascii="Consolas" w:hAnsi="Consolas"/>
-          <w:color w:val="000000"/>
-          <w:sz w:val="21"/>
-          <w:szCs w:val="21"/>
-          <w:lang w:eastAsia="ru-RU"/>
-        </w:rPr>
-        <w:t xml:space="preserve">._text = </w:t>
+      <w:proofErr w:type="spellEnd"/>
+      <w:r>
+        <w:rPr>
+          <w:rFonts w:ascii="Consolas" w:hAnsi="Consolas"/>
+          <w:color w:val="000000"/>
+          <w:sz w:val="21"/>
+          <w:szCs w:val="21"/>
+          <w:lang w:eastAsia="ru-RU"/>
+        </w:rPr>
+        <w:t>._</w:t>
+      </w:r>
+      <w:proofErr w:type="spellStart"/>
+      <w:r>
+        <w:rPr>
+          <w:rFonts w:ascii="Consolas" w:hAnsi="Consolas"/>
+          <w:color w:val="000000"/>
+          <w:sz w:val="21"/>
+          <w:szCs w:val="21"/>
+          <w:lang w:eastAsia="ru-RU"/>
+        </w:rPr>
+        <w:t>text</w:t>
+      </w:r>
+      <w:proofErr w:type="spellEnd"/>
+      <w:r>
+        <w:rPr>
+          <w:rFonts w:ascii="Consolas" w:hAnsi="Consolas"/>
+          <w:color w:val="000000"/>
+          <w:sz w:val="21"/>
+          <w:szCs w:val="21"/>
+          <w:lang w:eastAsia="ru-RU"/>
+        </w:rPr>
+        <w:t xml:space="preserve"> = </w:t>
       </w:r>
       <w:r>
         <w:rPr>
@@ -5121,6 +5191,7 @@
         </w:rPr>
         <w:t xml:space="preserve">        </w:t>
       </w:r>
+      <w:proofErr w:type="spellStart"/>
       <w:r>
         <w:rPr>
           <w:rFonts w:ascii="Consolas" w:hAnsi="Consolas"/>
@@ -5131,15 +5202,38 @@
         </w:rPr>
         <w:t>self</w:t>
       </w:r>
-      <w:r>
-        <w:rPr>
-          <w:rFonts w:ascii="Consolas" w:hAnsi="Consolas"/>
-          <w:color w:val="000000"/>
-          <w:sz w:val="21"/>
-          <w:szCs w:val="21"/>
-          <w:lang w:eastAsia="ru-RU"/>
-        </w:rPr>
-        <w:t xml:space="preserve">._char_counts = </w:t>
+      <w:proofErr w:type="spellEnd"/>
+      <w:r>
+        <w:rPr>
+          <w:rFonts w:ascii="Consolas" w:hAnsi="Consolas"/>
+          <w:color w:val="000000"/>
+          <w:sz w:val="21"/>
+          <w:szCs w:val="21"/>
+          <w:lang w:eastAsia="ru-RU"/>
+        </w:rPr>
+        <w:t>._</w:t>
+      </w:r>
+      <w:proofErr w:type="spellStart"/>
+      <w:r>
+        <w:rPr>
+          <w:rFonts w:ascii="Consolas" w:hAnsi="Consolas"/>
+          <w:color w:val="000000"/>
+          <w:sz w:val="21"/>
+          <w:szCs w:val="21"/>
+          <w:lang w:eastAsia="ru-RU"/>
+        </w:rPr>
+        <w:t>char_counts</w:t>
+      </w:r>
+      <w:proofErr w:type="spellEnd"/>
+      <w:r>
+        <w:rPr>
+          <w:rFonts w:ascii="Consolas" w:hAnsi="Consolas"/>
+          <w:color w:val="000000"/>
+          <w:sz w:val="21"/>
+          <w:szCs w:val="21"/>
+          <w:lang w:eastAsia="ru-RU"/>
+        </w:rPr>
+        <w:t xml:space="preserve"> = </w:t>
       </w:r>
       <w:r>
         <w:rPr>
@@ -5196,6 +5290,7 @@
         </w:rPr>
         <w:t xml:space="preserve">        </w:t>
       </w:r>
+      <w:proofErr w:type="spellStart"/>
       <w:r>
         <w:rPr>
           <w:rFonts w:ascii="Consolas" w:hAnsi="Consolas"/>
@@ -5206,15 +5301,38 @@
         </w:rPr>
         <w:t>self</w:t>
       </w:r>
-      <w:r>
-        <w:rPr>
-          <w:rFonts w:ascii="Consolas" w:hAnsi="Consolas"/>
-          <w:color w:val="000000"/>
-          <w:sz w:val="21"/>
-          <w:szCs w:val="21"/>
-          <w:lang w:eastAsia="ru-RU"/>
-        </w:rPr>
-        <w:t xml:space="preserve">._letters_probabilities = {} </w:t>
+      <w:proofErr w:type="spellEnd"/>
+      <w:r>
+        <w:rPr>
+          <w:rFonts w:ascii="Consolas" w:hAnsi="Consolas"/>
+          <w:color w:val="000000"/>
+          <w:sz w:val="21"/>
+          <w:szCs w:val="21"/>
+          <w:lang w:eastAsia="ru-RU"/>
+        </w:rPr>
+        <w:t>._</w:t>
+      </w:r>
+      <w:proofErr w:type="spellStart"/>
+      <w:r>
+        <w:rPr>
+          <w:rFonts w:ascii="Consolas" w:hAnsi="Consolas"/>
+          <w:color w:val="000000"/>
+          <w:sz w:val="21"/>
+          <w:szCs w:val="21"/>
+          <w:lang w:eastAsia="ru-RU"/>
+        </w:rPr>
+        <w:t>letters_probabilities</w:t>
+      </w:r>
+      <w:proofErr w:type="spellEnd"/>
+      <w:r>
+        <w:rPr>
+          <w:rFonts w:ascii="Consolas" w:hAnsi="Consolas"/>
+          <w:color w:val="000000"/>
+          <w:sz w:val="21"/>
+          <w:szCs w:val="21"/>
+          <w:lang w:eastAsia="ru-RU"/>
+        </w:rPr>
+        <w:t xml:space="preserve"> = {} </w:t>
       </w:r>
       <w:r>
         <w:rPr>
@@ -5276,6 +5394,7 @@
         </w:rPr>
         <w:t xml:space="preserve">        </w:t>
       </w:r>
+      <w:proofErr w:type="spellStart"/>
       <w:r>
         <w:rPr>
           <w:rFonts w:ascii="Consolas" w:hAnsi="Consolas"/>
@@ -5286,15 +5405,38 @@
         </w:rPr>
         <w:t>self</w:t>
       </w:r>
-      <w:r>
-        <w:rPr>
-          <w:rFonts w:ascii="Consolas" w:hAnsi="Consolas"/>
-          <w:color w:val="000000"/>
-          <w:sz w:val="21"/>
-          <w:szCs w:val="21"/>
-          <w:lang w:eastAsia="ru-RU"/>
-        </w:rPr>
-        <w:t xml:space="preserve">._total_chars = </w:t>
+      <w:proofErr w:type="spellEnd"/>
+      <w:r>
+        <w:rPr>
+          <w:rFonts w:ascii="Consolas" w:hAnsi="Consolas"/>
+          <w:color w:val="000000"/>
+          <w:sz w:val="21"/>
+          <w:szCs w:val="21"/>
+          <w:lang w:eastAsia="ru-RU"/>
+        </w:rPr>
+        <w:t>._</w:t>
+      </w:r>
+      <w:proofErr w:type="spellStart"/>
+      <w:r>
+        <w:rPr>
+          <w:rFonts w:ascii="Consolas" w:hAnsi="Consolas"/>
+          <w:color w:val="000000"/>
+          <w:sz w:val="21"/>
+          <w:szCs w:val="21"/>
+          <w:lang w:eastAsia="ru-RU"/>
+        </w:rPr>
+        <w:t>total_chars</w:t>
+      </w:r>
+      <w:proofErr w:type="spellEnd"/>
+      <w:r>
+        <w:rPr>
+          <w:rFonts w:ascii="Consolas" w:hAnsi="Consolas"/>
+          <w:color w:val="000000"/>
+          <w:sz w:val="21"/>
+          <w:szCs w:val="21"/>
+          <w:lang w:eastAsia="ru-RU"/>
+        </w:rPr>
+        <w:t xml:space="preserve"> = </w:t>
       </w:r>
       <w:r>
         <w:rPr>
@@ -5351,6 +5493,7 @@
         </w:rPr>
         <w:t xml:space="preserve">        </w:t>
       </w:r>
+      <w:proofErr w:type="spellStart"/>
       <w:r>
         <w:rPr>
           <w:rFonts w:ascii="Consolas" w:hAnsi="Consolas"/>
@@ -5361,15 +5504,38 @@
         </w:rPr>
         <w:t>self</w:t>
       </w:r>
-      <w:r>
-        <w:rPr>
-          <w:rFonts w:ascii="Consolas" w:hAnsi="Consolas"/>
-          <w:color w:val="000000"/>
-          <w:sz w:val="21"/>
-          <w:szCs w:val="21"/>
-          <w:lang w:eastAsia="ru-RU"/>
-        </w:rPr>
-        <w:t xml:space="preserve">._entropy = </w:t>
+      <w:proofErr w:type="spellEnd"/>
+      <w:r>
+        <w:rPr>
+          <w:rFonts w:ascii="Consolas" w:hAnsi="Consolas"/>
+          <w:color w:val="000000"/>
+          <w:sz w:val="21"/>
+          <w:szCs w:val="21"/>
+          <w:lang w:eastAsia="ru-RU"/>
+        </w:rPr>
+        <w:t>._</w:t>
+      </w:r>
+      <w:proofErr w:type="spellStart"/>
+      <w:r>
+        <w:rPr>
+          <w:rFonts w:ascii="Consolas" w:hAnsi="Consolas"/>
+          <w:color w:val="000000"/>
+          <w:sz w:val="21"/>
+          <w:szCs w:val="21"/>
+          <w:lang w:eastAsia="ru-RU"/>
+        </w:rPr>
+        <w:t>entropy</w:t>
+      </w:r>
+      <w:proofErr w:type="spellEnd"/>
+      <w:r>
+        <w:rPr>
+          <w:rFonts w:ascii="Consolas" w:hAnsi="Consolas"/>
+          <w:color w:val="000000"/>
+          <w:sz w:val="21"/>
+          <w:szCs w:val="21"/>
+          <w:lang w:eastAsia="ru-RU"/>
+        </w:rPr>
+        <w:t xml:space="preserve"> = </w:t>
       </w:r>
       <w:r>
         <w:rPr>
@@ -5451,6 +5617,7 @@
         </w:rPr>
         <w:t xml:space="preserve">        </w:t>
       </w:r>
+      <w:proofErr w:type="spellStart"/>
       <w:r>
         <w:rPr>
           <w:rFonts w:ascii="Consolas" w:hAnsi="Consolas"/>
@@ -5461,15 +5628,38 @@
         </w:rPr>
         <w:t>self</w:t>
       </w:r>
-      <w:r>
-        <w:rPr>
-          <w:rFonts w:ascii="Consolas" w:hAnsi="Consolas"/>
-          <w:color w:val="000000"/>
-          <w:sz w:val="21"/>
-          <w:szCs w:val="21"/>
-          <w:lang w:eastAsia="ru-RU"/>
-        </w:rPr>
-        <w:t xml:space="preserve">._is_analyzed = False </w:t>
+      <w:proofErr w:type="spellEnd"/>
+      <w:r>
+        <w:rPr>
+          <w:rFonts w:ascii="Consolas" w:hAnsi="Consolas"/>
+          <w:color w:val="000000"/>
+          <w:sz w:val="21"/>
+          <w:szCs w:val="21"/>
+          <w:lang w:eastAsia="ru-RU"/>
+        </w:rPr>
+        <w:t>._</w:t>
+      </w:r>
+      <w:proofErr w:type="spellStart"/>
+      <w:r>
+        <w:rPr>
+          <w:rFonts w:ascii="Consolas" w:hAnsi="Consolas"/>
+          <w:color w:val="000000"/>
+          <w:sz w:val="21"/>
+          <w:szCs w:val="21"/>
+          <w:lang w:eastAsia="ru-RU"/>
+        </w:rPr>
+        <w:t>is_analyzed</w:t>
+      </w:r>
+      <w:proofErr w:type="spellEnd"/>
+      <w:r>
+        <w:rPr>
+          <w:rFonts w:ascii="Consolas" w:hAnsi="Consolas"/>
+          <w:color w:val="000000"/>
+          <w:sz w:val="21"/>
+          <w:szCs w:val="21"/>
+          <w:lang w:eastAsia="ru-RU"/>
+        </w:rPr>
+        <w:t xml:space="preserve"> = False </w:t>
       </w:r>
       <w:r>
         <w:rPr>
@@ -5549,7 +5739,29 @@
           <w:szCs w:val="21"/>
           <w:lang w:val="en-US" w:eastAsia="ru-RU"/>
         </w:rPr>
-        <w:t xml:space="preserve"> load_file(</w:t>
+        <w:t xml:space="preserve"> </w:t>
+      </w:r>
+      <w:proofErr w:type="spellStart"/>
+      <w:r>
+        <w:rPr>
+          <w:rFonts w:ascii="Consolas" w:hAnsi="Consolas"/>
+          <w:color w:val="000000"/>
+          <w:sz w:val="21"/>
+          <w:szCs w:val="21"/>
+          <w:lang w:val="en-US" w:eastAsia="ru-RU"/>
+        </w:rPr>
+        <w:t>load_file</w:t>
+      </w:r>
+      <w:proofErr w:type="spellEnd"/>
+      <w:r>
+        <w:rPr>
+          <w:rFonts w:ascii="Consolas" w:hAnsi="Consolas"/>
+          <w:color w:val="000000"/>
+          <w:sz w:val="21"/>
+          <w:szCs w:val="21"/>
+          <w:lang w:val="en-US" w:eastAsia="ru-RU"/>
+        </w:rPr>
+        <w:t>(</w:t>
       </w:r>
       <w:r>
         <w:rPr>
@@ -5571,6 +5783,7 @@
         </w:rPr>
         <w:t xml:space="preserve">, </w:t>
       </w:r>
+      <w:proofErr w:type="spellStart"/>
       <w:r>
         <w:rPr>
           <w:rFonts w:ascii="Consolas" w:hAnsi="Consolas"/>
@@ -5581,6 +5794,7 @@
         </w:rPr>
         <w:t>filepath</w:t>
       </w:r>
+      <w:proofErr w:type="spellEnd"/>
       <w:r>
         <w:rPr>
           <w:rFonts w:ascii="Consolas" w:hAnsi="Consolas"/>
@@ -5664,7 +5878,29 @@
           <w:szCs w:val="21"/>
           <w:lang w:eastAsia="ru-RU"/>
         </w:rPr>
-        <w:t>        Args:</w:t>
+        <w:t xml:space="preserve">        </w:t>
+      </w:r>
+      <w:proofErr w:type="spellStart"/>
+      <w:r>
+        <w:rPr>
+          <w:rFonts w:ascii="Consolas" w:hAnsi="Consolas"/>
+          <w:color w:val="A31515"/>
+          <w:sz w:val="21"/>
+          <w:szCs w:val="21"/>
+          <w:lang w:eastAsia="ru-RU"/>
+        </w:rPr>
+        <w:t>Args</w:t>
+      </w:r>
+      <w:proofErr w:type="spellEnd"/>
+      <w:r>
+        <w:rPr>
+          <w:rFonts w:ascii="Consolas" w:hAnsi="Consolas"/>
+          <w:color w:val="A31515"/>
+          <w:sz w:val="21"/>
+          <w:szCs w:val="21"/>
+          <w:lang w:eastAsia="ru-RU"/>
+        </w:rPr>
+        <w:t>:</w:t>
       </w:r>
     </w:p>
     <w:p>
@@ -5691,6 +5927,7 @@
         </w:rPr>
         <w:t xml:space="preserve">            </w:t>
       </w:r>
+      <w:proofErr w:type="spellStart"/>
       <w:r>
         <w:rPr>
           <w:rFonts w:ascii="Consolas" w:hAnsi="Consolas"/>
@@ -5699,7 +5936,18 @@
           <w:szCs w:val="21"/>
           <w:lang w:val="en-US" w:eastAsia="ru-RU"/>
         </w:rPr>
-        <w:t xml:space="preserve">filepath (string): </w:t>
+        <w:t>filepath</w:t>
+      </w:r>
+      <w:proofErr w:type="spellEnd"/>
+      <w:r>
+        <w:rPr>
+          <w:rFonts w:ascii="Consolas" w:hAnsi="Consolas"/>
+          <w:color w:val="A31515"/>
+          <w:sz w:val="21"/>
+          <w:szCs w:val="21"/>
+          <w:lang w:val="en-US" w:eastAsia="ru-RU"/>
+        </w:rPr>
+        <w:t xml:space="preserve"> (string): </w:t>
       </w:r>
       <w:r>
         <w:rPr>
@@ -5941,6 +6189,7 @@
         </w:rPr>
         <w:t xml:space="preserve"> open(</w:t>
       </w:r>
+      <w:proofErr w:type="spellStart"/>
       <w:r>
         <w:rPr>
           <w:rFonts w:ascii="Consolas" w:hAnsi="Consolas"/>
@@ -5951,6 +6200,7 @@
         </w:rPr>
         <w:t>filepath</w:t>
       </w:r>
+      <w:proofErr w:type="spellEnd"/>
       <w:r>
         <w:rPr>
           <w:rFonts w:ascii="Consolas" w:hAnsi="Consolas"/>
@@ -6066,6 +6316,7 @@
         </w:rPr>
         <w:t xml:space="preserve">                </w:t>
       </w:r>
+      <w:proofErr w:type="spellStart"/>
       <w:r>
         <w:rPr>
           <w:rFonts w:ascii="Consolas" w:hAnsi="Consolas"/>
@@ -6084,7 +6335,40 @@
           <w:szCs w:val="21"/>
           <w:lang w:val="en-US" w:eastAsia="ru-RU"/>
         </w:rPr>
-        <w:t>._text = file.read()</w:t>
+        <w:t>._text</w:t>
+      </w:r>
+      <w:proofErr w:type="spellEnd"/>
+      <w:r>
+        <w:rPr>
+          <w:rFonts w:ascii="Consolas" w:hAnsi="Consolas"/>
+          <w:color w:val="000000"/>
+          <w:sz w:val="21"/>
+          <w:szCs w:val="21"/>
+          <w:lang w:val="en-US" w:eastAsia="ru-RU"/>
+        </w:rPr>
+        <w:t xml:space="preserve"> = </w:t>
+      </w:r>
+      <w:proofErr w:type="spellStart"/>
+      <w:r>
+        <w:rPr>
+          <w:rFonts w:ascii="Consolas" w:hAnsi="Consolas"/>
+          <w:color w:val="000000"/>
+          <w:sz w:val="21"/>
+          <w:szCs w:val="21"/>
+          <w:lang w:val="en-US" w:eastAsia="ru-RU"/>
+        </w:rPr>
+        <w:t>file.read</w:t>
+      </w:r>
+      <w:proofErr w:type="spellEnd"/>
+      <w:r>
+        <w:rPr>
+          <w:rFonts w:ascii="Consolas" w:hAnsi="Consolas"/>
+          <w:color w:val="000000"/>
+          <w:sz w:val="21"/>
+          <w:szCs w:val="21"/>
+          <w:lang w:val="en-US" w:eastAsia="ru-RU"/>
+        </w:rPr>
+        <w:t>()</w:t>
       </w:r>
     </w:p>
     <w:p>
@@ -6154,8 +6438,31 @@
           <w:szCs w:val="21"/>
           <w:lang w:val="en-US" w:eastAsia="ru-RU"/>
         </w:rPr>
-        <w:t xml:space="preserve">._filepath = </w:t>
-      </w:r>
+        <w:t>._</w:t>
+      </w:r>
+      <w:proofErr w:type="spellStart"/>
+      <w:r>
+        <w:rPr>
+          <w:rFonts w:ascii="Consolas" w:hAnsi="Consolas"/>
+          <w:color w:val="000000"/>
+          <w:sz w:val="21"/>
+          <w:szCs w:val="21"/>
+          <w:lang w:val="en-US" w:eastAsia="ru-RU"/>
+        </w:rPr>
+        <w:t>filepath</w:t>
+      </w:r>
+      <w:proofErr w:type="spellEnd"/>
+      <w:r>
+        <w:rPr>
+          <w:rFonts w:ascii="Consolas" w:hAnsi="Consolas"/>
+          <w:color w:val="000000"/>
+          <w:sz w:val="21"/>
+          <w:szCs w:val="21"/>
+          <w:lang w:val="en-US" w:eastAsia="ru-RU"/>
+        </w:rPr>
+        <w:t xml:space="preserve"> = </w:t>
+      </w:r>
+      <w:proofErr w:type="spellStart"/>
       <w:r>
         <w:rPr>
           <w:rFonts w:ascii="Consolas" w:hAnsi="Consolas"/>
@@ -6166,6 +6473,7 @@
         </w:rPr>
         <w:t>filepath</w:t>
       </w:r>
+      <w:proofErr w:type="spellEnd"/>
     </w:p>
     <w:p>
       <w:pPr>
@@ -6209,7 +6517,29 @@
           <w:szCs w:val="21"/>
           <w:lang w:val="en-US" w:eastAsia="ru-RU"/>
         </w:rPr>
-        <w:t>._is_analyzed = False</w:t>
+        <w:t>._</w:t>
+      </w:r>
+      <w:proofErr w:type="spellStart"/>
+      <w:r>
+        <w:rPr>
+          <w:rFonts w:ascii="Consolas" w:hAnsi="Consolas"/>
+          <w:color w:val="000000"/>
+          <w:sz w:val="21"/>
+          <w:szCs w:val="21"/>
+          <w:lang w:val="en-US" w:eastAsia="ru-RU"/>
+        </w:rPr>
+        <w:t>is_analyzed</w:t>
+      </w:r>
+      <w:proofErr w:type="spellEnd"/>
+      <w:r>
+        <w:rPr>
+          <w:rFonts w:ascii="Consolas" w:hAnsi="Consolas"/>
+          <w:color w:val="000000"/>
+          <w:sz w:val="21"/>
+          <w:szCs w:val="21"/>
+          <w:lang w:val="en-US" w:eastAsia="ru-RU"/>
+        </w:rPr>
+        <w:t xml:space="preserve"> = False</w:t>
       </w:r>
     </w:p>
     <w:p>
@@ -6301,6 +6631,7 @@
         </w:rPr>
         <w:t xml:space="preserve"> </w:t>
       </w:r>
+      <w:proofErr w:type="spellStart"/>
       <w:r>
         <w:rPr>
           <w:rFonts w:ascii="Consolas" w:hAnsi="Consolas"/>
@@ -6311,6 +6642,7 @@
         </w:rPr>
         <w:t>FileNotFoundError</w:t>
       </w:r>
+      <w:proofErr w:type="spellEnd"/>
       <w:r>
         <w:rPr>
           <w:rFonts w:ascii="Consolas" w:hAnsi="Consolas"/>
@@ -6366,6 +6698,7 @@
         </w:rPr>
         <w:t xml:space="preserve"> </w:t>
       </w:r>
+      <w:proofErr w:type="spellStart"/>
       <w:r>
         <w:rPr>
           <w:rFonts w:ascii="Consolas" w:hAnsi="Consolas"/>
@@ -6376,6 +6709,7 @@
         </w:rPr>
         <w:t>FileNotFoundError</w:t>
       </w:r>
+      <w:proofErr w:type="spellEnd"/>
       <w:r>
         <w:rPr>
           <w:rFonts w:ascii="Consolas" w:hAnsi="Consolas"/>
@@ -6436,6 +6770,7 @@
         </w:rPr>
         <w:t>{</w:t>
       </w:r>
+      <w:proofErr w:type="spellStart"/>
       <w:r>
         <w:rPr>
           <w:rFonts w:ascii="Consolas" w:hAnsi="Consolas"/>
@@ -6446,6 +6781,7 @@
         </w:rPr>
         <w:t>filepath</w:t>
       </w:r>
+      <w:proofErr w:type="spellEnd"/>
       <w:r>
         <w:rPr>
           <w:rFonts w:ascii="Consolas" w:hAnsi="Consolas"/>
@@ -6646,6 +6982,7 @@
         </w:rPr>
         <w:t xml:space="preserve"> </w:t>
       </w:r>
+      <w:proofErr w:type="spellStart"/>
       <w:r>
         <w:rPr>
           <w:rFonts w:ascii="Consolas" w:hAnsi="Consolas"/>
@@ -6656,6 +6993,7 @@
         </w:rPr>
         <w:t>IOError</w:t>
       </w:r>
+      <w:proofErr w:type="spellEnd"/>
       <w:r>
         <w:rPr>
           <w:rFonts w:ascii="Consolas" w:hAnsi="Consolas"/>
@@ -6866,6 +7204,7 @@
         </w:rPr>
         <w:t xml:space="preserve">    </w:t>
       </w:r>
+      <w:proofErr w:type="spellStart"/>
       <w:r>
         <w:rPr>
           <w:rFonts w:ascii="Consolas" w:hAnsi="Consolas"/>
@@ -6876,16 +7215,40 @@
         </w:rPr>
         <w:t>def</w:t>
       </w:r>
-      <w:r>
-        <w:rPr>
-          <w:rFonts w:ascii="Consolas" w:hAnsi="Consolas"/>
-          <w:color w:val="000000"/>
-          <w:sz w:val="21"/>
-          <w:szCs w:val="21"/>
-          <w:lang w:eastAsia="ru-RU"/>
-        </w:rPr>
-        <w:t xml:space="preserve"> analyze(</w:t>
-      </w:r>
+      <w:proofErr w:type="spellEnd"/>
+      <w:r>
+        <w:rPr>
+          <w:rFonts w:ascii="Consolas" w:hAnsi="Consolas"/>
+          <w:color w:val="000000"/>
+          <w:sz w:val="21"/>
+          <w:szCs w:val="21"/>
+          <w:lang w:eastAsia="ru-RU"/>
+        </w:rPr>
+        <w:t xml:space="preserve"> </w:t>
+      </w:r>
+      <w:proofErr w:type="spellStart"/>
+      <w:r>
+        <w:rPr>
+          <w:rFonts w:ascii="Consolas" w:hAnsi="Consolas"/>
+          <w:color w:val="000000"/>
+          <w:sz w:val="21"/>
+          <w:szCs w:val="21"/>
+          <w:lang w:eastAsia="ru-RU"/>
+        </w:rPr>
+        <w:t>analyze</w:t>
+      </w:r>
+      <w:proofErr w:type="spellEnd"/>
+      <w:r>
+        <w:rPr>
+          <w:rFonts w:ascii="Consolas" w:hAnsi="Consolas"/>
+          <w:color w:val="000000"/>
+          <w:sz w:val="21"/>
+          <w:szCs w:val="21"/>
+          <w:lang w:eastAsia="ru-RU"/>
+        </w:rPr>
+        <w:t>(</w:t>
+      </w:r>
+      <w:proofErr w:type="spellStart"/>
       <w:r>
         <w:rPr>
           <w:rFonts w:ascii="Consolas" w:hAnsi="Consolas"/>
@@ -6896,6 +7259,7 @@
         </w:rPr>
         <w:t>self</w:t>
       </w:r>
+      <w:proofErr w:type="spellEnd"/>
       <w:r>
         <w:rPr>
           <w:rFonts w:ascii="Consolas" w:hAnsi="Consolas"/>
@@ -7187,6 +7551,7 @@
         </w:rPr>
         <w:t xml:space="preserve"> </w:t>
       </w:r>
+      <w:proofErr w:type="spellStart"/>
       <w:r>
         <w:rPr>
           <w:rFonts w:ascii="Consolas" w:hAnsi="Consolas"/>
@@ -7205,7 +7570,18 @@
           <w:szCs w:val="21"/>
           <w:lang w:val="en-US" w:eastAsia="ru-RU"/>
         </w:rPr>
-        <w:t>._text:</w:t>
+        <w:t>._text</w:t>
+      </w:r>
+      <w:proofErr w:type="spellEnd"/>
+      <w:r>
+        <w:rPr>
+          <w:rFonts w:ascii="Consolas" w:hAnsi="Consolas"/>
+          <w:color w:val="000000"/>
+          <w:sz w:val="21"/>
+          <w:szCs w:val="21"/>
+          <w:lang w:val="en-US" w:eastAsia="ru-RU"/>
+        </w:rPr>
+        <w:t>:</w:t>
       </w:r>
     </w:p>
     <w:p>
@@ -7232,6 +7608,7 @@
         </w:rPr>
         <w:t xml:space="preserve">            </w:t>
       </w:r>
+      <w:proofErr w:type="spellStart"/>
       <w:r>
         <w:rPr>
           <w:rFonts w:ascii="Consolas" w:hAnsi="Consolas"/>
@@ -7242,6 +7619,7 @@
         </w:rPr>
         <w:t>raise</w:t>
       </w:r>
+      <w:proofErr w:type="spellEnd"/>
       <w:r>
         <w:rPr>
           <w:rFonts w:ascii="Consolas" w:hAnsi="Consolas"/>
@@ -7252,6 +7630,7 @@
         </w:rPr>
         <w:t xml:space="preserve"> </w:t>
       </w:r>
+      <w:proofErr w:type="spellStart"/>
       <w:r>
         <w:rPr>
           <w:rFonts w:ascii="Consolas" w:hAnsi="Consolas"/>
@@ -7262,6 +7641,7 @@
         </w:rPr>
         <w:t>ValueError</w:t>
       </w:r>
+      <w:proofErr w:type="spellEnd"/>
       <w:r>
         <w:rPr>
           <w:rFonts w:ascii="Consolas" w:hAnsi="Consolas"/>
@@ -7405,7 +7785,29 @@
           <w:szCs w:val="21"/>
           <w:lang w:val="en-US" w:eastAsia="ru-RU"/>
         </w:rPr>
-        <w:t xml:space="preserve">        clear_text = </w:t>
+        <w:t xml:space="preserve">        </w:t>
+      </w:r>
+      <w:proofErr w:type="spellStart"/>
+      <w:r>
+        <w:rPr>
+          <w:rFonts w:ascii="Consolas" w:hAnsi="Consolas"/>
+          <w:color w:val="000000"/>
+          <w:sz w:val="21"/>
+          <w:szCs w:val="21"/>
+          <w:lang w:val="en-US" w:eastAsia="ru-RU"/>
+        </w:rPr>
+        <w:t>clear_text</w:t>
+      </w:r>
+      <w:proofErr w:type="spellEnd"/>
+      <w:r>
+        <w:rPr>
+          <w:rFonts w:ascii="Consolas" w:hAnsi="Consolas"/>
+          <w:color w:val="000000"/>
+          <w:sz w:val="21"/>
+          <w:szCs w:val="21"/>
+          <w:lang w:val="en-US" w:eastAsia="ru-RU"/>
+        </w:rPr>
+        <w:t xml:space="preserve"> = </w:t>
       </w:r>
       <w:r>
         <w:rPr>
@@ -7425,7 +7827,29 @@
           <w:szCs w:val="21"/>
           <w:lang w:val="en-US" w:eastAsia="ru-RU"/>
         </w:rPr>
-        <w:t>._text.lower()</w:t>
+        <w:t>._</w:t>
+      </w:r>
+      <w:proofErr w:type="spellStart"/>
+      <w:r>
+        <w:rPr>
+          <w:rFonts w:ascii="Consolas" w:hAnsi="Consolas"/>
+          <w:color w:val="000000"/>
+          <w:sz w:val="21"/>
+          <w:szCs w:val="21"/>
+          <w:lang w:val="en-US" w:eastAsia="ru-RU"/>
+        </w:rPr>
+        <w:t>text.lower</w:t>
+      </w:r>
+      <w:proofErr w:type="spellEnd"/>
+      <w:r>
+        <w:rPr>
+          <w:rFonts w:ascii="Consolas" w:hAnsi="Consolas"/>
+          <w:color w:val="000000"/>
+          <w:sz w:val="21"/>
+          <w:szCs w:val="21"/>
+          <w:lang w:val="en-US" w:eastAsia="ru-RU"/>
+        </w:rPr>
+        <w:t>()</w:t>
       </w:r>
     </w:p>
     <w:p>
@@ -7470,7 +7894,73 @@
           <w:szCs w:val="21"/>
           <w:lang w:val="en-US" w:eastAsia="ru-RU"/>
         </w:rPr>
-        <w:t>._total_chars = len(clear_text)</w:t>
+        <w:t>._</w:t>
+      </w:r>
+      <w:proofErr w:type="spellStart"/>
+      <w:r>
+        <w:rPr>
+          <w:rFonts w:ascii="Consolas" w:hAnsi="Consolas"/>
+          <w:color w:val="000000"/>
+          <w:sz w:val="21"/>
+          <w:szCs w:val="21"/>
+          <w:lang w:val="en-US" w:eastAsia="ru-RU"/>
+        </w:rPr>
+        <w:t>total_chars</w:t>
+      </w:r>
+      <w:proofErr w:type="spellEnd"/>
+      <w:r>
+        <w:rPr>
+          <w:rFonts w:ascii="Consolas" w:hAnsi="Consolas"/>
+          <w:color w:val="000000"/>
+          <w:sz w:val="21"/>
+          <w:szCs w:val="21"/>
+          <w:lang w:val="en-US" w:eastAsia="ru-RU"/>
+        </w:rPr>
+        <w:t xml:space="preserve"> = </w:t>
+      </w:r>
+      <w:proofErr w:type="spellStart"/>
+      <w:r>
+        <w:rPr>
+          <w:rFonts w:ascii="Consolas" w:hAnsi="Consolas"/>
+          <w:color w:val="000000"/>
+          <w:sz w:val="21"/>
+          <w:szCs w:val="21"/>
+          <w:lang w:val="en-US" w:eastAsia="ru-RU"/>
+        </w:rPr>
+        <w:t>len</w:t>
+      </w:r>
+      <w:proofErr w:type="spellEnd"/>
+      <w:r>
+        <w:rPr>
+          <w:rFonts w:ascii="Consolas" w:hAnsi="Consolas"/>
+          <w:color w:val="000000"/>
+          <w:sz w:val="21"/>
+          <w:szCs w:val="21"/>
+          <w:lang w:val="en-US" w:eastAsia="ru-RU"/>
+        </w:rPr>
+        <w:t>(</w:t>
+      </w:r>
+      <w:proofErr w:type="spellStart"/>
+      <w:r>
+        <w:rPr>
+          <w:rFonts w:ascii="Consolas" w:hAnsi="Consolas"/>
+          <w:color w:val="000000"/>
+          <w:sz w:val="21"/>
+          <w:szCs w:val="21"/>
+          <w:lang w:val="en-US" w:eastAsia="ru-RU"/>
+        </w:rPr>
+        <w:t>clear_text</w:t>
+      </w:r>
+      <w:proofErr w:type="spellEnd"/>
+      <w:r>
+        <w:rPr>
+          <w:rFonts w:ascii="Consolas" w:hAnsi="Consolas"/>
+          <w:color w:val="000000"/>
+          <w:sz w:val="21"/>
+          <w:szCs w:val="21"/>
+          <w:lang w:val="en-US" w:eastAsia="ru-RU"/>
+        </w:rPr>
+        <w:t>)</w:t>
       </w:r>
     </w:p>
     <w:p>
@@ -7515,7 +8005,29 @@
           <w:szCs w:val="21"/>
           <w:lang w:val="en-US" w:eastAsia="ru-RU"/>
         </w:rPr>
-        <w:t xml:space="preserve">._char_counts = </w:t>
+        <w:t>._</w:t>
+      </w:r>
+      <w:proofErr w:type="spellStart"/>
+      <w:r>
+        <w:rPr>
+          <w:rFonts w:ascii="Consolas" w:hAnsi="Consolas"/>
+          <w:color w:val="000000"/>
+          <w:sz w:val="21"/>
+          <w:szCs w:val="21"/>
+          <w:lang w:val="en-US" w:eastAsia="ru-RU"/>
+        </w:rPr>
+        <w:t>char_counts</w:t>
+      </w:r>
+      <w:proofErr w:type="spellEnd"/>
+      <w:r>
+        <w:rPr>
+          <w:rFonts w:ascii="Consolas" w:hAnsi="Consolas"/>
+          <w:color w:val="000000"/>
+          <w:sz w:val="21"/>
+          <w:szCs w:val="21"/>
+          <w:lang w:val="en-US" w:eastAsia="ru-RU"/>
+        </w:rPr>
+        <w:t xml:space="preserve"> = </w:t>
       </w:r>
       <w:r>
         <w:rPr>
@@ -7535,7 +8047,29 @@
           <w:szCs w:val="21"/>
           <w:lang w:val="en-US" w:eastAsia="ru-RU"/>
         </w:rPr>
-        <w:t>(clear_text)</w:t>
+        <w:t>(</w:t>
+      </w:r>
+      <w:proofErr w:type="spellStart"/>
+      <w:r>
+        <w:rPr>
+          <w:rFonts w:ascii="Consolas" w:hAnsi="Consolas"/>
+          <w:color w:val="000000"/>
+          <w:sz w:val="21"/>
+          <w:szCs w:val="21"/>
+          <w:lang w:val="en-US" w:eastAsia="ru-RU"/>
+        </w:rPr>
+        <w:t>clear_text</w:t>
+      </w:r>
+      <w:proofErr w:type="spellEnd"/>
+      <w:r>
+        <w:rPr>
+          <w:rFonts w:ascii="Consolas" w:hAnsi="Consolas"/>
+          <w:color w:val="000000"/>
+          <w:sz w:val="21"/>
+          <w:szCs w:val="21"/>
+          <w:lang w:val="en-US" w:eastAsia="ru-RU"/>
+        </w:rPr>
+        <w:t>)</w:t>
       </w:r>
     </w:p>
     <w:p>
@@ -7580,7 +8114,29 @@
           <w:szCs w:val="21"/>
           <w:lang w:val="en-US" w:eastAsia="ru-RU"/>
         </w:rPr>
-        <w:t>._letters_probabilities = {}</w:t>
+        <w:t>._</w:t>
+      </w:r>
+      <w:proofErr w:type="spellStart"/>
+      <w:r>
+        <w:rPr>
+          <w:rFonts w:ascii="Consolas" w:hAnsi="Consolas"/>
+          <w:color w:val="000000"/>
+          <w:sz w:val="21"/>
+          <w:szCs w:val="21"/>
+          <w:lang w:val="en-US" w:eastAsia="ru-RU"/>
+        </w:rPr>
+        <w:t>letters_probabilities</w:t>
+      </w:r>
+      <w:proofErr w:type="spellEnd"/>
+      <w:r>
+        <w:rPr>
+          <w:rFonts w:ascii="Consolas" w:hAnsi="Consolas"/>
+          <w:color w:val="000000"/>
+          <w:sz w:val="21"/>
+          <w:szCs w:val="21"/>
+          <w:lang w:val="en-US" w:eastAsia="ru-RU"/>
+        </w:rPr>
+        <w:t xml:space="preserve"> = {}</w:t>
       </w:r>
     </w:p>
     <w:p>
@@ -7632,6 +8188,7 @@
         </w:rPr>
         <w:t xml:space="preserve"># </w:t>
       </w:r>
+      <w:proofErr w:type="spellStart"/>
       <w:r>
         <w:rPr>
           <w:rFonts w:ascii="Consolas" w:hAnsi="Consolas"/>
@@ -7642,6 +8199,7 @@
         </w:rPr>
         <w:t>Рассчёт</w:t>
       </w:r>
+      <w:proofErr w:type="spellEnd"/>
       <w:r>
         <w:rPr>
           <w:rFonts w:ascii="Consolas" w:hAnsi="Consolas"/>
@@ -7685,7 +8243,29 @@
           <w:szCs w:val="21"/>
           <w:lang w:val="en-US" w:eastAsia="ru-RU"/>
         </w:rPr>
-        <w:t xml:space="preserve">        entropy_sum = </w:t>
+        <w:t xml:space="preserve">        </w:t>
+      </w:r>
+      <w:proofErr w:type="spellStart"/>
+      <w:r>
+        <w:rPr>
+          <w:rFonts w:ascii="Consolas" w:hAnsi="Consolas"/>
+          <w:color w:val="000000"/>
+          <w:sz w:val="21"/>
+          <w:szCs w:val="21"/>
+          <w:lang w:val="en-US" w:eastAsia="ru-RU"/>
+        </w:rPr>
+        <w:t>entropy_sum</w:t>
+      </w:r>
+      <w:proofErr w:type="spellEnd"/>
+      <w:r>
+        <w:rPr>
+          <w:rFonts w:ascii="Consolas" w:hAnsi="Consolas"/>
+          <w:color w:val="000000"/>
+          <w:sz w:val="21"/>
+          <w:szCs w:val="21"/>
+          <w:lang w:val="en-US" w:eastAsia="ru-RU"/>
+        </w:rPr>
+        <w:t xml:space="preserve"> = </w:t>
       </w:r>
       <w:r>
         <w:rPr>
@@ -7830,7 +8410,29 @@
           <w:szCs w:val="21"/>
           <w:lang w:val="en-US" w:eastAsia="ru-RU"/>
         </w:rPr>
-        <w:t>._char_counts.items():</w:t>
+        <w:t>._</w:t>
+      </w:r>
+      <w:proofErr w:type="spellStart"/>
+      <w:r>
+        <w:rPr>
+          <w:rFonts w:ascii="Consolas" w:hAnsi="Consolas"/>
+          <w:color w:val="000000"/>
+          <w:sz w:val="21"/>
+          <w:szCs w:val="21"/>
+          <w:lang w:val="en-US" w:eastAsia="ru-RU"/>
+        </w:rPr>
+        <w:t>char_counts.items</w:t>
+      </w:r>
+      <w:proofErr w:type="spellEnd"/>
+      <w:r>
+        <w:rPr>
+          <w:rFonts w:ascii="Consolas" w:hAnsi="Consolas"/>
+          <w:color w:val="000000"/>
+          <w:sz w:val="21"/>
+          <w:szCs w:val="21"/>
+          <w:lang w:val="en-US" w:eastAsia="ru-RU"/>
+        </w:rPr>
+        <w:t>():</w:t>
       </w:r>
     </w:p>
     <w:p>
@@ -7875,7 +8477,29 @@
           <w:szCs w:val="21"/>
           <w:lang w:val="en-US" w:eastAsia="ru-RU"/>
         </w:rPr>
-        <w:t xml:space="preserve">._total_chars </w:t>
+        <w:t>._</w:t>
+      </w:r>
+      <w:proofErr w:type="spellStart"/>
+      <w:r>
+        <w:rPr>
+          <w:rFonts w:ascii="Consolas" w:hAnsi="Consolas"/>
+          <w:color w:val="000000"/>
+          <w:sz w:val="21"/>
+          <w:szCs w:val="21"/>
+          <w:lang w:val="en-US" w:eastAsia="ru-RU"/>
+        </w:rPr>
+        <w:t>total_chars</w:t>
+      </w:r>
+      <w:proofErr w:type="spellEnd"/>
+      <w:r>
+        <w:rPr>
+          <w:rFonts w:ascii="Consolas" w:hAnsi="Consolas"/>
+          <w:color w:val="000000"/>
+          <w:sz w:val="21"/>
+          <w:szCs w:val="21"/>
+          <w:lang w:val="en-US" w:eastAsia="ru-RU"/>
+        </w:rPr>
+        <w:t xml:space="preserve"> </w:t>
       </w:r>
       <w:r>
         <w:rPr>
@@ -7960,7 +8584,29 @@
           <w:szCs w:val="21"/>
           <w:lang w:val="en-US" w:eastAsia="ru-RU"/>
         </w:rPr>
-        <w:t>._letters_probabilities[char] = p</w:t>
+        <w:t>._</w:t>
+      </w:r>
+      <w:proofErr w:type="spellStart"/>
+      <w:r>
+        <w:rPr>
+          <w:rFonts w:ascii="Consolas" w:hAnsi="Consolas"/>
+          <w:color w:val="000000"/>
+          <w:sz w:val="21"/>
+          <w:szCs w:val="21"/>
+          <w:lang w:val="en-US" w:eastAsia="ru-RU"/>
+        </w:rPr>
+        <w:t>letters_probabilities</w:t>
+      </w:r>
+      <w:proofErr w:type="spellEnd"/>
+      <w:r>
+        <w:rPr>
+          <w:rFonts w:ascii="Consolas" w:hAnsi="Consolas"/>
+          <w:color w:val="000000"/>
+          <w:sz w:val="21"/>
+          <w:szCs w:val="21"/>
+          <w:lang w:val="en-US" w:eastAsia="ru-RU"/>
+        </w:rPr>
+        <w:t>[char] = p</w:t>
       </w:r>
     </w:p>
     <w:p>
@@ -8010,7 +8656,29 @@
           <w:szCs w:val="21"/>
           <w:lang w:val="en-US" w:eastAsia="ru-RU"/>
         </w:rPr>
-        <w:t xml:space="preserve">            entropy_sum += -(p * math.log2(p)) </w:t>
+        <w:t xml:space="preserve">            </w:t>
+      </w:r>
+      <w:proofErr w:type="spellStart"/>
+      <w:r>
+        <w:rPr>
+          <w:rFonts w:ascii="Consolas" w:hAnsi="Consolas"/>
+          <w:color w:val="000000"/>
+          <w:sz w:val="21"/>
+          <w:szCs w:val="21"/>
+          <w:lang w:val="en-US" w:eastAsia="ru-RU"/>
+        </w:rPr>
+        <w:t>entropy_sum</w:t>
+      </w:r>
+      <w:proofErr w:type="spellEnd"/>
+      <w:r>
+        <w:rPr>
+          <w:rFonts w:ascii="Consolas" w:hAnsi="Consolas"/>
+          <w:color w:val="000000"/>
+          <w:sz w:val="21"/>
+          <w:szCs w:val="21"/>
+          <w:lang w:val="en-US" w:eastAsia="ru-RU"/>
+        </w:rPr>
+        <w:t xml:space="preserve"> += -(p * math.log2(p)) </w:t>
       </w:r>
       <w:r>
         <w:rPr>
@@ -8102,6 +8770,7 @@
         </w:rPr>
         <w:t xml:space="preserve">        </w:t>
       </w:r>
+      <w:proofErr w:type="spellStart"/>
       <w:r>
         <w:rPr>
           <w:rFonts w:ascii="Consolas" w:hAnsi="Consolas"/>
@@ -8120,8 +8789,31 @@
           <w:szCs w:val="21"/>
           <w:lang w:val="en-US" w:eastAsia="ru-RU"/>
         </w:rPr>
-        <w:t>._entropy = entropy_sum</w:t>
-      </w:r>
+        <w:t>._entropy</w:t>
+      </w:r>
+      <w:proofErr w:type="spellEnd"/>
+      <w:r>
+        <w:rPr>
+          <w:rFonts w:ascii="Consolas" w:hAnsi="Consolas"/>
+          <w:color w:val="000000"/>
+          <w:sz w:val="21"/>
+          <w:szCs w:val="21"/>
+          <w:lang w:val="en-US" w:eastAsia="ru-RU"/>
+        </w:rPr>
+        <w:t xml:space="preserve"> = </w:t>
+      </w:r>
+      <w:proofErr w:type="spellStart"/>
+      <w:r>
+        <w:rPr>
+          <w:rFonts w:ascii="Consolas" w:hAnsi="Consolas"/>
+          <w:color w:val="000000"/>
+          <w:sz w:val="21"/>
+          <w:szCs w:val="21"/>
+          <w:lang w:val="en-US" w:eastAsia="ru-RU"/>
+        </w:rPr>
+        <w:t>entropy_sum</w:t>
+      </w:r>
+      <w:proofErr w:type="spellEnd"/>
     </w:p>
     <w:p>
       <w:pPr>
@@ -8165,7 +8857,29 @@
           <w:szCs w:val="21"/>
           <w:lang w:val="en-US" w:eastAsia="ru-RU"/>
         </w:rPr>
-        <w:t>._is_analyzed = True</w:t>
+        <w:t>._</w:t>
+      </w:r>
+      <w:proofErr w:type="spellStart"/>
+      <w:r>
+        <w:rPr>
+          <w:rFonts w:ascii="Consolas" w:hAnsi="Consolas"/>
+          <w:color w:val="000000"/>
+          <w:sz w:val="21"/>
+          <w:szCs w:val="21"/>
+          <w:lang w:val="en-US" w:eastAsia="ru-RU"/>
+        </w:rPr>
+        <w:t>is_analyzed</w:t>
+      </w:r>
+      <w:proofErr w:type="spellEnd"/>
+      <w:r>
+        <w:rPr>
+          <w:rFonts w:ascii="Consolas" w:hAnsi="Consolas"/>
+          <w:color w:val="000000"/>
+          <w:sz w:val="21"/>
+          <w:szCs w:val="21"/>
+          <w:lang w:val="en-US" w:eastAsia="ru-RU"/>
+        </w:rPr>
+        <w:t xml:space="preserve"> = True</w:t>
       </w:r>
     </w:p>
     <w:p>
@@ -8270,7 +8984,29 @@
           <w:szCs w:val="21"/>
           <w:lang w:val="en-US" w:eastAsia="ru-RU"/>
         </w:rPr>
-        <w:t xml:space="preserve"> print_probability_table(</w:t>
+        <w:t xml:space="preserve"> </w:t>
+      </w:r>
+      <w:proofErr w:type="spellStart"/>
+      <w:r>
+        <w:rPr>
+          <w:rFonts w:ascii="Consolas" w:hAnsi="Consolas"/>
+          <w:color w:val="000000"/>
+          <w:sz w:val="21"/>
+          <w:szCs w:val="21"/>
+          <w:lang w:val="en-US" w:eastAsia="ru-RU"/>
+        </w:rPr>
+        <w:t>print_probability_table</w:t>
+      </w:r>
+      <w:proofErr w:type="spellEnd"/>
+      <w:r>
+        <w:rPr>
+          <w:rFonts w:ascii="Consolas" w:hAnsi="Consolas"/>
+          <w:color w:val="000000"/>
+          <w:sz w:val="21"/>
+          <w:szCs w:val="21"/>
+          <w:lang w:val="en-US" w:eastAsia="ru-RU"/>
+        </w:rPr>
+        <w:t>(</w:t>
       </w:r>
       <w:r>
         <w:rPr>
@@ -8385,7 +9121,29 @@
           <w:szCs w:val="21"/>
           <w:lang w:eastAsia="ru-RU"/>
         </w:rPr>
-        <w:t>        Args:</w:t>
+        <w:t xml:space="preserve">        </w:t>
+      </w:r>
+      <w:proofErr w:type="spellStart"/>
+      <w:r>
+        <w:rPr>
+          <w:rFonts w:ascii="Consolas" w:hAnsi="Consolas"/>
+          <w:color w:val="A31515"/>
+          <w:sz w:val="21"/>
+          <w:szCs w:val="21"/>
+          <w:lang w:eastAsia="ru-RU"/>
+        </w:rPr>
+        <w:t>Args</w:t>
+      </w:r>
+      <w:proofErr w:type="spellEnd"/>
+      <w:r>
+        <w:rPr>
+          <w:rFonts w:ascii="Consolas" w:hAnsi="Consolas"/>
+          <w:color w:val="A31515"/>
+          <w:sz w:val="21"/>
+          <w:szCs w:val="21"/>
+          <w:lang w:eastAsia="ru-RU"/>
+        </w:rPr>
+        <w:t>:</w:t>
       </w:r>
     </w:p>
     <w:p>
@@ -8410,7 +9168,51 @@
           <w:szCs w:val="21"/>
           <w:lang w:eastAsia="ru-RU"/>
         </w:rPr>
-        <w:t xml:space="preserve">            limit (int, опционально): Количество строк для вывода. </w:t>
+        <w:t xml:space="preserve">            </w:t>
+      </w:r>
+      <w:proofErr w:type="spellStart"/>
+      <w:r>
+        <w:rPr>
+          <w:rFonts w:ascii="Consolas" w:hAnsi="Consolas"/>
+          <w:color w:val="A31515"/>
+          <w:sz w:val="21"/>
+          <w:szCs w:val="21"/>
+          <w:lang w:eastAsia="ru-RU"/>
+        </w:rPr>
+        <w:t>limit</w:t>
+      </w:r>
+      <w:proofErr w:type="spellEnd"/>
+      <w:r>
+        <w:rPr>
+          <w:rFonts w:ascii="Consolas" w:hAnsi="Consolas"/>
+          <w:color w:val="A31515"/>
+          <w:sz w:val="21"/>
+          <w:szCs w:val="21"/>
+          <w:lang w:eastAsia="ru-RU"/>
+        </w:rPr>
+        <w:t xml:space="preserve"> (</w:t>
+      </w:r>
+      <w:proofErr w:type="spellStart"/>
+      <w:r>
+        <w:rPr>
+          <w:rFonts w:ascii="Consolas" w:hAnsi="Consolas"/>
+          <w:color w:val="A31515"/>
+          <w:sz w:val="21"/>
+          <w:szCs w:val="21"/>
+          <w:lang w:eastAsia="ru-RU"/>
+        </w:rPr>
+        <w:t>int</w:t>
+      </w:r>
+      <w:proofErr w:type="spellEnd"/>
+      <w:r>
+        <w:rPr>
+          <w:rFonts w:ascii="Consolas" w:hAnsi="Consolas"/>
+          <w:color w:val="A31515"/>
+          <w:sz w:val="21"/>
+          <w:szCs w:val="21"/>
+          <w:lang w:eastAsia="ru-RU"/>
+        </w:rPr>
+        <w:t xml:space="preserve">, опционально): Количество строк для вывода. </w:t>
       </w:r>
       <w:r>
         <w:rPr>
@@ -8595,7 +9397,29 @@
           <w:szCs w:val="21"/>
           <w:lang w:val="en-US" w:eastAsia="ru-RU"/>
         </w:rPr>
-        <w:t>._is_analyzed:</w:t>
+        <w:t>._</w:t>
+      </w:r>
+      <w:proofErr w:type="spellStart"/>
+      <w:r>
+        <w:rPr>
+          <w:rFonts w:ascii="Consolas" w:hAnsi="Consolas"/>
+          <w:color w:val="000000"/>
+          <w:sz w:val="21"/>
+          <w:szCs w:val="21"/>
+          <w:lang w:val="en-US" w:eastAsia="ru-RU"/>
+        </w:rPr>
+        <w:t>is_analyzed</w:t>
+      </w:r>
+      <w:proofErr w:type="spellEnd"/>
+      <w:r>
+        <w:rPr>
+          <w:rFonts w:ascii="Consolas" w:hAnsi="Consolas"/>
+          <w:color w:val="000000"/>
+          <w:sz w:val="21"/>
+          <w:szCs w:val="21"/>
+          <w:lang w:val="en-US" w:eastAsia="ru-RU"/>
+        </w:rPr>
+        <w:t>:</w:t>
       </w:r>
     </w:p>
     <w:p>
@@ -8642,6 +9466,7 @@
         </w:rPr>
         <w:t xml:space="preserve"> </w:t>
       </w:r>
+      <w:proofErr w:type="spellStart"/>
       <w:r>
         <w:rPr>
           <w:rFonts w:ascii="Consolas" w:hAnsi="Consolas"/>
@@ -8652,6 +9477,7 @@
         </w:rPr>
         <w:t>RuntimeError</w:t>
       </w:r>
+      <w:proofErr w:type="spellEnd"/>
       <w:r>
         <w:rPr>
           <w:rFonts w:ascii="Consolas" w:hAnsi="Consolas"/>
@@ -8810,7 +9636,51 @@
           <w:szCs w:val="21"/>
           <w:lang w:eastAsia="ru-RU"/>
         </w:rPr>
-        <w:t># Сортировка: по убыванию вероятности (-item[1]), затем по алфавиту (item[0])</w:t>
+        <w:t># Сортировка: по убыванию вероятности (-</w:t>
+      </w:r>
+      <w:proofErr w:type="spellStart"/>
+      <w:r>
+        <w:rPr>
+          <w:rFonts w:ascii="Consolas" w:hAnsi="Consolas"/>
+          <w:color w:val="008000"/>
+          <w:sz w:val="21"/>
+          <w:szCs w:val="21"/>
+          <w:lang w:eastAsia="ru-RU"/>
+        </w:rPr>
+        <w:t>item</w:t>
+      </w:r>
+      <w:proofErr w:type="spellEnd"/>
+      <w:r>
+        <w:rPr>
+          <w:rFonts w:ascii="Consolas" w:hAnsi="Consolas"/>
+          <w:color w:val="008000"/>
+          <w:sz w:val="21"/>
+          <w:szCs w:val="21"/>
+          <w:lang w:eastAsia="ru-RU"/>
+        </w:rPr>
+        <w:t>[1]), затем по алфавиту (</w:t>
+      </w:r>
+      <w:proofErr w:type="spellStart"/>
+      <w:r>
+        <w:rPr>
+          <w:rFonts w:ascii="Consolas" w:hAnsi="Consolas"/>
+          <w:color w:val="008000"/>
+          <w:sz w:val="21"/>
+          <w:szCs w:val="21"/>
+          <w:lang w:eastAsia="ru-RU"/>
+        </w:rPr>
+        <w:t>item</w:t>
+      </w:r>
+      <w:proofErr w:type="spellEnd"/>
+      <w:r>
+        <w:rPr>
+          <w:rFonts w:ascii="Consolas" w:hAnsi="Consolas"/>
+          <w:color w:val="008000"/>
+          <w:sz w:val="21"/>
+          <w:szCs w:val="21"/>
+          <w:lang w:eastAsia="ru-RU"/>
+        </w:rPr>
+        <w:t>[0])</w:t>
       </w:r>
     </w:p>
     <w:p>
@@ -8837,15 +9707,27 @@
         </w:rPr>
         <w:t xml:space="preserve">        </w:t>
       </w:r>
-      <w:r>
-        <w:rPr>
-          <w:rFonts w:ascii="Consolas" w:hAnsi="Consolas"/>
-          <w:color w:val="000000"/>
-          <w:sz w:val="21"/>
-          <w:szCs w:val="21"/>
-          <w:lang w:val="en-US" w:eastAsia="ru-RU"/>
-        </w:rPr>
-        <w:t>sorted_items = sorted(</w:t>
+      <w:proofErr w:type="spellStart"/>
+      <w:r>
+        <w:rPr>
+          <w:rFonts w:ascii="Consolas" w:hAnsi="Consolas"/>
+          <w:color w:val="000000"/>
+          <w:sz w:val="21"/>
+          <w:szCs w:val="21"/>
+          <w:lang w:val="en-US" w:eastAsia="ru-RU"/>
+        </w:rPr>
+        <w:t>sorted_items</w:t>
+      </w:r>
+      <w:proofErr w:type="spellEnd"/>
+      <w:r>
+        <w:rPr>
+          <w:rFonts w:ascii="Consolas" w:hAnsi="Consolas"/>
+          <w:color w:val="000000"/>
+          <w:sz w:val="21"/>
+          <w:szCs w:val="21"/>
+          <w:lang w:val="en-US" w:eastAsia="ru-RU"/>
+        </w:rPr>
+        <w:t xml:space="preserve"> = sorted(</w:t>
       </w:r>
       <w:r>
         <w:rPr>
@@ -8865,7 +9747,29 @@
           <w:szCs w:val="21"/>
           <w:lang w:val="en-US" w:eastAsia="ru-RU"/>
         </w:rPr>
-        <w:t xml:space="preserve">._letters_probabilities.items(), </w:t>
+        <w:t>._</w:t>
+      </w:r>
+      <w:proofErr w:type="spellStart"/>
+      <w:r>
+        <w:rPr>
+          <w:rFonts w:ascii="Consolas" w:hAnsi="Consolas"/>
+          <w:color w:val="000000"/>
+          <w:sz w:val="21"/>
+          <w:szCs w:val="21"/>
+          <w:lang w:val="en-US" w:eastAsia="ru-RU"/>
+        </w:rPr>
+        <w:t>letters_probabilities.items</w:t>
+      </w:r>
+      <w:proofErr w:type="spellEnd"/>
+      <w:r>
+        <w:rPr>
+          <w:rFonts w:ascii="Consolas" w:hAnsi="Consolas"/>
+          <w:color w:val="000000"/>
+          <w:sz w:val="21"/>
+          <w:szCs w:val="21"/>
+          <w:lang w:val="en-US" w:eastAsia="ru-RU"/>
+        </w:rPr>
+        <w:t xml:space="preserve">(), </w:t>
       </w:r>
       <w:r>
         <w:rPr>
@@ -9275,7 +10179,51 @@
           <w:szCs w:val="21"/>
           <w:lang w:val="en-US" w:eastAsia="ru-RU"/>
         </w:rPr>
-        <w:t>            data_to_print = sorted_items[:</w:t>
+        <w:t xml:space="preserve">            </w:t>
+      </w:r>
+      <w:proofErr w:type="spellStart"/>
+      <w:r>
+        <w:rPr>
+          <w:rFonts w:ascii="Consolas" w:hAnsi="Consolas"/>
+          <w:color w:val="000000"/>
+          <w:sz w:val="21"/>
+          <w:szCs w:val="21"/>
+          <w:lang w:val="en-US" w:eastAsia="ru-RU"/>
+        </w:rPr>
+        <w:t>data_to_print</w:t>
+      </w:r>
+      <w:proofErr w:type="spellEnd"/>
+      <w:r>
+        <w:rPr>
+          <w:rFonts w:ascii="Consolas" w:hAnsi="Consolas"/>
+          <w:color w:val="000000"/>
+          <w:sz w:val="21"/>
+          <w:szCs w:val="21"/>
+          <w:lang w:val="en-US" w:eastAsia="ru-RU"/>
+        </w:rPr>
+        <w:t xml:space="preserve"> = </w:t>
+      </w:r>
+      <w:proofErr w:type="spellStart"/>
+      <w:r>
+        <w:rPr>
+          <w:rFonts w:ascii="Consolas" w:hAnsi="Consolas"/>
+          <w:color w:val="000000"/>
+          <w:sz w:val="21"/>
+          <w:szCs w:val="21"/>
+          <w:lang w:val="en-US" w:eastAsia="ru-RU"/>
+        </w:rPr>
+        <w:t>sorted_items</w:t>
+      </w:r>
+      <w:proofErr w:type="spellEnd"/>
+      <w:r>
+        <w:rPr>
+          <w:rFonts w:ascii="Consolas" w:hAnsi="Consolas"/>
+          <w:color w:val="000000"/>
+          <w:sz w:val="21"/>
+          <w:szCs w:val="21"/>
+          <w:lang w:val="en-US" w:eastAsia="ru-RU"/>
+        </w:rPr>
+        <w:t>[:</w:t>
       </w:r>
       <w:r>
         <w:rPr>
@@ -9490,8 +10438,42 @@
           <w:szCs w:val="21"/>
           <w:lang w:val="en-US" w:eastAsia="ru-RU"/>
         </w:rPr>
-        <w:t>            data_to_print = sorted_items</w:t>
-      </w:r>
+        <w:t xml:space="preserve">            </w:t>
+      </w:r>
+      <w:proofErr w:type="spellStart"/>
+      <w:r>
+        <w:rPr>
+          <w:rFonts w:ascii="Consolas" w:hAnsi="Consolas"/>
+          <w:color w:val="000000"/>
+          <w:sz w:val="21"/>
+          <w:szCs w:val="21"/>
+          <w:lang w:val="en-US" w:eastAsia="ru-RU"/>
+        </w:rPr>
+        <w:t>data_to_print</w:t>
+      </w:r>
+      <w:proofErr w:type="spellEnd"/>
+      <w:r>
+        <w:rPr>
+          <w:rFonts w:ascii="Consolas" w:hAnsi="Consolas"/>
+          <w:color w:val="000000"/>
+          <w:sz w:val="21"/>
+          <w:szCs w:val="21"/>
+          <w:lang w:val="en-US" w:eastAsia="ru-RU"/>
+        </w:rPr>
+        <w:t xml:space="preserve"> = </w:t>
+      </w:r>
+      <w:proofErr w:type="spellStart"/>
+      <w:r>
+        <w:rPr>
+          <w:rFonts w:ascii="Consolas" w:hAnsi="Consolas"/>
+          <w:color w:val="000000"/>
+          <w:sz w:val="21"/>
+          <w:szCs w:val="21"/>
+          <w:lang w:val="en-US" w:eastAsia="ru-RU"/>
+        </w:rPr>
+        <w:t>sorted_items</w:t>
+      </w:r>
+      <w:proofErr w:type="spellEnd"/>
     </w:p>
     <w:p>
       <w:pPr>
@@ -9518,15 +10500,27 @@
         <w:lastRenderedPageBreak/>
         <w:t xml:space="preserve">            </w:t>
       </w:r>
-      <w:r>
-        <w:rPr>
-          <w:rFonts w:ascii="Consolas" w:hAnsi="Consolas"/>
-          <w:color w:val="000000"/>
-          <w:sz w:val="21"/>
-          <w:szCs w:val="21"/>
-          <w:lang w:eastAsia="ru-RU"/>
-        </w:rPr>
-        <w:t xml:space="preserve">title = </w:t>
+      <w:proofErr w:type="spellStart"/>
+      <w:r>
+        <w:rPr>
+          <w:rFonts w:ascii="Consolas" w:hAnsi="Consolas"/>
+          <w:color w:val="000000"/>
+          <w:sz w:val="21"/>
+          <w:szCs w:val="21"/>
+          <w:lang w:eastAsia="ru-RU"/>
+        </w:rPr>
+        <w:t>title</w:t>
+      </w:r>
+      <w:proofErr w:type="spellEnd"/>
+      <w:r>
+        <w:rPr>
+          <w:rFonts w:ascii="Consolas" w:hAnsi="Consolas"/>
+          <w:color w:val="000000"/>
+          <w:sz w:val="21"/>
+          <w:szCs w:val="21"/>
+          <w:lang w:eastAsia="ru-RU"/>
+        </w:rPr>
+        <w:t xml:space="preserve"> = </w:t>
       </w:r>
       <w:r>
         <w:rPr>
@@ -9576,7 +10570,29 @@
           <w:szCs w:val="21"/>
           <w:lang w:eastAsia="ru-RU"/>
         </w:rPr>
-        <w:t>        print(</w:t>
+        <w:t xml:space="preserve">        </w:t>
+      </w:r>
+      <w:proofErr w:type="spellStart"/>
+      <w:r>
+        <w:rPr>
+          <w:rFonts w:ascii="Consolas" w:hAnsi="Consolas"/>
+          <w:color w:val="000000"/>
+          <w:sz w:val="21"/>
+          <w:szCs w:val="21"/>
+          <w:lang w:eastAsia="ru-RU"/>
+        </w:rPr>
+        <w:t>print</w:t>
+      </w:r>
+      <w:proofErr w:type="spellEnd"/>
+      <w:r>
+        <w:rPr>
+          <w:rFonts w:ascii="Consolas" w:hAnsi="Consolas"/>
+          <w:color w:val="000000"/>
+          <w:sz w:val="21"/>
+          <w:szCs w:val="21"/>
+          <w:lang w:eastAsia="ru-RU"/>
+        </w:rPr>
+        <w:t>(</w:t>
       </w:r>
       <w:r>
         <w:rPr>
@@ -9661,7 +10677,29 @@
           <w:szCs w:val="21"/>
           <w:lang w:eastAsia="ru-RU"/>
         </w:rPr>
-        <w:t>        print(</w:t>
+        <w:t xml:space="preserve">        </w:t>
+      </w:r>
+      <w:proofErr w:type="spellStart"/>
+      <w:r>
+        <w:rPr>
+          <w:rFonts w:ascii="Consolas" w:hAnsi="Consolas"/>
+          <w:color w:val="000000"/>
+          <w:sz w:val="21"/>
+          <w:szCs w:val="21"/>
+          <w:lang w:eastAsia="ru-RU"/>
+        </w:rPr>
+        <w:t>print</w:t>
+      </w:r>
+      <w:proofErr w:type="spellEnd"/>
+      <w:r>
+        <w:rPr>
+          <w:rFonts w:ascii="Consolas" w:hAnsi="Consolas"/>
+          <w:color w:val="000000"/>
+          <w:sz w:val="21"/>
+          <w:szCs w:val="21"/>
+          <w:lang w:eastAsia="ru-RU"/>
+        </w:rPr>
+        <w:t>(</w:t>
       </w:r>
       <w:r>
         <w:rPr>
@@ -9691,8 +10729,20 @@
           <w:szCs w:val="21"/>
           <w:lang w:eastAsia="ru-RU"/>
         </w:rPr>
-        <w:t>{title</w:t>
-      </w:r>
+        <w:t>{</w:t>
+      </w:r>
+      <w:proofErr w:type="spellStart"/>
+      <w:r>
+        <w:rPr>
+          <w:rFonts w:ascii="Consolas" w:hAnsi="Consolas"/>
+          <w:color w:val="000000"/>
+          <w:sz w:val="21"/>
+          <w:szCs w:val="21"/>
+          <w:lang w:eastAsia="ru-RU"/>
+        </w:rPr>
+        <w:t>title</w:t>
+      </w:r>
+      <w:proofErr w:type="spellEnd"/>
       <w:r>
         <w:rPr>
           <w:rFonts w:ascii="Consolas" w:hAnsi="Consolas"/>
@@ -9756,7 +10806,29 @@
           <w:szCs w:val="21"/>
           <w:lang w:eastAsia="ru-RU"/>
         </w:rPr>
-        <w:t>        print(</w:t>
+        <w:t xml:space="preserve">        </w:t>
+      </w:r>
+      <w:proofErr w:type="spellStart"/>
+      <w:r>
+        <w:rPr>
+          <w:rFonts w:ascii="Consolas" w:hAnsi="Consolas"/>
+          <w:color w:val="000000"/>
+          <w:sz w:val="21"/>
+          <w:szCs w:val="21"/>
+          <w:lang w:eastAsia="ru-RU"/>
+        </w:rPr>
+        <w:t>print</w:t>
+      </w:r>
+      <w:proofErr w:type="spellEnd"/>
+      <w:r>
+        <w:rPr>
+          <w:rFonts w:ascii="Consolas" w:hAnsi="Consolas"/>
+          <w:color w:val="000000"/>
+          <w:sz w:val="21"/>
+          <w:szCs w:val="21"/>
+          <w:lang w:eastAsia="ru-RU"/>
+        </w:rPr>
+        <w:t>(</w:t>
       </w:r>
       <w:r>
         <w:rPr>
@@ -9821,7 +10893,29 @@
           <w:szCs w:val="21"/>
           <w:lang w:eastAsia="ru-RU"/>
         </w:rPr>
-        <w:t>        print(</w:t>
+        <w:t xml:space="preserve">        </w:t>
+      </w:r>
+      <w:proofErr w:type="spellStart"/>
+      <w:r>
+        <w:rPr>
+          <w:rFonts w:ascii="Consolas" w:hAnsi="Consolas"/>
+          <w:color w:val="000000"/>
+          <w:sz w:val="21"/>
+          <w:szCs w:val="21"/>
+          <w:lang w:eastAsia="ru-RU"/>
+        </w:rPr>
+        <w:t>print</w:t>
+      </w:r>
+      <w:proofErr w:type="spellEnd"/>
+      <w:r>
+        <w:rPr>
+          <w:rFonts w:ascii="Consolas" w:hAnsi="Consolas"/>
+          <w:color w:val="000000"/>
+          <w:sz w:val="21"/>
+          <w:szCs w:val="21"/>
+          <w:lang w:eastAsia="ru-RU"/>
+        </w:rPr>
+        <w:t>(</w:t>
       </w:r>
       <w:r>
         <w:rPr>
@@ -10156,7 +11250,29 @@
           <w:szCs w:val="21"/>
           <w:lang w:val="en-US" w:eastAsia="ru-RU"/>
         </w:rPr>
-        <w:t xml:space="preserve"> data_to_print:</w:t>
+        <w:t xml:space="preserve"> </w:t>
+      </w:r>
+      <w:proofErr w:type="spellStart"/>
+      <w:r>
+        <w:rPr>
+          <w:rFonts w:ascii="Consolas" w:hAnsi="Consolas"/>
+          <w:color w:val="000000"/>
+          <w:sz w:val="21"/>
+          <w:szCs w:val="21"/>
+          <w:lang w:val="en-US" w:eastAsia="ru-RU"/>
+        </w:rPr>
+        <w:t>data_to_print</w:t>
+      </w:r>
+      <w:proofErr w:type="spellEnd"/>
+      <w:r>
+        <w:rPr>
+          <w:rFonts w:ascii="Consolas" w:hAnsi="Consolas"/>
+          <w:color w:val="000000"/>
+          <w:sz w:val="21"/>
+          <w:szCs w:val="21"/>
+          <w:lang w:val="en-US" w:eastAsia="ru-RU"/>
+        </w:rPr>
+        <w:t>:</w:t>
       </w:r>
     </w:p>
     <w:p>
@@ -10201,7 +11317,29 @@
           <w:szCs w:val="21"/>
           <w:lang w:val="en-US" w:eastAsia="ru-RU"/>
         </w:rPr>
-        <w:t>._char_counts[char]</w:t>
+        <w:t>._</w:t>
+      </w:r>
+      <w:proofErr w:type="spellStart"/>
+      <w:r>
+        <w:rPr>
+          <w:rFonts w:ascii="Consolas" w:hAnsi="Consolas"/>
+          <w:color w:val="000000"/>
+          <w:sz w:val="21"/>
+          <w:szCs w:val="21"/>
+          <w:lang w:val="en-US" w:eastAsia="ru-RU"/>
+        </w:rPr>
+        <w:t>char_counts</w:t>
+      </w:r>
+      <w:proofErr w:type="spellEnd"/>
+      <w:r>
+        <w:rPr>
+          <w:rFonts w:ascii="Consolas" w:hAnsi="Consolas"/>
+          <w:color w:val="000000"/>
+          <w:sz w:val="21"/>
+          <w:szCs w:val="21"/>
+          <w:lang w:val="en-US" w:eastAsia="ru-RU"/>
+        </w:rPr>
+        <w:t>[char]</w:t>
       </w:r>
     </w:p>
     <w:p>
@@ -10256,7 +11394,29 @@
           <w:szCs w:val="21"/>
           <w:lang w:val="en-US" w:eastAsia="ru-RU"/>
         </w:rPr>
-        <w:t>{repr(char)</w:t>
+        <w:t>{</w:t>
+      </w:r>
+      <w:proofErr w:type="spellStart"/>
+      <w:r>
+        <w:rPr>
+          <w:rFonts w:ascii="Consolas" w:hAnsi="Consolas"/>
+          <w:color w:val="000000"/>
+          <w:sz w:val="21"/>
+          <w:szCs w:val="21"/>
+          <w:lang w:val="en-US" w:eastAsia="ru-RU"/>
+        </w:rPr>
+        <w:t>repr</w:t>
+      </w:r>
+      <w:proofErr w:type="spellEnd"/>
+      <w:r>
+        <w:rPr>
+          <w:rFonts w:ascii="Consolas" w:hAnsi="Consolas"/>
+          <w:color w:val="000000"/>
+          <w:sz w:val="21"/>
+          <w:szCs w:val="21"/>
+          <w:lang w:val="en-US" w:eastAsia="ru-RU"/>
+        </w:rPr>
+        <w:t>(char)</w:t>
       </w:r>
       <w:r>
         <w:rPr>
@@ -10386,7 +11546,29 @@
           <w:szCs w:val="21"/>
           <w:lang w:val="en-US" w:eastAsia="ru-RU"/>
         </w:rPr>
-        <w:t xml:space="preserve"># repr() </w:t>
+        <w:t xml:space="preserve"># </w:t>
+      </w:r>
+      <w:proofErr w:type="spellStart"/>
+      <w:r>
+        <w:rPr>
+          <w:rFonts w:ascii="Consolas" w:hAnsi="Consolas"/>
+          <w:color w:val="008000"/>
+          <w:sz w:val="21"/>
+          <w:szCs w:val="21"/>
+          <w:lang w:val="en-US" w:eastAsia="ru-RU"/>
+        </w:rPr>
+        <w:t>repr</w:t>
+      </w:r>
+      <w:proofErr w:type="spellEnd"/>
+      <w:r>
+        <w:rPr>
+          <w:rFonts w:ascii="Consolas" w:hAnsi="Consolas"/>
+          <w:color w:val="008000"/>
+          <w:sz w:val="21"/>
+          <w:szCs w:val="21"/>
+          <w:lang w:val="en-US" w:eastAsia="ru-RU"/>
+        </w:rPr>
+        <w:t xml:space="preserve">() </w:t>
       </w:r>
       <w:r>
         <w:rPr>
@@ -10626,7 +11808,29 @@
           <w:szCs w:val="21"/>
           <w:lang w:val="en-US" w:eastAsia="ru-RU"/>
         </w:rPr>
-        <w:t xml:space="preserve"> print_report(</w:t>
+        <w:t xml:space="preserve"> </w:t>
+      </w:r>
+      <w:proofErr w:type="spellStart"/>
+      <w:r>
+        <w:rPr>
+          <w:rFonts w:ascii="Consolas" w:hAnsi="Consolas"/>
+          <w:color w:val="000000"/>
+          <w:sz w:val="21"/>
+          <w:szCs w:val="21"/>
+          <w:lang w:val="en-US" w:eastAsia="ru-RU"/>
+        </w:rPr>
+        <w:t>print_report</w:t>
+      </w:r>
+      <w:proofErr w:type="spellEnd"/>
+      <w:r>
+        <w:rPr>
+          <w:rFonts w:ascii="Consolas" w:hAnsi="Consolas"/>
+          <w:color w:val="000000"/>
+          <w:sz w:val="21"/>
+          <w:szCs w:val="21"/>
+          <w:lang w:val="en-US" w:eastAsia="ru-RU"/>
+        </w:rPr>
+        <w:t>(</w:t>
       </w:r>
       <w:r>
         <w:rPr>
@@ -10826,7 +12030,29 @@
           <w:szCs w:val="21"/>
           <w:lang w:val="en-US" w:eastAsia="ru-RU"/>
         </w:rPr>
-        <w:t>._is_analyzed:</w:t>
+        <w:t>._</w:t>
+      </w:r>
+      <w:proofErr w:type="spellStart"/>
+      <w:r>
+        <w:rPr>
+          <w:rFonts w:ascii="Consolas" w:hAnsi="Consolas"/>
+          <w:color w:val="000000"/>
+          <w:sz w:val="21"/>
+          <w:szCs w:val="21"/>
+          <w:lang w:val="en-US" w:eastAsia="ru-RU"/>
+        </w:rPr>
+        <w:t>is_analyzed</w:t>
+      </w:r>
+      <w:proofErr w:type="spellEnd"/>
+      <w:r>
+        <w:rPr>
+          <w:rFonts w:ascii="Consolas" w:hAnsi="Consolas"/>
+          <w:color w:val="000000"/>
+          <w:sz w:val="21"/>
+          <w:szCs w:val="21"/>
+          <w:lang w:val="en-US" w:eastAsia="ru-RU"/>
+        </w:rPr>
+        <w:t>:</w:t>
       </w:r>
     </w:p>
     <w:p>
@@ -10853,15 +12079,27 @@
         </w:rPr>
         <w:t xml:space="preserve">            </w:t>
       </w:r>
-      <w:r>
-        <w:rPr>
-          <w:rFonts w:ascii="Consolas" w:hAnsi="Consolas"/>
-          <w:color w:val="000000"/>
-          <w:sz w:val="21"/>
-          <w:szCs w:val="21"/>
-          <w:lang w:eastAsia="ru-RU"/>
-        </w:rPr>
-        <w:t>print(</w:t>
+      <w:proofErr w:type="spellStart"/>
+      <w:r>
+        <w:rPr>
+          <w:rFonts w:ascii="Consolas" w:hAnsi="Consolas"/>
+          <w:color w:val="000000"/>
+          <w:sz w:val="21"/>
+          <w:szCs w:val="21"/>
+          <w:lang w:eastAsia="ru-RU"/>
+        </w:rPr>
+        <w:t>print</w:t>
+      </w:r>
+      <w:proofErr w:type="spellEnd"/>
+      <w:r>
+        <w:rPr>
+          <w:rFonts w:ascii="Consolas" w:hAnsi="Consolas"/>
+          <w:color w:val="000000"/>
+          <w:sz w:val="21"/>
+          <w:szCs w:val="21"/>
+          <w:lang w:eastAsia="ru-RU"/>
+        </w:rPr>
+        <w:t>(</w:t>
       </w:r>
       <w:r>
         <w:rPr>
@@ -11151,7 +12389,29 @@
           <w:szCs w:val="21"/>
           <w:lang w:val="en-US" w:eastAsia="ru-RU"/>
         </w:rPr>
-        <w:t>._filepath}</w:t>
+        <w:t>._</w:t>
+      </w:r>
+      <w:proofErr w:type="spellStart"/>
+      <w:r>
+        <w:rPr>
+          <w:rFonts w:ascii="Consolas" w:hAnsi="Consolas"/>
+          <w:color w:val="000000"/>
+          <w:sz w:val="21"/>
+          <w:szCs w:val="21"/>
+          <w:lang w:val="en-US" w:eastAsia="ru-RU"/>
+        </w:rPr>
+        <w:t>filepath</w:t>
+      </w:r>
+      <w:proofErr w:type="spellEnd"/>
+      <w:r>
+        <w:rPr>
+          <w:rFonts w:ascii="Consolas" w:hAnsi="Consolas"/>
+          <w:color w:val="000000"/>
+          <w:sz w:val="21"/>
+          <w:szCs w:val="21"/>
+          <w:lang w:val="en-US" w:eastAsia="ru-RU"/>
+        </w:rPr>
+        <w:t>}</w:t>
       </w:r>
       <w:r>
         <w:rPr>
@@ -11351,7 +12611,29 @@
           <w:szCs w:val="21"/>
           <w:lang w:val="en-US" w:eastAsia="ru-RU"/>
         </w:rPr>
-        <w:t>._total_chars}</w:t>
+        <w:t>._</w:t>
+      </w:r>
+      <w:proofErr w:type="spellStart"/>
+      <w:r>
+        <w:rPr>
+          <w:rFonts w:ascii="Consolas" w:hAnsi="Consolas"/>
+          <w:color w:val="000000"/>
+          <w:sz w:val="21"/>
+          <w:szCs w:val="21"/>
+          <w:lang w:val="en-US" w:eastAsia="ru-RU"/>
+        </w:rPr>
+        <w:t>total_chars</w:t>
+      </w:r>
+      <w:proofErr w:type="spellEnd"/>
+      <w:r>
+        <w:rPr>
+          <w:rFonts w:ascii="Consolas" w:hAnsi="Consolas"/>
+          <w:color w:val="000000"/>
+          <w:sz w:val="21"/>
+          <w:szCs w:val="21"/>
+          <w:lang w:val="en-US" w:eastAsia="ru-RU"/>
+        </w:rPr>
+        <w:t>}</w:t>
       </w:r>
       <w:r>
         <w:rPr>
@@ -11466,7 +12748,29 @@
           <w:szCs w:val="21"/>
           <w:lang w:val="en-US" w:eastAsia="ru-RU"/>
         </w:rPr>
-        <w:t>{len(</w:t>
+        <w:t>{</w:t>
+      </w:r>
+      <w:proofErr w:type="spellStart"/>
+      <w:r>
+        <w:rPr>
+          <w:rFonts w:ascii="Consolas" w:hAnsi="Consolas"/>
+          <w:color w:val="000000"/>
+          <w:sz w:val="21"/>
+          <w:szCs w:val="21"/>
+          <w:lang w:val="en-US" w:eastAsia="ru-RU"/>
+        </w:rPr>
+        <w:t>len</w:t>
+      </w:r>
+      <w:proofErr w:type="spellEnd"/>
+      <w:r>
+        <w:rPr>
+          <w:rFonts w:ascii="Consolas" w:hAnsi="Consolas"/>
+          <w:color w:val="000000"/>
+          <w:sz w:val="21"/>
+          <w:szCs w:val="21"/>
+          <w:lang w:val="en-US" w:eastAsia="ru-RU"/>
+        </w:rPr>
+        <w:t>(</w:t>
       </w:r>
       <w:r>
         <w:rPr>
@@ -11486,7 +12790,29 @@
           <w:szCs w:val="21"/>
           <w:lang w:val="en-US" w:eastAsia="ru-RU"/>
         </w:rPr>
-        <w:t>._char_counts)}</w:t>
+        <w:t>._</w:t>
+      </w:r>
+      <w:proofErr w:type="spellStart"/>
+      <w:r>
+        <w:rPr>
+          <w:rFonts w:ascii="Consolas" w:hAnsi="Consolas"/>
+          <w:color w:val="000000"/>
+          <w:sz w:val="21"/>
+          <w:szCs w:val="21"/>
+          <w:lang w:val="en-US" w:eastAsia="ru-RU"/>
+        </w:rPr>
+        <w:t>char_counts</w:t>
+      </w:r>
+      <w:proofErr w:type="spellEnd"/>
+      <w:r>
+        <w:rPr>
+          <w:rFonts w:ascii="Consolas" w:hAnsi="Consolas"/>
+          <w:color w:val="000000"/>
+          <w:sz w:val="21"/>
+          <w:szCs w:val="21"/>
+          <w:lang w:val="en-US" w:eastAsia="ru-RU"/>
+        </w:rPr>
+        <w:t>)}</w:t>
       </w:r>
       <w:r>
         <w:rPr>
@@ -11763,6 +13089,7 @@
         </w:rPr>
         <w:t xml:space="preserve">        </w:t>
       </w:r>
+      <w:proofErr w:type="spellStart"/>
       <w:r>
         <w:rPr>
           <w:rFonts w:ascii="Consolas" w:hAnsi="Consolas"/>
@@ -11781,7 +13108,18 @@
           <w:szCs w:val="21"/>
           <w:lang w:val="en-US" w:eastAsia="ru-RU"/>
         </w:rPr>
-        <w:t>.print_probability_table(</w:t>
+        <w:t>.print_probability_table</w:t>
+      </w:r>
+      <w:proofErr w:type="spellEnd"/>
+      <w:r>
+        <w:rPr>
+          <w:rFonts w:ascii="Consolas" w:hAnsi="Consolas"/>
+          <w:color w:val="000000"/>
+          <w:sz w:val="21"/>
+          <w:szCs w:val="21"/>
+          <w:lang w:val="en-US" w:eastAsia="ru-RU"/>
+        </w:rPr>
+        <w:t>(</w:t>
       </w:r>
       <w:r>
         <w:rPr>
@@ -11931,6 +13269,7 @@
         </w:rPr>
         <w:t xml:space="preserve"> </w:t>
       </w:r>
+      <w:proofErr w:type="spellStart"/>
       <w:r>
         <w:rPr>
           <w:rFonts w:ascii="Consolas" w:hAnsi="Consolas"/>
@@ -11941,6 +13280,7 @@
         </w:rPr>
         <w:t>TextEntropyAnalyzer</w:t>
       </w:r>
+      <w:proofErr w:type="spellEnd"/>
     </w:p>
     <w:p>
       <w:pPr>
@@ -12016,6 +13356,7 @@
         </w:rPr>
         <w:t xml:space="preserve">    analyzer = </w:t>
       </w:r>
+      <w:proofErr w:type="spellStart"/>
       <w:r>
         <w:rPr>
           <w:rFonts w:ascii="Consolas" w:hAnsi="Consolas"/>
@@ -12026,6 +13367,7 @@
         </w:rPr>
         <w:t>TextEntropyAnalyzer</w:t>
       </w:r>
+      <w:proofErr w:type="spellEnd"/>
       <w:r>
         <w:rPr>
           <w:rFonts w:ascii="Consolas" w:hAnsi="Consolas"/>
@@ -12291,15 +13633,27 @@
         </w:rPr>
         <w:t xml:space="preserve">        </w:t>
       </w:r>
-      <w:r>
-        <w:rPr>
-          <w:rFonts w:ascii="Consolas" w:hAnsi="Consolas"/>
-          <w:color w:val="000000"/>
-          <w:sz w:val="21"/>
-          <w:szCs w:val="21"/>
-          <w:lang w:eastAsia="ru-RU"/>
-        </w:rPr>
-        <w:t>print(</w:t>
+      <w:proofErr w:type="spellStart"/>
+      <w:r>
+        <w:rPr>
+          <w:rFonts w:ascii="Consolas" w:hAnsi="Consolas"/>
+          <w:color w:val="000000"/>
+          <w:sz w:val="21"/>
+          <w:szCs w:val="21"/>
+          <w:lang w:eastAsia="ru-RU"/>
+        </w:rPr>
+        <w:t>print</w:t>
+      </w:r>
+      <w:proofErr w:type="spellEnd"/>
+      <w:r>
+        <w:rPr>
+          <w:rFonts w:ascii="Consolas" w:hAnsi="Consolas"/>
+          <w:color w:val="000000"/>
+          <w:sz w:val="21"/>
+          <w:szCs w:val="21"/>
+          <w:lang w:eastAsia="ru-RU"/>
+        </w:rPr>
+        <w:t>(</w:t>
       </w:r>
       <w:r>
         <w:rPr>
@@ -12344,7 +13698,29 @@
           <w:szCs w:val="21"/>
           <w:lang w:eastAsia="ru-RU"/>
         </w:rPr>
-        <w:t>        print(</w:t>
+        <w:t xml:space="preserve">        </w:t>
+      </w:r>
+      <w:proofErr w:type="spellStart"/>
+      <w:r>
+        <w:rPr>
+          <w:rFonts w:ascii="Consolas" w:hAnsi="Consolas"/>
+          <w:color w:val="000000"/>
+          <w:sz w:val="21"/>
+          <w:szCs w:val="21"/>
+          <w:lang w:eastAsia="ru-RU"/>
+        </w:rPr>
+        <w:t>print</w:t>
+      </w:r>
+      <w:proofErr w:type="spellEnd"/>
+      <w:r>
+        <w:rPr>
+          <w:rFonts w:ascii="Consolas" w:hAnsi="Consolas"/>
+          <w:color w:val="000000"/>
+          <w:sz w:val="21"/>
+          <w:szCs w:val="21"/>
+          <w:lang w:eastAsia="ru-RU"/>
+        </w:rPr>
+        <w:t>(</w:t>
       </w:r>
       <w:r>
         <w:rPr>
@@ -12389,7 +13765,29 @@
           <w:szCs w:val="21"/>
           <w:lang w:eastAsia="ru-RU"/>
         </w:rPr>
-        <w:t>        print(</w:t>
+        <w:t xml:space="preserve">        </w:t>
+      </w:r>
+      <w:proofErr w:type="spellStart"/>
+      <w:r>
+        <w:rPr>
+          <w:rFonts w:ascii="Consolas" w:hAnsi="Consolas"/>
+          <w:color w:val="000000"/>
+          <w:sz w:val="21"/>
+          <w:szCs w:val="21"/>
+          <w:lang w:eastAsia="ru-RU"/>
+        </w:rPr>
+        <w:t>print</w:t>
+      </w:r>
+      <w:proofErr w:type="spellEnd"/>
+      <w:r>
+        <w:rPr>
+          <w:rFonts w:ascii="Consolas" w:hAnsi="Consolas"/>
+          <w:color w:val="000000"/>
+          <w:sz w:val="21"/>
+          <w:szCs w:val="21"/>
+          <w:lang w:eastAsia="ru-RU"/>
+        </w:rPr>
+        <w:t>(</w:t>
       </w:r>
       <w:r>
         <w:rPr>
@@ -12434,7 +13832,29 @@
           <w:szCs w:val="21"/>
           <w:lang w:eastAsia="ru-RU"/>
         </w:rPr>
-        <w:t>        print(</w:t>
+        <w:t xml:space="preserve">        </w:t>
+      </w:r>
+      <w:proofErr w:type="spellStart"/>
+      <w:r>
+        <w:rPr>
+          <w:rFonts w:ascii="Consolas" w:hAnsi="Consolas"/>
+          <w:color w:val="000000"/>
+          <w:sz w:val="21"/>
+          <w:szCs w:val="21"/>
+          <w:lang w:eastAsia="ru-RU"/>
+        </w:rPr>
+        <w:t>print</w:t>
+      </w:r>
+      <w:proofErr w:type="spellEnd"/>
+      <w:r>
+        <w:rPr>
+          <w:rFonts w:ascii="Consolas" w:hAnsi="Consolas"/>
+          <w:color w:val="000000"/>
+          <w:sz w:val="21"/>
+          <w:szCs w:val="21"/>
+          <w:lang w:eastAsia="ru-RU"/>
+        </w:rPr>
+        <w:t>(</w:t>
       </w:r>
       <w:r>
         <w:rPr>
@@ -12874,7 +14294,29 @@
           <w:szCs w:val="21"/>
           <w:lang w:val="en-US" w:eastAsia="ru-RU"/>
         </w:rPr>
-        <w:t>(analyzer.load_file(filename)):</w:t>
+        <w:t>(</w:t>
+      </w:r>
+      <w:proofErr w:type="spellStart"/>
+      <w:r>
+        <w:rPr>
+          <w:rFonts w:ascii="Consolas" w:hAnsi="Consolas"/>
+          <w:color w:val="000000"/>
+          <w:sz w:val="21"/>
+          <w:szCs w:val="21"/>
+          <w:lang w:val="en-US" w:eastAsia="ru-RU"/>
+        </w:rPr>
+        <w:t>analyzer.load_file</w:t>
+      </w:r>
+      <w:proofErr w:type="spellEnd"/>
+      <w:r>
+        <w:rPr>
+          <w:rFonts w:ascii="Consolas" w:hAnsi="Consolas"/>
+          <w:color w:val="000000"/>
+          <w:sz w:val="21"/>
+          <w:szCs w:val="21"/>
+          <w:lang w:val="en-US" w:eastAsia="ru-RU"/>
+        </w:rPr>
+        <w:t>(filename)):</w:t>
       </w:r>
     </w:p>
     <w:p>
@@ -13056,6 +14498,7 @@
         </w:rPr>
         <w:t xml:space="preserve">        </w:t>
       </w:r>
+      <w:proofErr w:type="spellStart"/>
       <w:r>
         <w:rPr>
           <w:rFonts w:ascii="Consolas" w:hAnsi="Consolas"/>
@@ -13066,6 +14509,7 @@
         </w:rPr>
         <w:t>elif</w:t>
       </w:r>
+      <w:proofErr w:type="spellEnd"/>
       <w:r>
         <w:rPr>
           <w:rFonts w:ascii="Consolas" w:hAnsi="Consolas"/>
@@ -13139,7 +14583,29 @@
           <w:szCs w:val="21"/>
           <w:lang w:val="en-US" w:eastAsia="ru-RU"/>
         </w:rPr>
-        <w:t>(analyzer.analyze()):</w:t>
+        <w:t>(</w:t>
+      </w:r>
+      <w:proofErr w:type="spellStart"/>
+      <w:r>
+        <w:rPr>
+          <w:rFonts w:ascii="Consolas" w:hAnsi="Consolas"/>
+          <w:color w:val="000000"/>
+          <w:sz w:val="21"/>
+          <w:szCs w:val="21"/>
+          <w:lang w:val="en-US" w:eastAsia="ru-RU"/>
+        </w:rPr>
+        <w:t>analyzer.analyze</w:t>
+      </w:r>
+      <w:proofErr w:type="spellEnd"/>
+      <w:r>
+        <w:rPr>
+          <w:rFonts w:ascii="Consolas" w:hAnsi="Consolas"/>
+          <w:color w:val="000000"/>
+          <w:sz w:val="21"/>
+          <w:szCs w:val="21"/>
+          <w:lang w:val="en-US" w:eastAsia="ru-RU"/>
+        </w:rPr>
+        <w:t>()):</w:t>
       </w:r>
     </w:p>
     <w:p>
@@ -13271,6 +14737,7 @@
         </w:rPr>
         <w:t xml:space="preserve">        </w:t>
       </w:r>
+      <w:proofErr w:type="spellStart"/>
       <w:r>
         <w:rPr>
           <w:rFonts w:ascii="Consolas" w:hAnsi="Consolas"/>
@@ -13281,6 +14748,7 @@
         </w:rPr>
         <w:t>elif</w:t>
       </w:r>
+      <w:proofErr w:type="spellEnd"/>
       <w:r>
         <w:rPr>
           <w:rFonts w:ascii="Consolas" w:hAnsi="Consolas"/>
@@ -13334,7 +14802,29 @@
           <w:szCs w:val="21"/>
           <w:lang w:val="en-US" w:eastAsia="ru-RU"/>
         </w:rPr>
-        <w:t>            analyzer.print_report()</w:t>
+        <w:t xml:space="preserve">            </w:t>
+      </w:r>
+      <w:proofErr w:type="spellStart"/>
+      <w:r>
+        <w:rPr>
+          <w:rFonts w:ascii="Consolas" w:hAnsi="Consolas"/>
+          <w:color w:val="000000"/>
+          <w:sz w:val="21"/>
+          <w:szCs w:val="21"/>
+          <w:lang w:val="en-US" w:eastAsia="ru-RU"/>
+        </w:rPr>
+        <w:t>analyzer.print_report</w:t>
+      </w:r>
+      <w:proofErr w:type="spellEnd"/>
+      <w:r>
+        <w:rPr>
+          <w:rFonts w:ascii="Consolas" w:hAnsi="Consolas"/>
+          <w:color w:val="000000"/>
+          <w:sz w:val="21"/>
+          <w:szCs w:val="21"/>
+          <w:lang w:val="en-US" w:eastAsia="ru-RU"/>
+        </w:rPr>
+        <w:t>()</w:t>
       </w:r>
     </w:p>
     <w:p>
@@ -13361,6 +14851,7 @@
         </w:rPr>
         <w:t xml:space="preserve">        </w:t>
       </w:r>
+      <w:proofErr w:type="spellStart"/>
       <w:r>
         <w:rPr>
           <w:rFonts w:ascii="Consolas" w:hAnsi="Consolas"/>
@@ -13371,6 +14862,7 @@
         </w:rPr>
         <w:t>elif</w:t>
       </w:r>
+      <w:proofErr w:type="spellEnd"/>
       <w:r>
         <w:rPr>
           <w:rFonts w:ascii="Consolas" w:hAnsi="Consolas"/>
@@ -13424,7 +14916,29 @@
           <w:szCs w:val="21"/>
           <w:lang w:val="en-US" w:eastAsia="ru-RU"/>
         </w:rPr>
-        <w:t>            analyzer.print_probability_table(None)</w:t>
+        <w:t xml:space="preserve">            </w:t>
+      </w:r>
+      <w:proofErr w:type="spellStart"/>
+      <w:r>
+        <w:rPr>
+          <w:rFonts w:ascii="Consolas" w:hAnsi="Consolas"/>
+          <w:color w:val="000000"/>
+          <w:sz w:val="21"/>
+          <w:szCs w:val="21"/>
+          <w:lang w:val="en-US" w:eastAsia="ru-RU"/>
+        </w:rPr>
+        <w:t>analyzer.print_probability_table</w:t>
+      </w:r>
+      <w:proofErr w:type="spellEnd"/>
+      <w:r>
+        <w:rPr>
+          <w:rFonts w:ascii="Consolas" w:hAnsi="Consolas"/>
+          <w:color w:val="000000"/>
+          <w:sz w:val="21"/>
+          <w:szCs w:val="21"/>
+          <w:lang w:val="en-US" w:eastAsia="ru-RU"/>
+        </w:rPr>
+        <w:t>(None)</w:t>
       </w:r>
     </w:p>
     <w:p>
@@ -13451,6 +14965,7 @@
         </w:rPr>
         <w:t xml:space="preserve">        </w:t>
       </w:r>
+      <w:proofErr w:type="spellStart"/>
       <w:r>
         <w:rPr>
           <w:rFonts w:ascii="Consolas" w:hAnsi="Consolas"/>
@@ -13461,6 +14976,7 @@
         </w:rPr>
         <w:t>elif</w:t>
       </w:r>
+      <w:proofErr w:type="spellEnd"/>
       <w:r>
         <w:rPr>
           <w:rFonts w:ascii="Consolas" w:hAnsi="Consolas"/>
@@ -13514,7 +15030,29 @@
           <w:szCs w:val="21"/>
           <w:lang w:eastAsia="ru-RU"/>
         </w:rPr>
-        <w:t>            print(</w:t>
+        <w:t xml:space="preserve">            </w:t>
+      </w:r>
+      <w:proofErr w:type="spellStart"/>
+      <w:r>
+        <w:rPr>
+          <w:rFonts w:ascii="Consolas" w:hAnsi="Consolas"/>
+          <w:color w:val="000000"/>
+          <w:sz w:val="21"/>
+          <w:szCs w:val="21"/>
+          <w:lang w:eastAsia="ru-RU"/>
+        </w:rPr>
+        <w:t>print</w:t>
+      </w:r>
+      <w:proofErr w:type="spellEnd"/>
+      <w:r>
+        <w:rPr>
+          <w:rFonts w:ascii="Consolas" w:hAnsi="Consolas"/>
+          <w:color w:val="000000"/>
+          <w:sz w:val="21"/>
+          <w:szCs w:val="21"/>
+          <w:lang w:eastAsia="ru-RU"/>
+        </w:rPr>
+        <w:t>(</w:t>
       </w:r>
       <w:r>
         <w:rPr>
@@ -13749,7 +15287,29 @@
           <w:szCs w:val="21"/>
           <w:lang w:eastAsia="ru-RU"/>
         </w:rPr>
-        <w:t xml:space="preserve"> __name__ == </w:t>
+        <w:t xml:space="preserve"> __</w:t>
+      </w:r>
+      <w:proofErr w:type="spellStart"/>
+      <w:r>
+        <w:rPr>
+          <w:rFonts w:ascii="Consolas" w:hAnsi="Consolas"/>
+          <w:color w:val="000000"/>
+          <w:sz w:val="21"/>
+          <w:szCs w:val="21"/>
+          <w:lang w:eastAsia="ru-RU"/>
+        </w:rPr>
+        <w:t>name</w:t>
+      </w:r>
+      <w:proofErr w:type="spellEnd"/>
+      <w:r>
+        <w:rPr>
+          <w:rFonts w:ascii="Consolas" w:hAnsi="Consolas"/>
+          <w:color w:val="000000"/>
+          <w:sz w:val="21"/>
+          <w:szCs w:val="21"/>
+          <w:lang w:eastAsia="ru-RU"/>
+        </w:rPr>
+        <w:t xml:space="preserve">__ == </w:t>
       </w:r>
       <w:r>
         <w:rPr>
@@ -13759,7 +15319,29 @@
           <w:szCs w:val="21"/>
           <w:lang w:eastAsia="ru-RU"/>
         </w:rPr>
-        <w:t>"__main__"</w:t>
+        <w:t>"__</w:t>
+      </w:r>
+      <w:proofErr w:type="spellStart"/>
+      <w:r>
+        <w:rPr>
+          <w:rFonts w:ascii="Consolas" w:hAnsi="Consolas"/>
+          <w:color w:val="A31515"/>
+          <w:sz w:val="21"/>
+          <w:szCs w:val="21"/>
+          <w:lang w:eastAsia="ru-RU"/>
+        </w:rPr>
+        <w:t>main</w:t>
+      </w:r>
+      <w:proofErr w:type="spellEnd"/>
+      <w:r>
+        <w:rPr>
+          <w:rFonts w:ascii="Consolas" w:hAnsi="Consolas"/>
+          <w:color w:val="A31515"/>
+          <w:sz w:val="21"/>
+          <w:szCs w:val="21"/>
+          <w:lang w:eastAsia="ru-RU"/>
+        </w:rPr>
+        <w:t>__"</w:t>
       </w:r>
       <w:r>
         <w:rPr>
@@ -13794,7 +15376,29 @@
           <w:szCs w:val="21"/>
           <w:lang w:eastAsia="ru-RU"/>
         </w:rPr>
-        <w:t>    main()</w:t>
+        <w:t xml:space="preserve">    </w:t>
+      </w:r>
+      <w:proofErr w:type="spellStart"/>
+      <w:r>
+        <w:rPr>
+          <w:rFonts w:ascii="Consolas" w:hAnsi="Consolas"/>
+          <w:color w:val="000000"/>
+          <w:sz w:val="21"/>
+          <w:szCs w:val="21"/>
+          <w:lang w:eastAsia="ru-RU"/>
+        </w:rPr>
+        <w:t>main</w:t>
+      </w:r>
+      <w:proofErr w:type="spellEnd"/>
+      <w:r>
+        <w:rPr>
+          <w:rFonts w:ascii="Consolas" w:hAnsi="Consolas"/>
+          <w:color w:val="000000"/>
+          <w:sz w:val="21"/>
+          <w:szCs w:val="21"/>
+          <w:lang w:eastAsia="ru-RU"/>
+        </w:rPr>
+        <w:t>()</w:t>
       </w:r>
     </w:p>
     <w:p>
@@ -13815,6 +15419,7 @@
       <w:r>
         <w:t xml:space="preserve">В коде представленной программы был реализован класс </w:t>
       </w:r>
+      <w:proofErr w:type="spellStart"/>
       <w:r>
         <w:rPr>
           <w:b/>
@@ -13822,6 +15427,7 @@
         </w:rPr>
         <w:t>TextEntropyAnalyzer</w:t>
       </w:r>
+      <w:proofErr w:type="spellEnd"/>
       <w:r>
         <w:t>, предназначенный для анализа энтропии текста. Взаимодействие с функциональными методами происходит с помощью консольного меню по следующему алгоритму:</w:t>
       </w:r>
@@ -13941,24 +15547,14 @@
       <w:r>
         <w:t xml:space="preserve">Рисунок </w:t>
       </w:r>
-      <w:r>
-        <w:fldChar w:fldCharType="begin"/>
-      </w:r>
-      <w:r>
-        <w:instrText xml:space="preserve"> SEQ Рисунок \* ARABIC </w:instrText>
-      </w:r>
-      <w:r>
-        <w:fldChar w:fldCharType="separate"/>
-      </w:r>
-      <w:r>
-        <w:rPr>
-          <w:noProof/>
-        </w:rPr>
-        <w:t>2</w:t>
-      </w:r>
-      <w:r>
-        <w:fldChar w:fldCharType="end"/>
-      </w:r>
+      <w:fldSimple w:instr=" SEQ Рисунок \* ARABIC ">
+        <w:r>
+          <w:rPr>
+            <w:noProof/>
+          </w:rPr>
+          <w:t>2</w:t>
+        </w:r>
+      </w:fldSimple>
       <w:r>
         <w:t xml:space="preserve"> — Меню</w:t>
       </w:r>
@@ -14027,24 +15623,14 @@
       <w:r>
         <w:t xml:space="preserve">Рисунок </w:t>
       </w:r>
-      <w:r>
-        <w:fldChar w:fldCharType="begin"/>
-      </w:r>
-      <w:r>
-        <w:instrText xml:space="preserve"> SEQ Рисунок \* ARABIC </w:instrText>
-      </w:r>
-      <w:r>
-        <w:fldChar w:fldCharType="separate"/>
-      </w:r>
-      <w:r>
-        <w:rPr>
-          <w:noProof/>
-        </w:rPr>
-        <w:t>3</w:t>
-      </w:r>
-      <w:r>
-        <w:fldChar w:fldCharType="end"/>
-      </w:r>
+      <w:fldSimple w:instr=" SEQ Рисунок \* ARABIC ">
+        <w:r>
+          <w:rPr>
+            <w:noProof/>
+          </w:rPr>
+          <w:t>3</w:t>
+        </w:r>
+      </w:fldSimple>
       <w:r>
         <w:t xml:space="preserve"> — Загрузка файла</w:t>
       </w:r>
@@ -14109,24 +15695,14 @@
       <w:r>
         <w:t xml:space="preserve">Рисунок </w:t>
       </w:r>
-      <w:r>
-        <w:fldChar w:fldCharType="begin"/>
-      </w:r>
-      <w:r>
-        <w:instrText xml:space="preserve"> SEQ Рисунок \* ARABIC </w:instrText>
-      </w:r>
-      <w:r>
-        <w:fldChar w:fldCharType="separate"/>
-      </w:r>
-      <w:r>
-        <w:rPr>
-          <w:noProof/>
-        </w:rPr>
-        <w:t>4</w:t>
-      </w:r>
-      <w:r>
-        <w:fldChar w:fldCharType="end"/>
-      </w:r>
+      <w:fldSimple w:instr=" SEQ Рисунок \* ARABIC ">
+        <w:r>
+          <w:rPr>
+            <w:noProof/>
+          </w:rPr>
+          <w:t>4</w:t>
+        </w:r>
+      </w:fldSimple>
       <w:r>
         <w:t xml:space="preserve"> — Анализ файла</w:t>
       </w:r>
@@ -14194,24 +15770,14 @@
       <w:r>
         <w:t xml:space="preserve">Рисунок </w:t>
       </w:r>
-      <w:r>
-        <w:fldChar w:fldCharType="begin"/>
-      </w:r>
-      <w:r>
-        <w:instrText xml:space="preserve"> SEQ Рисунок \* ARABIC </w:instrText>
-      </w:r>
-      <w:r>
-        <w:fldChar w:fldCharType="separate"/>
-      </w:r>
-      <w:r>
-        <w:rPr>
-          <w:noProof/>
-        </w:rPr>
-        <w:t>5</w:t>
-      </w:r>
-      <w:r>
-        <w:fldChar w:fldCharType="end"/>
-      </w:r>
+      <w:fldSimple w:instr=" SEQ Рисунок \* ARABIC ">
+        <w:r>
+          <w:rPr>
+            <w:noProof/>
+          </w:rPr>
+          <w:t>5</w:t>
+        </w:r>
+      </w:fldSimple>
       <w:r>
         <w:t xml:space="preserve"> — Отчёт по результатам анализа</w:t>
       </w:r>
@@ -14270,24 +15836,14 @@
       <w:r>
         <w:t xml:space="preserve">Рисунок </w:t>
       </w:r>
-      <w:r>
-        <w:fldChar w:fldCharType="begin"/>
-      </w:r>
-      <w:r>
-        <w:instrText xml:space="preserve"> SEQ Рисунок \* ARABIC </w:instrText>
-      </w:r>
-      <w:r>
-        <w:fldChar w:fldCharType="separate"/>
-      </w:r>
-      <w:r>
-        <w:rPr>
-          <w:noProof/>
-        </w:rPr>
-        <w:t>6</w:t>
-      </w:r>
-      <w:r>
-        <w:fldChar w:fldCharType="end"/>
-      </w:r>
+      <w:fldSimple w:instr=" SEQ Рисунок \* ARABIC ">
+        <w:r>
+          <w:rPr>
+            <w:noProof/>
+          </w:rPr>
+          <w:t>6</w:t>
+        </w:r>
+      </w:fldSimple>
       <w:r>
         <w:t xml:space="preserve"> — Таблица вероятностей символов</w:t>
       </w:r>
@@ -14501,13 +16057,7 @@
           <w:rPr>
             <w:rFonts w:ascii="Cambria Math" w:hAnsi="Cambria Math"/>
           </w:rPr>
-          <m:t>-</m:t>
-        </m:r>
-        <m:r>
-          <w:rPr>
-            <w:rFonts w:ascii="Cambria Math" w:hAnsi="Cambria Math"/>
-          </w:rPr>
-          <m:t xml:space="preserve"> </m:t>
+          <m:t xml:space="preserve">- </m:t>
         </m:r>
         <m:nary>
           <m:naryPr>
@@ -14526,13 +16076,7 @@
               <w:rPr>
                 <w:rFonts w:ascii="Cambria Math" w:hAnsi="Cambria Math"/>
               </w:rPr>
-              <m:t>i</m:t>
-            </m:r>
-            <m:r>
-              <w:rPr>
-                <w:rFonts w:ascii="Cambria Math" w:hAnsi="Cambria Math"/>
-              </w:rPr>
-              <m:t>=1</m:t>
+              <m:t>i=1</m:t>
             </m:r>
           </m:sub>
           <m:sup>
@@ -14722,7 +16266,13 @@
         <w:ind w:left="1429"/>
       </w:pPr>
       <w:r>
-        <w:t>«Бит» для натурального логарифма, «Нат» для натурального и «Дит» для десятичного.</w:t>
+        <w:t>«Бит» для логарифма</w:t>
+      </w:r>
+      <w:r>
+        <w:t xml:space="preserve"> с основанием 2</w:t>
+      </w:r>
+      <w:r>
+        <w:t>, «Нат» для натурального и «Дит» для десятичного.</w:t>
       </w:r>
     </w:p>
     <w:p>
@@ -14979,9 +16529,21 @@
             <m:r>
               <w:rPr>
                 <w:rFonts w:ascii="Cambria Math" w:hAnsi="Cambria Math"/>
+              </w:rPr>
+              <m:t>(</m:t>
+            </m:r>
+            <m:r>
+              <w:rPr>
+                <w:rFonts w:ascii="Cambria Math" w:hAnsi="Cambria Math"/>
                 <w:lang w:val="en-US"/>
               </w:rPr>
-              <m:t>(X)</m:t>
+              <m:t>X</m:t>
+            </m:r>
+            <m:r>
+              <w:rPr>
+                <w:rFonts w:ascii="Cambria Math" w:hAnsi="Cambria Math"/>
+              </w:rPr>
+              <m:t>)</m:t>
             </m:r>
           </m:e>
         </m:func>
@@ -15046,7 +16608,6 @@
         <m:r>
           <w:rPr>
             <w:rFonts w:ascii="Cambria Math" w:hAnsi="Cambria Math"/>
-            <w:lang w:val="en-US"/>
           </w:rPr>
           <m:t>[-</m:t>
         </m:r>
@@ -15079,14 +16640,32 @@
                 <w:rFonts w:ascii="Cambria Math" w:hAnsi="Cambria Math"/>
                 <w:lang w:val="en-US"/>
               </w:rPr>
-              <m:t>P(X)</m:t>
+              <m:t>P</m:t>
+            </m:r>
+            <m:r>
+              <w:rPr>
+                <w:rFonts w:ascii="Cambria Math" w:hAnsi="Cambria Math"/>
+              </w:rPr>
+              <m:t>(</m:t>
+            </m:r>
+            <m:r>
+              <w:rPr>
+                <w:rFonts w:ascii="Cambria Math" w:hAnsi="Cambria Math"/>
+                <w:lang w:val="en-US"/>
+              </w:rPr>
+              <m:t>X</m:t>
+            </m:r>
+            <m:r>
+              <w:rPr>
+                <w:rFonts w:ascii="Cambria Math" w:hAnsi="Cambria Math"/>
+              </w:rPr>
+              <m:t>)</m:t>
             </m:r>
           </m:e>
         </m:func>
         <m:r>
           <w:rPr>
             <w:rFonts w:ascii="Cambria Math" w:hAnsi="Cambria Math"/>
-            <w:lang w:val="en-US"/>
           </w:rPr>
           <m:t>]</m:t>
         </m:r>
@@ -15123,7 +16702,10 @@
     </w:p>
     <w:p>
       <w:r>
-        <w:t>В ходы выполнения лабораторной работы были закреплены теоретические знания и понятии энтропии как меры неопределённости системы. Были получены практические навыки вычисления энтропии вручную и с использованием программных средств.</w:t>
+        <w:t xml:space="preserve">В ходе </w:t>
+      </w:r>
+      <w:r>
+        <w:t>выполнения лабораторной работы были закреплены теоретические знания и понятии энтропии как меры неопределённости системы. Были получены практические навыки вычисления энтропии вручную и с использованием программных средств.</w:t>
       </w:r>
     </w:p>
     <w:p>
@@ -20586,6 +22168,7 @@
   <w:style w:type="character" w:default="1" w:styleId="a1">
     <w:name w:val="Default Paragraph Font"/>
     <w:uiPriority w:val="1"/>
+    <w:semiHidden/>
     <w:unhideWhenUsed/>
   </w:style>
   <w:style w:type="table" w:default="1" w:styleId="a2">
